--- a/Claude outputs/word-templates/doc8-prototype-validation-template.docx
+++ b/Claude outputs/word-templates/doc8-prototype-validation-template.docx
@@ -116,7 +116,7 @@
                 <v:stroke joinstyle="miter"/>
                 <v:path gradientshapeok="t" o:connecttype="rect"/>
               </v:shapetype>
-              <v:shape id="Text Box 13" o:spid="_x0000_s1026" type="#_x0000_t202" style="position:absolute;left:0;text-align:left;margin-left:-32.25pt;margin-top:-7.9pt;width:117.5pt;height:19pt;z-index:251681792;visibility:visible;mso-wrap-style:square;mso-width-percent:0;mso-height-percent:0;mso-wrap-distance-left:9pt;mso-wrap-distance-top:0;mso-wrap-distance-right:9pt;mso-wrap-distance-bottom:0;mso-position-horizontal:absolute;mso-position-horizontal-relative:text;mso-position-vertical:absolute;mso-position-vertical-relative:text;mso-width-percent:0;mso-height-percent:0;mso-width-relative:margin;mso-height-relative:margin;v-text-anchor:top" o:gfxdata="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" filled="f" stroked="f" strokeweight=".5pt">
+              <v:shape id="Text Box 13" o:spid="_x0000_s1026" type="#_x0000_t202" style="position:absolute;left:0;text-align:left;margin-left:-32.25pt;margin-top:-7.9pt;width:117.5pt;height:19pt;z-index:251681792;visibility:visible;mso-wrap-style:square;mso-width-percent:0;mso-height-percent:0;mso-wrap-distance-left:9pt;mso-wrap-distance-top:0;mso-wrap-distance-right:9pt;mso-wrap-distance-bottom:0;mso-position-horizontal:absolute;mso-position-horizontal-relative:text;mso-position-vertical:absolute;mso-position-vertical-relative:text;mso-width-percent:0;mso-height-percent:0;mso-width-relative:margin;mso-height-relative:margin;v-text-anchor:middle" o:gfxdata="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" filled="f" stroked="f" strokeweight=".5pt">
                 <v:textbox>
                   <w:txbxContent>
                     <w:p>
@@ -193,7 +193,7 @@
         <mc:AlternateContent>
           <mc:Choice Requires="wps">
             <w:drawing>
-              <wp:anchor distT="0" distB="0" distL="114300" distR="114300" simplePos="0" relativeHeight="251664384" behindDoc="0" locked="0" layoutInCell="1" allowOverlap="1" wp14:anchorId="06C008A7" wp14:editId="4D043951">
+              <wp:anchor distT="0" distB="0" distL="114300" distR="114300" simplePos="0" relativeHeight="251664384" behindDoc="0" locked="0" layoutInCell="1" allowOverlap="1" wp14:anchorId="06C008A7" wp14:editId="55FD7B06">
                 <wp:simplePos x="0" y="0"/>
                 <wp:positionH relativeFrom="column">
                   <wp:posOffset>-171450</wp:posOffset>
@@ -284,59 +284,7 @@
                                 <w:sz w:val="20"/>
                                 <w:szCs w:val="20"/>
                               </w:rPr>
-                              <w:t>(</w:t>
-                            </w:r>
-                            <w:r>
-                              <w:rPr>
-                                <w:rFonts w:ascii="Aptos Bold" w:eastAsia="Times New Roman" w:hAnsi="Aptos Bold" w:cs="Times New Roman"/>
-                                <w:b/>
-                                <w:bCs/>
-                                <w:i/>
-                                <w:iCs/>
-                                <w:color w:val="D9D9D9" w:themeColor="background1" w:themeShade="D9"/>
-                                <w:sz w:val="20"/>
-                                <w:szCs w:val="20"/>
-                              </w:rPr>
-                              <w:t>t</w:t>
-                            </w:r>
-                            <w:r>
-                              <w:rPr>
-                                <w:rFonts w:ascii="Aptos Bold" w:eastAsia="Times New Roman" w:hAnsi="Aptos Bold" w:cs="Times New Roman"/>
-                                <w:b/>
-                                <w:bCs/>
-                                <w:i/>
-                                <w:iCs/>
-                                <w:color w:val="D9D9D9" w:themeColor="background1" w:themeShade="D9"/>
-                                <w:sz w:val="20"/>
-                                <w:szCs w:val="20"/>
-                              </w:rPr>
-                              <w:t xml:space="preserve">o be filled up by TBIDO </w:t>
-                            </w:r>
-                            <w:r>
-                              <w:rPr>
-                                <w:rFonts w:ascii="Aptos Bold" w:eastAsia="Times New Roman" w:hAnsi="Aptos Bold" w:cs="Times New Roman"/>
-                                <w:b/>
-                                <w:bCs/>
-                                <w:i/>
-                                <w:iCs/>
-                                <w:color w:val="D9D9D9" w:themeColor="background1" w:themeShade="D9"/>
-                                <w:sz w:val="20"/>
-                                <w:szCs w:val="20"/>
-                              </w:rPr>
-                              <w:t>p</w:t>
-                            </w:r>
-                            <w:r>
-                              <w:rPr>
-                                <w:rFonts w:ascii="Aptos Bold" w:eastAsia="Times New Roman" w:hAnsi="Aptos Bold" w:cs="Times New Roman"/>
-                                <w:b/>
-                                <w:bCs/>
-                                <w:i/>
-                                <w:iCs/>
-                                <w:color w:val="D9D9D9" w:themeColor="background1" w:themeShade="D9"/>
-                                <w:sz w:val="20"/>
-                                <w:szCs w:val="20"/>
-                              </w:rPr>
-                              <w:t>ersonnel)</w:t>
+                              <w:t>(to be filled up by TBIDO personnel)</w:t>
                             </w:r>
                           </w:p>
                         </w:txbxContent>
@@ -407,59 +355,7 @@
                           <w:sz w:val="20"/>
                           <w:szCs w:val="20"/>
                         </w:rPr>
-                        <w:t>(</w:t>
-                      </w:r>
-                      <w:r>
-                        <w:rPr>
-                          <w:rFonts w:ascii="Aptos Bold" w:eastAsia="Times New Roman" w:hAnsi="Aptos Bold" w:cs="Times New Roman"/>
-                          <w:b/>
-                          <w:bCs/>
-                          <w:i/>
-                          <w:iCs/>
-                          <w:color w:val="D9D9D9" w:themeColor="background1" w:themeShade="D9"/>
-                          <w:sz w:val="20"/>
-                          <w:szCs w:val="20"/>
-                        </w:rPr>
-                        <w:t>t</w:t>
-                      </w:r>
-                      <w:r>
-                        <w:rPr>
-                          <w:rFonts w:ascii="Aptos Bold" w:eastAsia="Times New Roman" w:hAnsi="Aptos Bold" w:cs="Times New Roman"/>
-                          <w:b/>
-                          <w:bCs/>
-                          <w:i/>
-                          <w:iCs/>
-                          <w:color w:val="D9D9D9" w:themeColor="background1" w:themeShade="D9"/>
-                          <w:sz w:val="20"/>
-                          <w:szCs w:val="20"/>
-                        </w:rPr>
-                        <w:t xml:space="preserve">o be filled up by TBIDO </w:t>
-                      </w:r>
-                      <w:r>
-                        <w:rPr>
-                          <w:rFonts w:ascii="Aptos Bold" w:eastAsia="Times New Roman" w:hAnsi="Aptos Bold" w:cs="Times New Roman"/>
-                          <w:b/>
-                          <w:bCs/>
-                          <w:i/>
-                          <w:iCs/>
-                          <w:color w:val="D9D9D9" w:themeColor="background1" w:themeShade="D9"/>
-                          <w:sz w:val="20"/>
-                          <w:szCs w:val="20"/>
-                        </w:rPr>
-                        <w:t>p</w:t>
-                      </w:r>
-                      <w:r>
-                        <w:rPr>
-                          <w:rFonts w:ascii="Aptos Bold" w:eastAsia="Times New Roman" w:hAnsi="Aptos Bold" w:cs="Times New Roman"/>
-                          <w:b/>
-                          <w:bCs/>
-                          <w:i/>
-                          <w:iCs/>
-                          <w:color w:val="D9D9D9" w:themeColor="background1" w:themeShade="D9"/>
-                          <w:sz w:val="20"/>
-                          <w:szCs w:val="20"/>
-                        </w:rPr>
-                        <w:t>ersonnel)</w:t>
+                        <w:t>(to be filled up by TBIDO personnel)</w:t>
                       </w:r>
                     </w:p>
                   </w:txbxContent>
@@ -516,7 +412,27 @@
           <w:bCs/>
           <w:u w:val="single"/>
         </w:rPr>
-        <w:t>${company_name}</w:t>
+        <w:t>${</w:t>
+      </w:r>
+      <w:proofErr w:type="spellStart"/>
+      <w:r>
+        <w:rPr>
+          <w:rFonts w:ascii="Times New Roman" w:eastAsia="Times New Roman" w:hAnsi="Times New Roman" w:cs="Times New Roman"/>
+          <w:b/>
+          <w:bCs/>
+          <w:u w:val="single"/>
+        </w:rPr>
+        <w:t>company_name</w:t>
+      </w:r>
+      <w:proofErr w:type="spellEnd"/>
+      <w:r>
+        <w:rPr>
+          <w:rFonts w:ascii="Times New Roman" w:eastAsia="Times New Roman" w:hAnsi="Times New Roman" w:cs="Times New Roman"/>
+          <w:b/>
+          <w:bCs/>
+          <w:u w:val="single"/>
+        </w:rPr>
+        <w:t>}</w:t>
       </w:r>
     </w:p>
     <w:p>
@@ -546,7 +462,27 @@
           <w:bCs/>
           <w:u w:val="single"/>
         </w:rPr>
-        <w:t>${prototype_name}</w:t>
+        <w:t>${</w:t>
+      </w:r>
+      <w:proofErr w:type="spellStart"/>
+      <w:r>
+        <w:rPr>
+          <w:rFonts w:ascii="Times New Roman" w:eastAsia="Times New Roman" w:hAnsi="Times New Roman" w:cs="Times New Roman"/>
+          <w:b/>
+          <w:bCs/>
+          <w:u w:val="single"/>
+        </w:rPr>
+        <w:t>prototype_name</w:t>
+      </w:r>
+      <w:proofErr w:type="spellEnd"/>
+      <w:r>
+        <w:rPr>
+          <w:rFonts w:ascii="Times New Roman" w:eastAsia="Times New Roman" w:hAnsi="Times New Roman" w:cs="Times New Roman"/>
+          <w:b/>
+          <w:bCs/>
+          <w:u w:val="single"/>
+        </w:rPr>
+        <w:t>}</w:t>
       </w:r>
     </w:p>
     <w:p>
@@ -571,6 +507,9 @@
         <w:t>Brief Description of the Prototype:</w:t>
       </w:r>
       <w:r>
+        <w:rPr>
+          <w:rFonts w:ascii="Times New Roman" w:hAnsi="Times New Roman" w:cs="Times New Roman"/>
+        </w:rPr>
         <w:br/>
       </w:r>
       <w:r>
@@ -590,6 +529,7 @@
       </w:pPr>
       <w:r>
         <w:rPr>
+          <w:rFonts w:ascii="Times New Roman" w:hAnsi="Times New Roman" w:cs="Times New Roman"/>
           <w:noProof/>
         </w:rPr>
         <mc:AlternateContent>
@@ -629,15 +569,32 @@
                         <w:txbxContent>
                           <w:p>
                             <w:pPr>
-                              <w:ind w:firstLine="720"/>
-                            </w:pPr>
-                            <w:r>
-                              <w:rPr>
-                                <w:rFonts w:ascii="Times New Roman" w:eastAsia="Times New Roman" w:hAnsi="Times New Roman" w:cs="Times New Roman"/>
-                                <w:sz w:val="22"/>
-                                <w:szCs w:val="22"/>
-                              </w:rPr>
-                              <w:t>${prototype_description}</w:t>
+                              <w:rPr>
+                                <w:u w:val="single"/>
+                              </w:rPr>
+                            </w:pPr>
+                            <w:r>
+                              <w:rPr>
+                                <w:rFonts w:ascii="Times New Roman" w:eastAsia="Times New Roman" w:hAnsi="Times New Roman" w:cs="Times New Roman"/>
+                                <w:u w:val="single"/>
+                              </w:rPr>
+                              <w:t>${</w:t>
+                            </w:r>
+                            <w:proofErr w:type="spellStart"/>
+                            <w:r>
+                              <w:rPr>
+                                <w:rFonts w:ascii="Times New Roman" w:eastAsia="Times New Roman" w:hAnsi="Times New Roman" w:cs="Times New Roman"/>
+                                <w:u w:val="single"/>
+                              </w:rPr>
+                              <w:t>prototype_description</w:t>
+                            </w:r>
+                            <w:proofErr w:type="spellEnd"/>
+                            <w:r>
+                              <w:rPr>
+                                <w:rFonts w:ascii="Times New Roman" w:eastAsia="Times New Roman" w:hAnsi="Times New Roman" w:cs="Times New Roman"/>
+                                <w:u w:val="single"/>
+                              </w:rPr>
+                              <w:t>}</w:t>
                             </w:r>
                           </w:p>
                         </w:txbxContent>
@@ -659,15 +616,37 @@
           </mc:Choice>
           <mc:Fallback>
             <w:pict>
-              <v:shape w14:anchorId="31AC25AD" id="Text Box 14" o:spid="_x0000_s1028" type="#_x0000_t202" style="position:absolute;margin-left:16.8pt;margin-top:.25pt;width:438.15pt;height:106.65pt;z-index:251682816;visibility:visible;mso-wrap-style:square;mso-height-percent:0;mso-wrap-distance-left:9pt;mso-wrap-distance-top:0;mso-wrap-distance-right:9pt;mso-wrap-distance-bottom:0;mso-position-horizontal:absolute;mso-position-horizontal-relative:text;mso-position-vertical:absolute;mso-position-vertical-relative:text;mso-height-percent:0;mso-height-relative:margin;v-text-anchor:top" o:gfxdata="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" filled="f" stroked="f" strokeweight=".5pt">
+              <v:shape w14:anchorId="31AC25AD" id="Text Box 14" o:spid="_x0000_s1028" type="#_x0000_t202" style="position:absolute;margin-left:16.8pt;margin-top:.25pt;width:438.15pt;height:106.65pt;z-index:251682816;visibility:visible;mso-wrap-style:square;mso-height-percent:0;mso-wrap-distance-left:9pt;mso-wrap-distance-top:0;mso-wrap-distance-right:9pt;mso-wrap-distance-bottom:0;mso-position-horizontal:absolute;mso-position-horizontal-relative:text;mso-position-vertical:absolute;mso-position-vertical-relative:text;mso-height-percent:0;mso-height-relative:margin;v-text-anchor:middle" o:gfxdata="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" filled="f" stroked="f" strokeweight=".5pt">
                 <v:textbox>
                   <w:txbxContent>
                     <w:p>
                       <w:pPr>
-                        <w:ind w:firstLine="720"/>
+                        <w:rPr>
+                          <w:u w:val="single"/>
+                        </w:rPr>
                       </w:pPr>
                       <w:r>
-                        <w:t>___________________________________________________________________________________________________________________________________________________________________________________________________________________________________________________________________________________________________________________________________________________________________________________________________________________________________________________________________________________________________________</w:t>
+                        <w:rPr>
+                          <w:rFonts w:ascii="Times New Roman" w:eastAsia="Times New Roman" w:hAnsi="Times New Roman" w:cs="Times New Roman"/>
+                          <w:u w:val="single"/>
+                        </w:rPr>
+                        <w:t>${</w:t>
+                      </w:r>
+                      <w:proofErr w:type="spellStart"/>
+                      <w:r>
+                        <w:rPr>
+                          <w:rFonts w:ascii="Times New Roman" w:eastAsia="Times New Roman" w:hAnsi="Times New Roman" w:cs="Times New Roman"/>
+                          <w:u w:val="single"/>
+                        </w:rPr>
+                        <w:t>prototype_description</w:t>
+                      </w:r>
+                      <w:proofErr w:type="spellEnd"/>
+                      <w:r>
+                        <w:rPr>
+                          <w:rFonts w:ascii="Times New Roman" w:eastAsia="Times New Roman" w:hAnsi="Times New Roman" w:cs="Times New Roman"/>
+                          <w:u w:val="single"/>
+                        </w:rPr>
+                        <w:t>}</w:t>
                       </w:r>
                     </w:p>
                   </w:txbxContent>
@@ -761,12 +740,12 @@
         <w:tblLook w:val="04A0" w:firstRow="1" w:lastRow="0" w:firstColumn="1" w:lastColumn="0" w:noHBand="0" w:noVBand="1"/>
       </w:tblPr>
       <w:tblGrid>
-        <w:gridCol w:w="2245"/>
-        <w:gridCol w:w="652"/>
-        <w:gridCol w:w="2228"/>
-        <w:gridCol w:w="670"/>
-        <w:gridCol w:w="2930"/>
-        <w:gridCol w:w="625"/>
+        <w:gridCol w:w="1580"/>
+        <w:gridCol w:w="1588"/>
+        <w:gridCol w:w="1434"/>
+        <w:gridCol w:w="1576"/>
+        <w:gridCol w:w="1620"/>
+        <w:gridCol w:w="1552"/>
       </w:tblGrid>
       <w:tr>
         <w:trPr>
@@ -1004,23 +983,7 @@
                 <w:sz w:val="18"/>
                 <w:szCs w:val="18"/>
               </w:rPr>
-              <w:t>Mobile App</w:t>
-            </w:r>
-            <w:r>
-              <w:rPr>
-                <w:rFonts w:ascii="Times New Roman" w:eastAsia="Times New Roman" w:hAnsi="Times New Roman" w:cs="Times New Roman"/>
-                <w:sz w:val="18"/>
-                <w:szCs w:val="18"/>
-              </w:rPr>
-              <w:t xml:space="preserve"> </w:t>
-            </w:r>
-            <w:r>
-              <w:rPr>
-                <w:rFonts w:ascii="Times New Roman" w:eastAsia="Times New Roman" w:hAnsi="Times New Roman" w:cs="Times New Roman"/>
-                <w:sz w:val="18"/>
-                <w:szCs w:val="18"/>
-              </w:rPr>
-              <w:t>(Android/iOS)</w:t>
+              <w:t>Mobile App (Android/iOS)</w:t>
             </w:r>
           </w:p>
         </w:tc>
@@ -1768,15 +1731,6 @@
           <w:bCs/>
         </w:rPr>
       </w:pPr>
-    </w:p>
-    <w:p>
-      <w:pPr>
-        <w:rPr>
-          <w:rFonts w:ascii="Times New Roman" w:eastAsia="Times New Roman" w:hAnsi="Times New Roman" w:cs="Times New Roman"/>
-          <w:b/>
-          <w:bCs/>
-        </w:rPr>
-      </w:pPr>
       <w:r>
         <w:rPr>
           <w:rFonts w:ascii="Times New Roman" w:eastAsia="Times New Roman" w:hAnsi="Times New Roman" w:cs="Times New Roman"/>
@@ -1789,7 +1743,7 @@
         <mc:AlternateContent>
           <mc:Choice Requires="wps">
             <w:drawing>
-              <wp:anchor distT="0" distB="0" distL="114300" distR="114300" simplePos="0" relativeHeight="251666432" behindDoc="1" locked="0" layoutInCell="1" allowOverlap="1" wp14:anchorId="24712541" wp14:editId="6800D851">
+              <wp:anchor distT="0" distB="0" distL="114300" distR="114300" simplePos="0" relativeHeight="251666432" behindDoc="1" locked="0" layoutInCell="1" allowOverlap="1" wp14:anchorId="24712541" wp14:editId="50CCA5B2">
                 <wp:simplePos x="0" y="0"/>
                 <wp:positionH relativeFrom="margin">
                   <wp:posOffset>-222885</wp:posOffset>
@@ -2072,6 +2026,7 @@
       </w:r>
       <w:r>
         <w:rPr>
+          <w:rFonts w:ascii="Times New Roman" w:hAnsi="Times New Roman" w:cs="Times New Roman"/>
           <w:sz w:val="20"/>
           <w:szCs w:val="20"/>
         </w:rPr>
@@ -2163,6 +2118,7 @@
           <w:rFonts w:ascii="Times New Roman" w:eastAsia="Times New Roman" w:hAnsi="Times New Roman" w:cs="Times New Roman"/>
           <w:b/>
           <w:bCs/>
+          <w:noProof/>
           <w:sz w:val="20"/>
           <w:szCs w:val="20"/>
         </w:rPr>
@@ -2466,15 +2422,6 @@
           <w:bCs/>
         </w:rPr>
       </w:pPr>
-    </w:p>
-    <w:p>
-      <w:pPr>
-        <w:rPr>
-          <w:rFonts w:ascii="Times New Roman" w:eastAsia="Times New Roman" w:hAnsi="Times New Roman" w:cs="Times New Roman"/>
-          <w:b/>
-          <w:bCs/>
-        </w:rPr>
-      </w:pPr>
       <w:r>
         <w:rPr>
           <w:rFonts w:ascii="Times New Roman" w:eastAsia="Times New Roman" w:hAnsi="Times New Roman" w:cs="Times New Roman"/>
@@ -2486,7 +2433,7 @@
         <mc:AlternateContent>
           <mc:Choice Requires="wps">
             <w:drawing>
-              <wp:anchor distT="0" distB="0" distL="114300" distR="114300" simplePos="0" relativeHeight="251683840" behindDoc="0" locked="0" layoutInCell="1" allowOverlap="1" wp14:anchorId="0F73BB1F" wp14:editId="3F46E5FE">
+              <wp:anchor distT="0" distB="0" distL="114300" distR="114300" simplePos="0" relativeHeight="251683840" behindDoc="0" locked="0" layoutInCell="1" allowOverlap="1" wp14:anchorId="0F73BB1F" wp14:editId="250AF650">
                 <wp:simplePos x="0" y="0"/>
                 <wp:positionH relativeFrom="margin">
                   <wp:align>right</wp:align>
@@ -2526,19 +2473,18 @@
                             </w:tblPr>
                             <w:tblGrid>
                               <w:gridCol w:w="452"/>
-                              <w:gridCol w:w="7"/>
-                              <w:gridCol w:w="2405"/>
-                              <w:gridCol w:w="296"/>
-                              <w:gridCol w:w="296"/>
-                              <w:gridCol w:w="296"/>
-                              <w:gridCol w:w="296"/>
-                              <w:gridCol w:w="296"/>
+                              <w:gridCol w:w="1566"/>
+                              <w:gridCol w:w="2089"/>
+                              <w:gridCol w:w="2089"/>
+                              <w:gridCol w:w="2089"/>
+                              <w:gridCol w:w="2089"/>
+                              <w:gridCol w:w="2089"/>
                             </w:tblGrid>
                             <w:tr>
                               <w:tc>
                                 <w:tcPr>
                                   <w:tcW w:w="4344" w:type="dxa"/>
-                                  <w:gridSpan w:val="8"/>
+                                  <w:gridSpan w:val="7"/>
                                 </w:tcPr>
                                 <w:p>
                                   <w:pPr>
@@ -2567,7 +2513,6 @@
                               <w:tc>
                                 <w:tcPr>
                                   <w:tcW w:w="459" w:type="dxa"/>
-                                  <w:gridSpan w:val="2"/>
                                 </w:tcPr>
                                 <w:p>
                                   <w:pPr>
@@ -2752,7 +2697,6 @@
                               <w:tc>
                                 <w:tcPr>
                                   <w:tcW w:w="459" w:type="dxa"/>
-                                  <w:gridSpan w:val="2"/>
                                   <w:vAlign w:val="center"/>
                                 </w:tcPr>
                                 <w:p>
@@ -2916,7 +2860,6 @@
                               <w:tc>
                                 <w:tcPr>
                                   <w:tcW w:w="459" w:type="dxa"/>
-                                  <w:gridSpan w:val="2"/>
                                   <w:vAlign w:val="center"/>
                                 </w:tcPr>
                                 <w:p>
@@ -3080,7 +3023,6 @@
                               <w:tc>
                                 <w:tcPr>
                                   <w:tcW w:w="459" w:type="dxa"/>
-                                  <w:gridSpan w:val="2"/>
                                   <w:vAlign w:val="center"/>
                                 </w:tcPr>
                                 <w:p>
@@ -3244,7 +3186,6 @@
                               <w:tc>
                                 <w:tcPr>
                                   <w:tcW w:w="459" w:type="dxa"/>
-                                  <w:gridSpan w:val="2"/>
                                   <w:vAlign w:val="center"/>
                                 </w:tcPr>
                                 <w:p>
@@ -3408,7 +3349,6 @@
                               <w:tc>
                                 <w:tcPr>
                                   <w:tcW w:w="459" w:type="dxa"/>
-                                  <w:gridSpan w:val="2"/>
                                   <w:vAlign w:val="center"/>
                                 </w:tcPr>
                                 <w:p>
@@ -3572,7 +3512,6 @@
                               <w:tc>
                                 <w:tcPr>
                                   <w:tcW w:w="459" w:type="dxa"/>
-                                  <w:gridSpan w:val="2"/>
                                   <w:vAlign w:val="center"/>
                                 </w:tcPr>
                                 <w:p>
@@ -3739,7 +3678,7 @@
                               <w:tc>
                                 <w:tcPr>
                                   <w:tcW w:w="2864" w:type="dxa"/>
-                                  <w:gridSpan w:val="3"/>
+                                  <w:gridSpan w:val="2"/>
                                   <w:shd w:val="clear" w:color="auto" w:fill="F2F2F2" w:themeFill="background1" w:themeFillShade="F2"/>
                                   <w:vAlign w:val="center"/>
                                 </w:tcPr>
@@ -3785,7 +3724,25 @@
                                       <w:b/>
                                       <w:bCs/>
                                     </w:rPr>
-                                    <w:t xml:space="preserve">${avg_ux}</w:t>
+                                    <w:t>${</w:t>
+                                  </w:r>
+                                  <w:proofErr w:type="spellStart"/>
+                                  <w:r>
+                                    <w:rPr>
+                                      <w:rFonts w:ascii="Times New Roman" w:eastAsia="Times New Roman" w:hAnsi="Times New Roman" w:cs="Times New Roman"/>
+                                      <w:b/>
+                                      <w:bCs/>
+                                    </w:rPr>
+                                    <w:t>avg_ux</w:t>
+                                  </w:r>
+                                  <w:proofErr w:type="spellEnd"/>
+                                  <w:r>
+                                    <w:rPr>
+                                      <w:rFonts w:ascii="Times New Roman" w:eastAsia="Times New Roman" w:hAnsi="Times New Roman" w:cs="Times New Roman"/>
+                                      <w:b/>
+                                      <w:bCs/>
+                                    </w:rPr>
+                                    <w:t>}</w:t>
                                   </w:r>
                                 </w:p>
                               </w:tc>
@@ -3797,7 +3754,7 @@
                               <w:tc>
                                 <w:tcPr>
                                   <w:tcW w:w="2864" w:type="dxa"/>
-                                  <w:gridSpan w:val="3"/>
+                                  <w:gridSpan w:val="2"/>
                                   <w:shd w:val="clear" w:color="auto" w:fill="F2F2F2" w:themeFill="background1" w:themeFillShade="F2"/>
                                   <w:vAlign w:val="center"/>
                                 </w:tcPr>
@@ -3853,7 +3810,25 @@
                                       <w:sz w:val="18"/>
                                       <w:szCs w:val="18"/>
                                     </w:rPr>
-                                    <w:t>${interp_ux}</w:t>
+                                    <w:t>${</w:t>
+                                  </w:r>
+                                  <w:proofErr w:type="spellStart"/>
+                                  <w:r>
+                                    <w:rPr>
+                                      <w:rFonts w:ascii="Times New Roman" w:eastAsia="Times New Roman" w:hAnsi="Times New Roman" w:cs="Times New Roman"/>
+                                      <w:sz w:val="18"/>
+                                      <w:szCs w:val="18"/>
+                                    </w:rPr>
+                                    <w:t>interp_ux</w:t>
+                                  </w:r>
+                                  <w:proofErr w:type="spellEnd"/>
+                                  <w:r>
+                                    <w:rPr>
+                                      <w:rFonts w:ascii="Times New Roman" w:eastAsia="Times New Roman" w:hAnsi="Times New Roman" w:cs="Times New Roman"/>
+                                      <w:sz w:val="18"/>
+                                      <w:szCs w:val="18"/>
+                                    </w:rPr>
+                                    <w:t>}</w:t>
                                   </w:r>
                                 </w:p>
                               </w:tc>
@@ -3865,8 +3840,7 @@
                               <w:tc>
                                 <w:tcPr>
                                   <w:tcW w:w="4344" w:type="dxa"/>
-                                  <w:gridSpan w:val="8"/>
-                                  <w:shd w:val="clear" w:color="auto" w:fill="auto"/>
+                                  <w:gridSpan w:val="7"/>
                                   <w:vAlign w:val="center"/>
                                 </w:tcPr>
                                 <w:p>
@@ -3887,7 +3861,7 @@
                               <w:tc>
                                 <w:tcPr>
                                   <w:tcW w:w="4344" w:type="dxa"/>
-                                  <w:gridSpan w:val="8"/>
+                                  <w:gridSpan w:val="7"/>
                                   <w:shd w:val="clear" w:color="auto" w:fill="FFFFFF" w:themeFill="background1"/>
                                   <w:vAlign w:val="center"/>
                                 </w:tcPr>
@@ -3946,7 +3920,6 @@
                               <w:tc>
                                 <w:tcPr>
                                   <w:tcW w:w="2412" w:type="dxa"/>
-                                  <w:gridSpan w:val="2"/>
                                   <w:shd w:val="clear" w:color="auto" w:fill="FFFFFF" w:themeFill="background1"/>
                                 </w:tcPr>
                                 <w:p>
@@ -4131,7 +4104,6 @@
                               <w:tc>
                                 <w:tcPr>
                                   <w:tcW w:w="2412" w:type="dxa"/>
-                                  <w:gridSpan w:val="2"/>
                                   <w:shd w:val="clear" w:color="auto" w:fill="FFFFFF" w:themeFill="background1"/>
                                 </w:tcPr>
                                 <w:p>
@@ -4309,7 +4281,6 @@
                               <w:tc>
                                 <w:tcPr>
                                   <w:tcW w:w="2412" w:type="dxa"/>
-                                  <w:gridSpan w:val="2"/>
                                   <w:shd w:val="clear" w:color="auto" w:fill="FFFFFF" w:themeFill="background1"/>
                                 </w:tcPr>
                                 <w:p>
@@ -4487,7 +4458,6 @@
                               <w:tc>
                                 <w:tcPr>
                                   <w:tcW w:w="2412" w:type="dxa"/>
-                                  <w:gridSpan w:val="2"/>
                                   <w:shd w:val="clear" w:color="auto" w:fill="FFFFFF" w:themeFill="background1"/>
                                 </w:tcPr>
                                 <w:tbl>
@@ -4503,7 +4473,7 @@
                                     <w:tblLook w:val="04A0" w:firstRow="1" w:lastRow="0" w:firstColumn="1" w:lastColumn="0" w:noHBand="0" w:noVBand="1"/>
                                   </w:tblPr>
                                   <w:tblGrid>
-                                    <w:gridCol w:w="2196"/>
+                                    <w:gridCol w:w="1350"/>
                                   </w:tblGrid>
                                   <w:tr>
                                     <w:trPr>
@@ -4703,7 +4673,6 @@
                               <w:tc>
                                 <w:tcPr>
                                   <w:tcW w:w="2412" w:type="dxa"/>
-                                  <w:gridSpan w:val="2"/>
                                   <w:shd w:val="clear" w:color="auto" w:fill="FFFFFF" w:themeFill="background1"/>
                                 </w:tcPr>
                                 <w:p>
@@ -4879,7 +4848,6 @@
                               <w:tc>
                                 <w:tcPr>
                                   <w:tcW w:w="2412" w:type="dxa"/>
-                                  <w:gridSpan w:val="2"/>
                                   <w:shd w:val="clear" w:color="auto" w:fill="FFFFFF" w:themeFill="background1"/>
                                 </w:tcPr>
                                 <w:p>
@@ -5028,7 +4996,7 @@
                               <w:tc>
                                 <w:tcPr>
                                   <w:tcW w:w="2864" w:type="dxa"/>
-                                  <w:gridSpan w:val="3"/>
+                                  <w:gridSpan w:val="2"/>
                                   <w:shd w:val="clear" w:color="auto" w:fill="F2F2F2" w:themeFill="background1" w:themeFillShade="F2"/>
                                 </w:tcPr>
                                 <w:p>
@@ -5066,7 +5034,15 @@
                                     </w:rPr>
                                   </w:pPr>
                                   <w:r>
-                                    <w:t>${avg_branding}</w:t>
+                                    <w:t>${</w:t>
+                                  </w:r>
+                                  <w:proofErr w:type="spellStart"/>
+                                  <w:r>
+                                    <w:t>avg_branding</w:t>
+                                  </w:r>
+                                  <w:proofErr w:type="spellEnd"/>
+                                  <w:r>
+                                    <w:t>}</w:t>
                                   </w:r>
                                 </w:p>
                               </w:tc>
@@ -5078,7 +5054,7 @@
                               <w:tc>
                                 <w:tcPr>
                                   <w:tcW w:w="2864" w:type="dxa"/>
-                                  <w:gridSpan w:val="3"/>
+                                  <w:gridSpan w:val="2"/>
                                   <w:shd w:val="clear" w:color="auto" w:fill="F2F2F2" w:themeFill="background1" w:themeFillShade="F2"/>
                                 </w:tcPr>
                                 <w:p>
@@ -5131,7 +5107,25 @@
                                       <w:sz w:val="18"/>
                                       <w:szCs w:val="18"/>
                                     </w:rPr>
-                                    <w:t>${interp_branding}</w:t>
+                                    <w:t>${</w:t>
+                                  </w:r>
+                                  <w:proofErr w:type="spellStart"/>
+                                  <w:r>
+                                    <w:rPr>
+                                      <w:rFonts w:ascii="Times New Roman" w:eastAsia="Times New Roman" w:hAnsi="Times New Roman" w:cs="Times New Roman"/>
+                                      <w:sz w:val="18"/>
+                                      <w:szCs w:val="18"/>
+                                    </w:rPr>
+                                    <w:t>interp_branding</w:t>
+                                  </w:r>
+                                  <w:proofErr w:type="spellEnd"/>
+                                  <w:r>
+                                    <w:rPr>
+                                      <w:rFonts w:ascii="Times New Roman" w:eastAsia="Times New Roman" w:hAnsi="Times New Roman" w:cs="Times New Roman"/>
+                                      <w:sz w:val="18"/>
+                                      <w:szCs w:val="18"/>
+                                    </w:rPr>
+                                    <w:t>}</w:t>
                                   </w:r>
                                 </w:p>
                               </w:tc>
@@ -5143,8 +5137,7 @@
                               <w:tc>
                                 <w:tcPr>
                                   <w:tcW w:w="4344" w:type="dxa"/>
-                                  <w:gridSpan w:val="8"/>
-                                  <w:shd w:val="clear" w:color="auto" w:fill="auto"/>
+                                  <w:gridSpan w:val="7"/>
                                 </w:tcPr>
                                 <w:p>
                                   <w:pPr>
@@ -5192,19 +5185,18 @@
                       </w:tblPr>
                       <w:tblGrid>
                         <w:gridCol w:w="452"/>
-                        <w:gridCol w:w="7"/>
-                        <w:gridCol w:w="2405"/>
-                        <w:gridCol w:w="296"/>
-                        <w:gridCol w:w="296"/>
-                        <w:gridCol w:w="296"/>
-                        <w:gridCol w:w="296"/>
-                        <w:gridCol w:w="296"/>
+                        <w:gridCol w:w="1566"/>
+                        <w:gridCol w:w="2089"/>
+                        <w:gridCol w:w="2089"/>
+                        <w:gridCol w:w="2089"/>
+                        <w:gridCol w:w="2089"/>
+                        <w:gridCol w:w="2089"/>
                       </w:tblGrid>
                       <w:tr>
                         <w:tc>
                           <w:tcPr>
                             <w:tcW w:w="4344" w:type="dxa"/>
-                            <w:gridSpan w:val="8"/>
+                            <w:gridSpan w:val="7"/>
                           </w:tcPr>
                           <w:p>
                             <w:pPr>
@@ -5233,7 +5225,6 @@
                         <w:tc>
                           <w:tcPr>
                             <w:tcW w:w="459" w:type="dxa"/>
-                            <w:gridSpan w:val="2"/>
                           </w:tcPr>
                           <w:p>
                             <w:pPr>
@@ -5418,7 +5409,6 @@
                         <w:tc>
                           <w:tcPr>
                             <w:tcW w:w="459" w:type="dxa"/>
-                            <w:gridSpan w:val="2"/>
                             <w:vAlign w:val="center"/>
                           </w:tcPr>
                           <w:p>
@@ -5468,12 +5458,21 @@
                           </w:tcPr>
                           <w:p>
                             <w:pPr>
-                              <w:rPr>
-                                <w:rFonts w:ascii="Times New Roman" w:eastAsia="Times New Roman" w:hAnsi="Times New Roman" w:cs="Times New Roman"/>
-                                <w:b/>
-                                <w:bCs/>
-                              </w:rPr>
-                            </w:pPr>
+                              <w:jc w:val="center"/>
+                              <w:rPr>
+                                <w:rFonts w:ascii="Times New Roman" w:eastAsia="Times New Roman" w:hAnsi="Times New Roman" w:cs="Times New Roman"/>
+                                <w:b/>
+                                <w:bCs/>
+                              </w:rPr>
+                            </w:pPr>
+                            <w:r>
+                              <w:rPr>
+                                <w:rFonts w:ascii="Times New Roman" w:eastAsia="Times New Roman" w:hAnsi="Times New Roman" w:cs="Times New Roman"/>
+                                <w:b/>
+                                <w:bCs/>
+                              </w:rPr>
+                              <w:t>${rt_ux_0_5}</w:t>
+                            </w:r>
                           </w:p>
                         </w:tc>
                         <w:tc>
@@ -5482,12 +5481,21 @@
                           </w:tcPr>
                           <w:p>
                             <w:pPr>
-                              <w:rPr>
-                                <w:rFonts w:ascii="Times New Roman" w:eastAsia="Times New Roman" w:hAnsi="Times New Roman" w:cs="Times New Roman"/>
-                                <w:b/>
-                                <w:bCs/>
-                              </w:rPr>
-                            </w:pPr>
+                              <w:jc w:val="center"/>
+                              <w:rPr>
+                                <w:rFonts w:ascii="Times New Roman" w:eastAsia="Times New Roman" w:hAnsi="Times New Roman" w:cs="Times New Roman"/>
+                                <w:b/>
+                                <w:bCs/>
+                              </w:rPr>
+                            </w:pPr>
+                            <w:r>
+                              <w:rPr>
+                                <w:rFonts w:ascii="Times New Roman" w:eastAsia="Times New Roman" w:hAnsi="Times New Roman" w:cs="Times New Roman"/>
+                                <w:b/>
+                                <w:bCs/>
+                              </w:rPr>
+                              <w:t>${rt_ux_0_4}</w:t>
+                            </w:r>
                           </w:p>
                         </w:tc>
                         <w:tc>
@@ -5496,12 +5504,21 @@
                           </w:tcPr>
                           <w:p>
                             <w:pPr>
-                              <w:rPr>
-                                <w:rFonts w:ascii="Times New Roman" w:eastAsia="Times New Roman" w:hAnsi="Times New Roman" w:cs="Times New Roman"/>
-                                <w:b/>
-                                <w:bCs/>
-                              </w:rPr>
-                            </w:pPr>
+                              <w:jc w:val="center"/>
+                              <w:rPr>
+                                <w:rFonts w:ascii="Times New Roman" w:eastAsia="Times New Roman" w:hAnsi="Times New Roman" w:cs="Times New Roman"/>
+                                <w:b/>
+                                <w:bCs/>
+                              </w:rPr>
+                            </w:pPr>
+                            <w:r>
+                              <w:rPr>
+                                <w:rFonts w:ascii="Times New Roman" w:eastAsia="Times New Roman" w:hAnsi="Times New Roman" w:cs="Times New Roman"/>
+                                <w:b/>
+                                <w:bCs/>
+                              </w:rPr>
+                              <w:t>${rt_ux_0_3}</w:t>
+                            </w:r>
                           </w:p>
                         </w:tc>
                         <w:tc>
@@ -5510,12 +5527,21 @@
                           </w:tcPr>
                           <w:p>
                             <w:pPr>
-                              <w:rPr>
-                                <w:rFonts w:ascii="Times New Roman" w:eastAsia="Times New Roman" w:hAnsi="Times New Roman" w:cs="Times New Roman"/>
-                                <w:b/>
-                                <w:bCs/>
-                              </w:rPr>
-                            </w:pPr>
+                              <w:jc w:val="center"/>
+                              <w:rPr>
+                                <w:rFonts w:ascii="Times New Roman" w:eastAsia="Times New Roman" w:hAnsi="Times New Roman" w:cs="Times New Roman"/>
+                                <w:b/>
+                                <w:bCs/>
+                              </w:rPr>
+                            </w:pPr>
+                            <w:r>
+                              <w:rPr>
+                                <w:rFonts w:ascii="Times New Roman" w:eastAsia="Times New Roman" w:hAnsi="Times New Roman" w:cs="Times New Roman"/>
+                                <w:b/>
+                                <w:bCs/>
+                              </w:rPr>
+                              <w:t>${rt_ux_0_2}</w:t>
+                            </w:r>
                           </w:p>
                         </w:tc>
                         <w:tc>
@@ -5524,12 +5550,21 @@
                           </w:tcPr>
                           <w:p>
                             <w:pPr>
-                              <w:rPr>
-                                <w:rFonts w:ascii="Times New Roman" w:eastAsia="Times New Roman" w:hAnsi="Times New Roman" w:cs="Times New Roman"/>
-                                <w:b/>
-                                <w:bCs/>
-                              </w:rPr>
-                            </w:pPr>
+                              <w:jc w:val="center"/>
+                              <w:rPr>
+                                <w:rFonts w:ascii="Times New Roman" w:eastAsia="Times New Roman" w:hAnsi="Times New Roman" w:cs="Times New Roman"/>
+                                <w:b/>
+                                <w:bCs/>
+                              </w:rPr>
+                            </w:pPr>
+                            <w:r>
+                              <w:rPr>
+                                <w:rFonts w:ascii="Times New Roman" w:eastAsia="Times New Roman" w:hAnsi="Times New Roman" w:cs="Times New Roman"/>
+                                <w:b/>
+                                <w:bCs/>
+                              </w:rPr>
+                              <w:t>${rt_ux_0_1}</w:t>
+                            </w:r>
                           </w:p>
                         </w:tc>
                       </w:tr>
@@ -5537,7 +5572,6 @@
                         <w:tc>
                           <w:tcPr>
                             <w:tcW w:w="459" w:type="dxa"/>
-                            <w:gridSpan w:val="2"/>
                             <w:vAlign w:val="center"/>
                           </w:tcPr>
                           <w:p>
@@ -5587,12 +5621,21 @@
                           </w:tcPr>
                           <w:p>
                             <w:pPr>
-                              <w:rPr>
-                                <w:rFonts w:ascii="Times New Roman" w:eastAsia="Times New Roman" w:hAnsi="Times New Roman" w:cs="Times New Roman"/>
-                                <w:b/>
-                                <w:bCs/>
-                              </w:rPr>
-                            </w:pPr>
+                              <w:jc w:val="center"/>
+                              <w:rPr>
+                                <w:rFonts w:ascii="Times New Roman" w:eastAsia="Times New Roman" w:hAnsi="Times New Roman" w:cs="Times New Roman"/>
+                                <w:b/>
+                                <w:bCs/>
+                              </w:rPr>
+                            </w:pPr>
+                            <w:r>
+                              <w:rPr>
+                                <w:rFonts w:ascii="Times New Roman" w:eastAsia="Times New Roman" w:hAnsi="Times New Roman" w:cs="Times New Roman"/>
+                                <w:b/>
+                                <w:bCs/>
+                              </w:rPr>
+                              <w:t>${rt_ux_1_5}</w:t>
+                            </w:r>
                           </w:p>
                         </w:tc>
                         <w:tc>
@@ -5601,12 +5644,21 @@
                           </w:tcPr>
                           <w:p>
                             <w:pPr>
-                              <w:rPr>
-                                <w:rFonts w:ascii="Times New Roman" w:eastAsia="Times New Roman" w:hAnsi="Times New Roman" w:cs="Times New Roman"/>
-                                <w:b/>
-                                <w:bCs/>
-                              </w:rPr>
-                            </w:pPr>
+                              <w:jc w:val="center"/>
+                              <w:rPr>
+                                <w:rFonts w:ascii="Times New Roman" w:eastAsia="Times New Roman" w:hAnsi="Times New Roman" w:cs="Times New Roman"/>
+                                <w:b/>
+                                <w:bCs/>
+                              </w:rPr>
+                            </w:pPr>
+                            <w:r>
+                              <w:rPr>
+                                <w:rFonts w:ascii="Times New Roman" w:eastAsia="Times New Roman" w:hAnsi="Times New Roman" w:cs="Times New Roman"/>
+                                <w:b/>
+                                <w:bCs/>
+                              </w:rPr>
+                              <w:t>${rt_ux_1_4}</w:t>
+                            </w:r>
                           </w:p>
                         </w:tc>
                         <w:tc>
@@ -5615,12 +5667,21 @@
                           </w:tcPr>
                           <w:p>
                             <w:pPr>
-                              <w:rPr>
-                                <w:rFonts w:ascii="Times New Roman" w:eastAsia="Times New Roman" w:hAnsi="Times New Roman" w:cs="Times New Roman"/>
-                                <w:b/>
-                                <w:bCs/>
-                              </w:rPr>
-                            </w:pPr>
+                              <w:jc w:val="center"/>
+                              <w:rPr>
+                                <w:rFonts w:ascii="Times New Roman" w:eastAsia="Times New Roman" w:hAnsi="Times New Roman" w:cs="Times New Roman"/>
+                                <w:b/>
+                                <w:bCs/>
+                              </w:rPr>
+                            </w:pPr>
+                            <w:r>
+                              <w:rPr>
+                                <w:rFonts w:ascii="Times New Roman" w:eastAsia="Times New Roman" w:hAnsi="Times New Roman" w:cs="Times New Roman"/>
+                                <w:b/>
+                                <w:bCs/>
+                              </w:rPr>
+                              <w:t>${rt_ux_1_3}</w:t>
+                            </w:r>
                           </w:p>
                         </w:tc>
                         <w:tc>
@@ -5629,12 +5690,21 @@
                           </w:tcPr>
                           <w:p>
                             <w:pPr>
-                              <w:rPr>
-                                <w:rFonts w:ascii="Times New Roman" w:eastAsia="Times New Roman" w:hAnsi="Times New Roman" w:cs="Times New Roman"/>
-                                <w:b/>
-                                <w:bCs/>
-                              </w:rPr>
-                            </w:pPr>
+                              <w:jc w:val="center"/>
+                              <w:rPr>
+                                <w:rFonts w:ascii="Times New Roman" w:eastAsia="Times New Roman" w:hAnsi="Times New Roman" w:cs="Times New Roman"/>
+                                <w:b/>
+                                <w:bCs/>
+                              </w:rPr>
+                            </w:pPr>
+                            <w:r>
+                              <w:rPr>
+                                <w:rFonts w:ascii="Times New Roman" w:eastAsia="Times New Roman" w:hAnsi="Times New Roman" w:cs="Times New Roman"/>
+                                <w:b/>
+                                <w:bCs/>
+                              </w:rPr>
+                              <w:t>${rt_ux_1_2}</w:t>
+                            </w:r>
                           </w:p>
                         </w:tc>
                         <w:tc>
@@ -5643,12 +5713,21 @@
                           </w:tcPr>
                           <w:p>
                             <w:pPr>
-                              <w:rPr>
-                                <w:rFonts w:ascii="Times New Roman" w:eastAsia="Times New Roman" w:hAnsi="Times New Roman" w:cs="Times New Roman"/>
-                                <w:b/>
-                                <w:bCs/>
-                              </w:rPr>
-                            </w:pPr>
+                              <w:jc w:val="center"/>
+                              <w:rPr>
+                                <w:rFonts w:ascii="Times New Roman" w:eastAsia="Times New Roman" w:hAnsi="Times New Roman" w:cs="Times New Roman"/>
+                                <w:b/>
+                                <w:bCs/>
+                              </w:rPr>
+                            </w:pPr>
+                            <w:r>
+                              <w:rPr>
+                                <w:rFonts w:ascii="Times New Roman" w:eastAsia="Times New Roman" w:hAnsi="Times New Roman" w:cs="Times New Roman"/>
+                                <w:b/>
+                                <w:bCs/>
+                              </w:rPr>
+                              <w:t>${rt_ux_1_1}</w:t>
+                            </w:r>
                           </w:p>
                         </w:tc>
                       </w:tr>
@@ -5656,7 +5735,6 @@
                         <w:tc>
                           <w:tcPr>
                             <w:tcW w:w="459" w:type="dxa"/>
-                            <w:gridSpan w:val="2"/>
                             <w:vAlign w:val="center"/>
                           </w:tcPr>
                           <w:p>
@@ -5706,12 +5784,21 @@
                           </w:tcPr>
                           <w:p>
                             <w:pPr>
-                              <w:rPr>
-                                <w:rFonts w:ascii="Times New Roman" w:eastAsia="Times New Roman" w:hAnsi="Times New Roman" w:cs="Times New Roman"/>
-                                <w:b/>
-                                <w:bCs/>
-                              </w:rPr>
-                            </w:pPr>
+                              <w:jc w:val="center"/>
+                              <w:rPr>
+                                <w:rFonts w:ascii="Times New Roman" w:eastAsia="Times New Roman" w:hAnsi="Times New Roman" w:cs="Times New Roman"/>
+                                <w:b/>
+                                <w:bCs/>
+                              </w:rPr>
+                            </w:pPr>
+                            <w:r>
+                              <w:rPr>
+                                <w:rFonts w:ascii="Times New Roman" w:eastAsia="Times New Roman" w:hAnsi="Times New Roman" w:cs="Times New Roman"/>
+                                <w:b/>
+                                <w:bCs/>
+                              </w:rPr>
+                              <w:t>${rt_ux_2_5}</w:t>
+                            </w:r>
                           </w:p>
                         </w:tc>
                         <w:tc>
@@ -5720,12 +5807,21 @@
                           </w:tcPr>
                           <w:p>
                             <w:pPr>
-                              <w:rPr>
-                                <w:rFonts w:ascii="Times New Roman" w:eastAsia="Times New Roman" w:hAnsi="Times New Roman" w:cs="Times New Roman"/>
-                                <w:b/>
-                                <w:bCs/>
-                              </w:rPr>
-                            </w:pPr>
+                              <w:jc w:val="center"/>
+                              <w:rPr>
+                                <w:rFonts w:ascii="Times New Roman" w:eastAsia="Times New Roman" w:hAnsi="Times New Roman" w:cs="Times New Roman"/>
+                                <w:b/>
+                                <w:bCs/>
+                              </w:rPr>
+                            </w:pPr>
+                            <w:r>
+                              <w:rPr>
+                                <w:rFonts w:ascii="Times New Roman" w:eastAsia="Times New Roman" w:hAnsi="Times New Roman" w:cs="Times New Roman"/>
+                                <w:b/>
+                                <w:bCs/>
+                              </w:rPr>
+                              <w:t>${rt_ux_2_4}</w:t>
+                            </w:r>
                           </w:p>
                         </w:tc>
                         <w:tc>
@@ -5734,12 +5830,21 @@
                           </w:tcPr>
                           <w:p>
                             <w:pPr>
-                              <w:rPr>
-                                <w:rFonts w:ascii="Times New Roman" w:eastAsia="Times New Roman" w:hAnsi="Times New Roman" w:cs="Times New Roman"/>
-                                <w:b/>
-                                <w:bCs/>
-                              </w:rPr>
-                            </w:pPr>
+                              <w:jc w:val="center"/>
+                              <w:rPr>
+                                <w:rFonts w:ascii="Times New Roman" w:eastAsia="Times New Roman" w:hAnsi="Times New Roman" w:cs="Times New Roman"/>
+                                <w:b/>
+                                <w:bCs/>
+                              </w:rPr>
+                            </w:pPr>
+                            <w:r>
+                              <w:rPr>
+                                <w:rFonts w:ascii="Times New Roman" w:eastAsia="Times New Roman" w:hAnsi="Times New Roman" w:cs="Times New Roman"/>
+                                <w:b/>
+                                <w:bCs/>
+                              </w:rPr>
+                              <w:t>${rt_ux_2_3}</w:t>
+                            </w:r>
                           </w:p>
                         </w:tc>
                         <w:tc>
@@ -5748,12 +5853,21 @@
                           </w:tcPr>
                           <w:p>
                             <w:pPr>
-                              <w:rPr>
-                                <w:rFonts w:ascii="Times New Roman" w:eastAsia="Times New Roman" w:hAnsi="Times New Roman" w:cs="Times New Roman"/>
-                                <w:b/>
-                                <w:bCs/>
-                              </w:rPr>
-                            </w:pPr>
+                              <w:jc w:val="center"/>
+                              <w:rPr>
+                                <w:rFonts w:ascii="Times New Roman" w:eastAsia="Times New Roman" w:hAnsi="Times New Roman" w:cs="Times New Roman"/>
+                                <w:b/>
+                                <w:bCs/>
+                              </w:rPr>
+                            </w:pPr>
+                            <w:r>
+                              <w:rPr>
+                                <w:rFonts w:ascii="Times New Roman" w:eastAsia="Times New Roman" w:hAnsi="Times New Roman" w:cs="Times New Roman"/>
+                                <w:b/>
+                                <w:bCs/>
+                              </w:rPr>
+                              <w:t>${rt_ux_2_2}</w:t>
+                            </w:r>
                           </w:p>
                         </w:tc>
                         <w:tc>
@@ -5762,12 +5876,21 @@
                           </w:tcPr>
                           <w:p>
                             <w:pPr>
-                              <w:rPr>
-                                <w:rFonts w:ascii="Times New Roman" w:eastAsia="Times New Roman" w:hAnsi="Times New Roman" w:cs="Times New Roman"/>
-                                <w:b/>
-                                <w:bCs/>
-                              </w:rPr>
-                            </w:pPr>
+                              <w:jc w:val="center"/>
+                              <w:rPr>
+                                <w:rFonts w:ascii="Times New Roman" w:eastAsia="Times New Roman" w:hAnsi="Times New Roman" w:cs="Times New Roman"/>
+                                <w:b/>
+                                <w:bCs/>
+                              </w:rPr>
+                            </w:pPr>
+                            <w:r>
+                              <w:rPr>
+                                <w:rFonts w:ascii="Times New Roman" w:eastAsia="Times New Roman" w:hAnsi="Times New Roman" w:cs="Times New Roman"/>
+                                <w:b/>
+                                <w:bCs/>
+                              </w:rPr>
+                              <w:t>${rt_ux_2_1}</w:t>
+                            </w:r>
                           </w:p>
                         </w:tc>
                       </w:tr>
@@ -5775,7 +5898,6 @@
                         <w:tc>
                           <w:tcPr>
                             <w:tcW w:w="459" w:type="dxa"/>
-                            <w:gridSpan w:val="2"/>
                             <w:vAlign w:val="center"/>
                           </w:tcPr>
                           <w:p>
@@ -5825,12 +5947,21 @@
                           </w:tcPr>
                           <w:p>
                             <w:pPr>
-                              <w:rPr>
-                                <w:rFonts w:ascii="Times New Roman" w:eastAsia="Times New Roman" w:hAnsi="Times New Roman" w:cs="Times New Roman"/>
-                                <w:b/>
-                                <w:bCs/>
-                              </w:rPr>
-                            </w:pPr>
+                              <w:jc w:val="center"/>
+                              <w:rPr>
+                                <w:rFonts w:ascii="Times New Roman" w:eastAsia="Times New Roman" w:hAnsi="Times New Roman" w:cs="Times New Roman"/>
+                                <w:b/>
+                                <w:bCs/>
+                              </w:rPr>
+                            </w:pPr>
+                            <w:r>
+                              <w:rPr>
+                                <w:rFonts w:ascii="Times New Roman" w:eastAsia="Times New Roman" w:hAnsi="Times New Roman" w:cs="Times New Roman"/>
+                                <w:b/>
+                                <w:bCs/>
+                              </w:rPr>
+                              <w:t>${rt_ux_3_5}</w:t>
+                            </w:r>
                           </w:p>
                         </w:tc>
                         <w:tc>
@@ -5839,12 +5970,21 @@
                           </w:tcPr>
                           <w:p>
                             <w:pPr>
-                              <w:rPr>
-                                <w:rFonts w:ascii="Times New Roman" w:eastAsia="Times New Roman" w:hAnsi="Times New Roman" w:cs="Times New Roman"/>
-                                <w:b/>
-                                <w:bCs/>
-                              </w:rPr>
-                            </w:pPr>
+                              <w:jc w:val="center"/>
+                              <w:rPr>
+                                <w:rFonts w:ascii="Times New Roman" w:eastAsia="Times New Roman" w:hAnsi="Times New Roman" w:cs="Times New Roman"/>
+                                <w:b/>
+                                <w:bCs/>
+                              </w:rPr>
+                            </w:pPr>
+                            <w:r>
+                              <w:rPr>
+                                <w:rFonts w:ascii="Times New Roman" w:eastAsia="Times New Roman" w:hAnsi="Times New Roman" w:cs="Times New Roman"/>
+                                <w:b/>
+                                <w:bCs/>
+                              </w:rPr>
+                              <w:t>${rt_ux_3_4}</w:t>
+                            </w:r>
                           </w:p>
                         </w:tc>
                         <w:tc>
@@ -5853,12 +5993,21 @@
                           </w:tcPr>
                           <w:p>
                             <w:pPr>
-                              <w:rPr>
-                                <w:rFonts w:ascii="Times New Roman" w:eastAsia="Times New Roman" w:hAnsi="Times New Roman" w:cs="Times New Roman"/>
-                                <w:b/>
-                                <w:bCs/>
-                              </w:rPr>
-                            </w:pPr>
+                              <w:jc w:val="center"/>
+                              <w:rPr>
+                                <w:rFonts w:ascii="Times New Roman" w:eastAsia="Times New Roman" w:hAnsi="Times New Roman" w:cs="Times New Roman"/>
+                                <w:b/>
+                                <w:bCs/>
+                              </w:rPr>
+                            </w:pPr>
+                            <w:r>
+                              <w:rPr>
+                                <w:rFonts w:ascii="Times New Roman" w:eastAsia="Times New Roman" w:hAnsi="Times New Roman" w:cs="Times New Roman"/>
+                                <w:b/>
+                                <w:bCs/>
+                              </w:rPr>
+                              <w:t>${rt_ux_3_3}</w:t>
+                            </w:r>
                           </w:p>
                         </w:tc>
                         <w:tc>
@@ -5867,12 +6016,21 @@
                           </w:tcPr>
                           <w:p>
                             <w:pPr>
-                              <w:rPr>
-                                <w:rFonts w:ascii="Times New Roman" w:eastAsia="Times New Roman" w:hAnsi="Times New Roman" w:cs="Times New Roman"/>
-                                <w:b/>
-                                <w:bCs/>
-                              </w:rPr>
-                            </w:pPr>
+                              <w:jc w:val="center"/>
+                              <w:rPr>
+                                <w:rFonts w:ascii="Times New Roman" w:eastAsia="Times New Roman" w:hAnsi="Times New Roman" w:cs="Times New Roman"/>
+                                <w:b/>
+                                <w:bCs/>
+                              </w:rPr>
+                            </w:pPr>
+                            <w:r>
+                              <w:rPr>
+                                <w:rFonts w:ascii="Times New Roman" w:eastAsia="Times New Roman" w:hAnsi="Times New Roman" w:cs="Times New Roman"/>
+                                <w:b/>
+                                <w:bCs/>
+                              </w:rPr>
+                              <w:t>${rt_ux_3_2}</w:t>
+                            </w:r>
                           </w:p>
                         </w:tc>
                         <w:tc>
@@ -5881,12 +6039,21 @@
                           </w:tcPr>
                           <w:p>
                             <w:pPr>
-                              <w:rPr>
-                                <w:rFonts w:ascii="Times New Roman" w:eastAsia="Times New Roman" w:hAnsi="Times New Roman" w:cs="Times New Roman"/>
-                                <w:b/>
-                                <w:bCs/>
-                              </w:rPr>
-                            </w:pPr>
+                              <w:jc w:val="center"/>
+                              <w:rPr>
+                                <w:rFonts w:ascii="Times New Roman" w:eastAsia="Times New Roman" w:hAnsi="Times New Roman" w:cs="Times New Roman"/>
+                                <w:b/>
+                                <w:bCs/>
+                              </w:rPr>
+                            </w:pPr>
+                            <w:r>
+                              <w:rPr>
+                                <w:rFonts w:ascii="Times New Roman" w:eastAsia="Times New Roman" w:hAnsi="Times New Roman" w:cs="Times New Roman"/>
+                                <w:b/>
+                                <w:bCs/>
+                              </w:rPr>
+                              <w:t>${rt_ux_3_1}</w:t>
+                            </w:r>
                           </w:p>
                         </w:tc>
                       </w:tr>
@@ -5894,7 +6061,6 @@
                         <w:tc>
                           <w:tcPr>
                             <w:tcW w:w="459" w:type="dxa"/>
-                            <w:gridSpan w:val="2"/>
                             <w:vAlign w:val="center"/>
                           </w:tcPr>
                           <w:p>
@@ -5944,12 +6110,21 @@
                           </w:tcPr>
                           <w:p>
                             <w:pPr>
-                              <w:rPr>
-                                <w:rFonts w:ascii="Times New Roman" w:eastAsia="Times New Roman" w:hAnsi="Times New Roman" w:cs="Times New Roman"/>
-                                <w:b/>
-                                <w:bCs/>
-                              </w:rPr>
-                            </w:pPr>
+                              <w:jc w:val="center"/>
+                              <w:rPr>
+                                <w:rFonts w:ascii="Times New Roman" w:eastAsia="Times New Roman" w:hAnsi="Times New Roman" w:cs="Times New Roman"/>
+                                <w:b/>
+                                <w:bCs/>
+                              </w:rPr>
+                            </w:pPr>
+                            <w:r>
+                              <w:rPr>
+                                <w:rFonts w:ascii="Times New Roman" w:eastAsia="Times New Roman" w:hAnsi="Times New Roman" w:cs="Times New Roman"/>
+                                <w:b/>
+                                <w:bCs/>
+                              </w:rPr>
+                              <w:t>${rt_ux_4_5}</w:t>
+                            </w:r>
                           </w:p>
                         </w:tc>
                         <w:tc>
@@ -5958,12 +6133,21 @@
                           </w:tcPr>
                           <w:p>
                             <w:pPr>
-                              <w:rPr>
-                                <w:rFonts w:ascii="Times New Roman" w:eastAsia="Times New Roman" w:hAnsi="Times New Roman" w:cs="Times New Roman"/>
-                                <w:b/>
-                                <w:bCs/>
-                              </w:rPr>
-                            </w:pPr>
+                              <w:jc w:val="center"/>
+                              <w:rPr>
+                                <w:rFonts w:ascii="Times New Roman" w:eastAsia="Times New Roman" w:hAnsi="Times New Roman" w:cs="Times New Roman"/>
+                                <w:b/>
+                                <w:bCs/>
+                              </w:rPr>
+                            </w:pPr>
+                            <w:r>
+                              <w:rPr>
+                                <w:rFonts w:ascii="Times New Roman" w:eastAsia="Times New Roman" w:hAnsi="Times New Roman" w:cs="Times New Roman"/>
+                                <w:b/>
+                                <w:bCs/>
+                              </w:rPr>
+                              <w:t>${rt_ux_4_4}</w:t>
+                            </w:r>
                           </w:p>
                         </w:tc>
                         <w:tc>
@@ -5972,12 +6156,21 @@
                           </w:tcPr>
                           <w:p>
                             <w:pPr>
-                              <w:rPr>
-                                <w:rFonts w:ascii="Times New Roman" w:eastAsia="Times New Roman" w:hAnsi="Times New Roman" w:cs="Times New Roman"/>
-                                <w:b/>
-                                <w:bCs/>
-                              </w:rPr>
-                            </w:pPr>
+                              <w:jc w:val="center"/>
+                              <w:rPr>
+                                <w:rFonts w:ascii="Times New Roman" w:eastAsia="Times New Roman" w:hAnsi="Times New Roman" w:cs="Times New Roman"/>
+                                <w:b/>
+                                <w:bCs/>
+                              </w:rPr>
+                            </w:pPr>
+                            <w:r>
+                              <w:rPr>
+                                <w:rFonts w:ascii="Times New Roman" w:eastAsia="Times New Roman" w:hAnsi="Times New Roman" w:cs="Times New Roman"/>
+                                <w:b/>
+                                <w:bCs/>
+                              </w:rPr>
+                              <w:t>${rt_ux_4_3}</w:t>
+                            </w:r>
                           </w:p>
                         </w:tc>
                         <w:tc>
@@ -5986,12 +6179,21 @@
                           </w:tcPr>
                           <w:p>
                             <w:pPr>
-                              <w:rPr>
-                                <w:rFonts w:ascii="Times New Roman" w:eastAsia="Times New Roman" w:hAnsi="Times New Roman" w:cs="Times New Roman"/>
-                                <w:b/>
-                                <w:bCs/>
-                              </w:rPr>
-                            </w:pPr>
+                              <w:jc w:val="center"/>
+                              <w:rPr>
+                                <w:rFonts w:ascii="Times New Roman" w:eastAsia="Times New Roman" w:hAnsi="Times New Roman" w:cs="Times New Roman"/>
+                                <w:b/>
+                                <w:bCs/>
+                              </w:rPr>
+                            </w:pPr>
+                            <w:r>
+                              <w:rPr>
+                                <w:rFonts w:ascii="Times New Roman" w:eastAsia="Times New Roman" w:hAnsi="Times New Roman" w:cs="Times New Roman"/>
+                                <w:b/>
+                                <w:bCs/>
+                              </w:rPr>
+                              <w:t>${rt_ux_4_2}</w:t>
+                            </w:r>
                           </w:p>
                         </w:tc>
                         <w:tc>
@@ -6000,12 +6202,21 @@
                           </w:tcPr>
                           <w:p>
                             <w:pPr>
-                              <w:rPr>
-                                <w:rFonts w:ascii="Times New Roman" w:eastAsia="Times New Roman" w:hAnsi="Times New Roman" w:cs="Times New Roman"/>
-                                <w:b/>
-                                <w:bCs/>
-                              </w:rPr>
-                            </w:pPr>
+                              <w:jc w:val="center"/>
+                              <w:rPr>
+                                <w:rFonts w:ascii="Times New Roman" w:eastAsia="Times New Roman" w:hAnsi="Times New Roman" w:cs="Times New Roman"/>
+                                <w:b/>
+                                <w:bCs/>
+                              </w:rPr>
+                            </w:pPr>
+                            <w:r>
+                              <w:rPr>
+                                <w:rFonts w:ascii="Times New Roman" w:eastAsia="Times New Roman" w:hAnsi="Times New Roman" w:cs="Times New Roman"/>
+                                <w:b/>
+                                <w:bCs/>
+                              </w:rPr>
+                              <w:t>${rt_ux_4_1}</w:t>
+                            </w:r>
                           </w:p>
                         </w:tc>
                       </w:tr>
@@ -6013,7 +6224,6 @@
                         <w:tc>
                           <w:tcPr>
                             <w:tcW w:w="459" w:type="dxa"/>
-                            <w:gridSpan w:val="2"/>
                             <w:vAlign w:val="center"/>
                           </w:tcPr>
                           <w:p>
@@ -6063,12 +6273,21 @@
                           </w:tcPr>
                           <w:p>
                             <w:pPr>
-                              <w:rPr>
-                                <w:rFonts w:ascii="Times New Roman" w:eastAsia="Times New Roman" w:hAnsi="Times New Roman" w:cs="Times New Roman"/>
-                                <w:b/>
-                                <w:bCs/>
-                              </w:rPr>
-                            </w:pPr>
+                              <w:jc w:val="center"/>
+                              <w:rPr>
+                                <w:rFonts w:ascii="Times New Roman" w:eastAsia="Times New Roman" w:hAnsi="Times New Roman" w:cs="Times New Roman"/>
+                                <w:b/>
+                                <w:bCs/>
+                              </w:rPr>
+                            </w:pPr>
+                            <w:r>
+                              <w:rPr>
+                                <w:rFonts w:ascii="Times New Roman" w:eastAsia="Times New Roman" w:hAnsi="Times New Roman" w:cs="Times New Roman"/>
+                                <w:b/>
+                                <w:bCs/>
+                              </w:rPr>
+                              <w:t>${rt_ux_5_5}</w:t>
+                            </w:r>
                           </w:p>
                         </w:tc>
                         <w:tc>
@@ -6077,12 +6296,21 @@
                           </w:tcPr>
                           <w:p>
                             <w:pPr>
-                              <w:rPr>
-                                <w:rFonts w:ascii="Times New Roman" w:eastAsia="Times New Roman" w:hAnsi="Times New Roman" w:cs="Times New Roman"/>
-                                <w:b/>
-                                <w:bCs/>
-                              </w:rPr>
-                            </w:pPr>
+                              <w:jc w:val="center"/>
+                              <w:rPr>
+                                <w:rFonts w:ascii="Times New Roman" w:eastAsia="Times New Roman" w:hAnsi="Times New Roman" w:cs="Times New Roman"/>
+                                <w:b/>
+                                <w:bCs/>
+                              </w:rPr>
+                            </w:pPr>
+                            <w:r>
+                              <w:rPr>
+                                <w:rFonts w:ascii="Times New Roman" w:eastAsia="Times New Roman" w:hAnsi="Times New Roman" w:cs="Times New Roman"/>
+                                <w:b/>
+                                <w:bCs/>
+                              </w:rPr>
+                              <w:t>${rt_ux_5_4}</w:t>
+                            </w:r>
                           </w:p>
                         </w:tc>
                         <w:tc>
@@ -6091,12 +6319,21 @@
                           </w:tcPr>
                           <w:p>
                             <w:pPr>
-                              <w:rPr>
-                                <w:rFonts w:ascii="Times New Roman" w:eastAsia="Times New Roman" w:hAnsi="Times New Roman" w:cs="Times New Roman"/>
-                                <w:b/>
-                                <w:bCs/>
-                              </w:rPr>
-                            </w:pPr>
+                              <w:jc w:val="center"/>
+                              <w:rPr>
+                                <w:rFonts w:ascii="Times New Roman" w:eastAsia="Times New Roman" w:hAnsi="Times New Roman" w:cs="Times New Roman"/>
+                                <w:b/>
+                                <w:bCs/>
+                              </w:rPr>
+                            </w:pPr>
+                            <w:r>
+                              <w:rPr>
+                                <w:rFonts w:ascii="Times New Roman" w:eastAsia="Times New Roman" w:hAnsi="Times New Roman" w:cs="Times New Roman"/>
+                                <w:b/>
+                                <w:bCs/>
+                              </w:rPr>
+                              <w:t>${rt_ux_5_3}</w:t>
+                            </w:r>
                           </w:p>
                         </w:tc>
                         <w:tc>
@@ -6105,12 +6342,21 @@
                           </w:tcPr>
                           <w:p>
                             <w:pPr>
-                              <w:rPr>
-                                <w:rFonts w:ascii="Times New Roman" w:eastAsia="Times New Roman" w:hAnsi="Times New Roman" w:cs="Times New Roman"/>
-                                <w:b/>
-                                <w:bCs/>
-                              </w:rPr>
-                            </w:pPr>
+                              <w:jc w:val="center"/>
+                              <w:rPr>
+                                <w:rFonts w:ascii="Times New Roman" w:eastAsia="Times New Roman" w:hAnsi="Times New Roman" w:cs="Times New Roman"/>
+                                <w:b/>
+                                <w:bCs/>
+                              </w:rPr>
+                            </w:pPr>
+                            <w:r>
+                              <w:rPr>
+                                <w:rFonts w:ascii="Times New Roman" w:eastAsia="Times New Roman" w:hAnsi="Times New Roman" w:cs="Times New Roman"/>
+                                <w:b/>
+                                <w:bCs/>
+                              </w:rPr>
+                              <w:t>${rt_ux_5_2}</w:t>
+                            </w:r>
                           </w:p>
                         </w:tc>
                         <w:tc>
@@ -6119,12 +6365,21 @@
                           </w:tcPr>
                           <w:p>
                             <w:pPr>
-                              <w:rPr>
-                                <w:rFonts w:ascii="Times New Roman" w:eastAsia="Times New Roman" w:hAnsi="Times New Roman" w:cs="Times New Roman"/>
-                                <w:b/>
-                                <w:bCs/>
-                              </w:rPr>
-                            </w:pPr>
+                              <w:jc w:val="center"/>
+                              <w:rPr>
+                                <w:rFonts w:ascii="Times New Roman" w:eastAsia="Times New Roman" w:hAnsi="Times New Roman" w:cs="Times New Roman"/>
+                                <w:b/>
+                                <w:bCs/>
+                              </w:rPr>
+                            </w:pPr>
+                            <w:r>
+                              <w:rPr>
+                                <w:rFonts w:ascii="Times New Roman" w:eastAsia="Times New Roman" w:hAnsi="Times New Roman" w:cs="Times New Roman"/>
+                                <w:b/>
+                                <w:bCs/>
+                              </w:rPr>
+                              <w:t>${rt_ux_5_1}</w:t>
+                            </w:r>
                           </w:p>
                         </w:tc>
                       </w:tr>
@@ -6135,7 +6390,7 @@
                         <w:tc>
                           <w:tcPr>
                             <w:tcW w:w="2864" w:type="dxa"/>
-                            <w:gridSpan w:val="3"/>
+                            <w:gridSpan w:val="2"/>
                             <w:shd w:val="clear" w:color="auto" w:fill="F2F2F2" w:themeFill="background1" w:themeFillShade="F2"/>
                             <w:vAlign w:val="center"/>
                           </w:tcPr>
@@ -6181,7 +6436,25 @@
                                 <w:b/>
                                 <w:bCs/>
                               </w:rPr>
-                              <w:t xml:space="preserve">          </w:t>
+                              <w:t>${</w:t>
+                            </w:r>
+                            <w:proofErr w:type="spellStart"/>
+                            <w:r>
+                              <w:rPr>
+                                <w:rFonts w:ascii="Times New Roman" w:eastAsia="Times New Roman" w:hAnsi="Times New Roman" w:cs="Times New Roman"/>
+                                <w:b/>
+                                <w:bCs/>
+                              </w:rPr>
+                              <w:t>avg_ux</w:t>
+                            </w:r>
+                            <w:proofErr w:type="spellEnd"/>
+                            <w:r>
+                              <w:rPr>
+                                <w:rFonts w:ascii="Times New Roman" w:eastAsia="Times New Roman" w:hAnsi="Times New Roman" w:cs="Times New Roman"/>
+                                <w:b/>
+                                <w:bCs/>
+                              </w:rPr>
+                              <w:t>}</w:t>
                             </w:r>
                           </w:p>
                         </w:tc>
@@ -6193,7 +6466,7 @@
                         <w:tc>
                           <w:tcPr>
                             <w:tcW w:w="2864" w:type="dxa"/>
-                            <w:gridSpan w:val="3"/>
+                            <w:gridSpan w:val="2"/>
                             <w:shd w:val="clear" w:color="auto" w:fill="F2F2F2" w:themeFill="background1" w:themeFillShade="F2"/>
                             <w:vAlign w:val="center"/>
                           </w:tcPr>
@@ -6243,6 +6516,32 @@
                                 <w:bCs/>
                               </w:rPr>
                             </w:pPr>
+                            <w:r>
+                              <w:rPr>
+                                <w:rFonts w:ascii="Times New Roman" w:eastAsia="Times New Roman" w:hAnsi="Times New Roman" w:cs="Times New Roman"/>
+                                <w:sz w:val="18"/>
+                                <w:szCs w:val="18"/>
+                              </w:rPr>
+                              <w:t>${</w:t>
+                            </w:r>
+                            <w:proofErr w:type="spellStart"/>
+                            <w:r>
+                              <w:rPr>
+                                <w:rFonts w:ascii="Times New Roman" w:eastAsia="Times New Roman" w:hAnsi="Times New Roman" w:cs="Times New Roman"/>
+                                <w:sz w:val="18"/>
+                                <w:szCs w:val="18"/>
+                              </w:rPr>
+                              <w:t>interp_ux</w:t>
+                            </w:r>
+                            <w:proofErr w:type="spellEnd"/>
+                            <w:r>
+                              <w:rPr>
+                                <w:rFonts w:ascii="Times New Roman" w:eastAsia="Times New Roman" w:hAnsi="Times New Roman" w:cs="Times New Roman"/>
+                                <w:sz w:val="18"/>
+                                <w:szCs w:val="18"/>
+                              </w:rPr>
+                              <w:t>}</w:t>
+                            </w:r>
                           </w:p>
                         </w:tc>
                       </w:tr>
@@ -6253,8 +6552,7 @@
                         <w:tc>
                           <w:tcPr>
                             <w:tcW w:w="4344" w:type="dxa"/>
-                            <w:gridSpan w:val="8"/>
-                            <w:shd w:val="clear" w:color="auto" w:fill="auto"/>
+                            <w:gridSpan w:val="7"/>
                             <w:vAlign w:val="center"/>
                           </w:tcPr>
                           <w:p>
@@ -6275,7 +6573,7 @@
                         <w:tc>
                           <w:tcPr>
                             <w:tcW w:w="4344" w:type="dxa"/>
-                            <w:gridSpan w:val="8"/>
+                            <w:gridSpan w:val="7"/>
                             <w:shd w:val="clear" w:color="auto" w:fill="FFFFFF" w:themeFill="background1"/>
                             <w:vAlign w:val="center"/>
                           </w:tcPr>
@@ -6334,7 +6632,6 @@
                         <w:tc>
                           <w:tcPr>
                             <w:tcW w:w="2412" w:type="dxa"/>
-                            <w:gridSpan w:val="2"/>
                             <w:shd w:val="clear" w:color="auto" w:fill="FFFFFF" w:themeFill="background1"/>
                           </w:tcPr>
                           <w:p>
@@ -6519,7 +6816,6 @@
                         <w:tc>
                           <w:tcPr>
                             <w:tcW w:w="2412" w:type="dxa"/>
-                            <w:gridSpan w:val="2"/>
                             <w:shd w:val="clear" w:color="auto" w:fill="FFFFFF" w:themeFill="background1"/>
                           </w:tcPr>
                           <w:p>
@@ -6549,12 +6845,21 @@
                           </w:tcPr>
                           <w:p>
                             <w:pPr>
-                              <w:rPr>
-                                <w:rFonts w:ascii="Times New Roman" w:eastAsia="Times New Roman" w:hAnsi="Times New Roman" w:cs="Times New Roman"/>
-                                <w:b/>
-                                <w:bCs/>
-                              </w:rPr>
-                            </w:pPr>
+                              <w:jc w:val="center"/>
+                              <w:rPr>
+                                <w:rFonts w:ascii="Times New Roman" w:eastAsia="Times New Roman" w:hAnsi="Times New Roman" w:cs="Times New Roman"/>
+                                <w:b/>
+                                <w:bCs/>
+                              </w:rPr>
+                            </w:pPr>
+                            <w:r>
+                              <w:rPr>
+                                <w:rFonts w:ascii="Times New Roman" w:eastAsia="Times New Roman" w:hAnsi="Times New Roman" w:cs="Times New Roman"/>
+                                <w:b/>
+                                <w:bCs/>
+                              </w:rPr>
+                              <w:t>${rt_branding_0_5}</w:t>
+                            </w:r>
                           </w:p>
                         </w:tc>
                         <w:tc>
@@ -6564,12 +6869,21 @@
                           </w:tcPr>
                           <w:p>
                             <w:pPr>
-                              <w:rPr>
-                                <w:rFonts w:ascii="Times New Roman" w:eastAsia="Times New Roman" w:hAnsi="Times New Roman" w:cs="Times New Roman"/>
-                                <w:b/>
-                                <w:bCs/>
-                              </w:rPr>
-                            </w:pPr>
+                              <w:jc w:val="center"/>
+                              <w:rPr>
+                                <w:rFonts w:ascii="Times New Roman" w:eastAsia="Times New Roman" w:hAnsi="Times New Roman" w:cs="Times New Roman"/>
+                                <w:b/>
+                                <w:bCs/>
+                              </w:rPr>
+                            </w:pPr>
+                            <w:r>
+                              <w:rPr>
+                                <w:rFonts w:ascii="Times New Roman" w:eastAsia="Times New Roman" w:hAnsi="Times New Roman" w:cs="Times New Roman"/>
+                                <w:b/>
+                                <w:bCs/>
+                              </w:rPr>
+                              <w:t>${rt_branding_0_4}</w:t>
+                            </w:r>
                           </w:p>
                         </w:tc>
                         <w:tc>
@@ -6579,12 +6893,21 @@
                           </w:tcPr>
                           <w:p>
                             <w:pPr>
-                              <w:rPr>
-                                <w:rFonts w:ascii="Times New Roman" w:eastAsia="Times New Roman" w:hAnsi="Times New Roman" w:cs="Times New Roman"/>
-                                <w:b/>
-                                <w:bCs/>
-                              </w:rPr>
-                            </w:pPr>
+                              <w:jc w:val="center"/>
+                              <w:rPr>
+                                <w:rFonts w:ascii="Times New Roman" w:eastAsia="Times New Roman" w:hAnsi="Times New Roman" w:cs="Times New Roman"/>
+                                <w:b/>
+                                <w:bCs/>
+                              </w:rPr>
+                            </w:pPr>
+                            <w:r>
+                              <w:rPr>
+                                <w:rFonts w:ascii="Times New Roman" w:eastAsia="Times New Roman" w:hAnsi="Times New Roman" w:cs="Times New Roman"/>
+                                <w:b/>
+                                <w:bCs/>
+                              </w:rPr>
+                              <w:t>${rt_branding_0_3}</w:t>
+                            </w:r>
                           </w:p>
                         </w:tc>
                         <w:tc>
@@ -6594,12 +6917,21 @@
                           </w:tcPr>
                           <w:p>
                             <w:pPr>
-                              <w:rPr>
-                                <w:rFonts w:ascii="Times New Roman" w:eastAsia="Times New Roman" w:hAnsi="Times New Roman" w:cs="Times New Roman"/>
-                                <w:b/>
-                                <w:bCs/>
-                              </w:rPr>
-                            </w:pPr>
+                              <w:jc w:val="center"/>
+                              <w:rPr>
+                                <w:rFonts w:ascii="Times New Roman" w:eastAsia="Times New Roman" w:hAnsi="Times New Roman" w:cs="Times New Roman"/>
+                                <w:b/>
+                                <w:bCs/>
+                              </w:rPr>
+                            </w:pPr>
+                            <w:r>
+                              <w:rPr>
+                                <w:rFonts w:ascii="Times New Roman" w:eastAsia="Times New Roman" w:hAnsi="Times New Roman" w:cs="Times New Roman"/>
+                                <w:b/>
+                                <w:bCs/>
+                              </w:rPr>
+                              <w:t>${rt_branding_0_2}</w:t>
+                            </w:r>
                           </w:p>
                         </w:tc>
                         <w:tc>
@@ -6609,12 +6941,21 @@
                           </w:tcPr>
                           <w:p>
                             <w:pPr>
-                              <w:rPr>
-                                <w:rFonts w:ascii="Times New Roman" w:eastAsia="Times New Roman" w:hAnsi="Times New Roman" w:cs="Times New Roman"/>
-                                <w:b/>
-                                <w:bCs/>
-                              </w:rPr>
-                            </w:pPr>
+                              <w:jc w:val="center"/>
+                              <w:rPr>
+                                <w:rFonts w:ascii="Times New Roman" w:eastAsia="Times New Roman" w:hAnsi="Times New Roman" w:cs="Times New Roman"/>
+                                <w:b/>
+                                <w:bCs/>
+                              </w:rPr>
+                            </w:pPr>
+                            <w:r>
+                              <w:rPr>
+                                <w:rFonts w:ascii="Times New Roman" w:eastAsia="Times New Roman" w:hAnsi="Times New Roman" w:cs="Times New Roman"/>
+                                <w:b/>
+                                <w:bCs/>
+                              </w:rPr>
+                              <w:t>${rt_branding_0_1}</w:t>
+                            </w:r>
                           </w:p>
                         </w:tc>
                       </w:tr>
@@ -6652,7 +6993,6 @@
                         <w:tc>
                           <w:tcPr>
                             <w:tcW w:w="2412" w:type="dxa"/>
-                            <w:gridSpan w:val="2"/>
                             <w:shd w:val="clear" w:color="auto" w:fill="FFFFFF" w:themeFill="background1"/>
                           </w:tcPr>
                           <w:p>
@@ -6682,12 +7022,21 @@
                           </w:tcPr>
                           <w:p>
                             <w:pPr>
-                              <w:rPr>
-                                <w:rFonts w:ascii="Times New Roman" w:eastAsia="Times New Roman" w:hAnsi="Times New Roman" w:cs="Times New Roman"/>
-                                <w:b/>
-                                <w:bCs/>
-                              </w:rPr>
-                            </w:pPr>
+                              <w:jc w:val="center"/>
+                              <w:rPr>
+                                <w:rFonts w:ascii="Times New Roman" w:eastAsia="Times New Roman" w:hAnsi="Times New Roman" w:cs="Times New Roman"/>
+                                <w:b/>
+                                <w:bCs/>
+                              </w:rPr>
+                            </w:pPr>
+                            <w:r>
+                              <w:rPr>
+                                <w:rFonts w:ascii="Times New Roman" w:eastAsia="Times New Roman" w:hAnsi="Times New Roman" w:cs="Times New Roman"/>
+                                <w:b/>
+                                <w:bCs/>
+                              </w:rPr>
+                              <w:t>${rt_branding_1_5}</w:t>
+                            </w:r>
                           </w:p>
                         </w:tc>
                         <w:tc>
@@ -6697,12 +7046,21 @@
                           </w:tcPr>
                           <w:p>
                             <w:pPr>
-                              <w:rPr>
-                                <w:rFonts w:ascii="Times New Roman" w:eastAsia="Times New Roman" w:hAnsi="Times New Roman" w:cs="Times New Roman"/>
-                                <w:b/>
-                                <w:bCs/>
-                              </w:rPr>
-                            </w:pPr>
+                              <w:jc w:val="center"/>
+                              <w:rPr>
+                                <w:rFonts w:ascii="Times New Roman" w:eastAsia="Times New Roman" w:hAnsi="Times New Roman" w:cs="Times New Roman"/>
+                                <w:b/>
+                                <w:bCs/>
+                              </w:rPr>
+                            </w:pPr>
+                            <w:r>
+                              <w:rPr>
+                                <w:rFonts w:ascii="Times New Roman" w:eastAsia="Times New Roman" w:hAnsi="Times New Roman" w:cs="Times New Roman"/>
+                                <w:b/>
+                                <w:bCs/>
+                              </w:rPr>
+                              <w:t>${rt_branding_1_4}</w:t>
+                            </w:r>
                           </w:p>
                         </w:tc>
                         <w:tc>
@@ -6712,12 +7070,21 @@
                           </w:tcPr>
                           <w:p>
                             <w:pPr>
-                              <w:rPr>
-                                <w:rFonts w:ascii="Times New Roman" w:eastAsia="Times New Roman" w:hAnsi="Times New Roman" w:cs="Times New Roman"/>
-                                <w:b/>
-                                <w:bCs/>
-                              </w:rPr>
-                            </w:pPr>
+                              <w:jc w:val="center"/>
+                              <w:rPr>
+                                <w:rFonts w:ascii="Times New Roman" w:eastAsia="Times New Roman" w:hAnsi="Times New Roman" w:cs="Times New Roman"/>
+                                <w:b/>
+                                <w:bCs/>
+                              </w:rPr>
+                            </w:pPr>
+                            <w:r>
+                              <w:rPr>
+                                <w:rFonts w:ascii="Times New Roman" w:eastAsia="Times New Roman" w:hAnsi="Times New Roman" w:cs="Times New Roman"/>
+                                <w:b/>
+                                <w:bCs/>
+                              </w:rPr>
+                              <w:t>${rt_branding_1_3}</w:t>
+                            </w:r>
                           </w:p>
                         </w:tc>
                         <w:tc>
@@ -6727,12 +7094,21 @@
                           </w:tcPr>
                           <w:p>
                             <w:pPr>
-                              <w:rPr>
-                                <w:rFonts w:ascii="Times New Roman" w:eastAsia="Times New Roman" w:hAnsi="Times New Roman" w:cs="Times New Roman"/>
-                                <w:b/>
-                                <w:bCs/>
-                              </w:rPr>
-                            </w:pPr>
+                              <w:jc w:val="center"/>
+                              <w:rPr>
+                                <w:rFonts w:ascii="Times New Roman" w:eastAsia="Times New Roman" w:hAnsi="Times New Roman" w:cs="Times New Roman"/>
+                                <w:b/>
+                                <w:bCs/>
+                              </w:rPr>
+                            </w:pPr>
+                            <w:r>
+                              <w:rPr>
+                                <w:rFonts w:ascii="Times New Roman" w:eastAsia="Times New Roman" w:hAnsi="Times New Roman" w:cs="Times New Roman"/>
+                                <w:b/>
+                                <w:bCs/>
+                              </w:rPr>
+                              <w:t>${rt_branding_1_2}</w:t>
+                            </w:r>
                           </w:p>
                         </w:tc>
                         <w:tc>
@@ -6742,12 +7118,21 @@
                           </w:tcPr>
                           <w:p>
                             <w:pPr>
-                              <w:rPr>
-                                <w:rFonts w:ascii="Times New Roman" w:eastAsia="Times New Roman" w:hAnsi="Times New Roman" w:cs="Times New Roman"/>
-                                <w:b/>
-                                <w:bCs/>
-                              </w:rPr>
-                            </w:pPr>
+                              <w:jc w:val="center"/>
+                              <w:rPr>
+                                <w:rFonts w:ascii="Times New Roman" w:eastAsia="Times New Roman" w:hAnsi="Times New Roman" w:cs="Times New Roman"/>
+                                <w:b/>
+                                <w:bCs/>
+                              </w:rPr>
+                            </w:pPr>
+                            <w:r>
+                              <w:rPr>
+                                <w:rFonts w:ascii="Times New Roman" w:eastAsia="Times New Roman" w:hAnsi="Times New Roman" w:cs="Times New Roman"/>
+                                <w:b/>
+                                <w:bCs/>
+                              </w:rPr>
+                              <w:t>${rt_branding_1_1}</w:t>
+                            </w:r>
                           </w:p>
                         </w:tc>
                       </w:tr>
@@ -6785,7 +7170,6 @@
                         <w:tc>
                           <w:tcPr>
                             <w:tcW w:w="2412" w:type="dxa"/>
-                            <w:gridSpan w:val="2"/>
                             <w:shd w:val="clear" w:color="auto" w:fill="FFFFFF" w:themeFill="background1"/>
                           </w:tcPr>
                           <w:tbl>
@@ -6801,7 +7185,7 @@
                               <w:tblLook w:val="04A0" w:firstRow="1" w:lastRow="0" w:firstColumn="1" w:lastColumn="0" w:noHBand="0" w:noVBand="1"/>
                             </w:tblPr>
                             <w:tblGrid>
-                              <w:gridCol w:w="2196"/>
+                              <w:gridCol w:w="1350"/>
                             </w:tblGrid>
                             <w:tr>
                               <w:trPr>
@@ -6853,12 +7237,21 @@
                           </w:tcPr>
                           <w:p>
                             <w:pPr>
-                              <w:rPr>
-                                <w:rFonts w:ascii="Times New Roman" w:eastAsia="Times New Roman" w:hAnsi="Times New Roman" w:cs="Times New Roman"/>
-                                <w:b/>
-                                <w:bCs/>
-                              </w:rPr>
-                            </w:pPr>
+                              <w:jc w:val="center"/>
+                              <w:rPr>
+                                <w:rFonts w:ascii="Times New Roman" w:eastAsia="Times New Roman" w:hAnsi="Times New Roman" w:cs="Times New Roman"/>
+                                <w:b/>
+                                <w:bCs/>
+                              </w:rPr>
+                            </w:pPr>
+                            <w:r>
+                              <w:rPr>
+                                <w:rFonts w:ascii="Times New Roman" w:eastAsia="Times New Roman" w:hAnsi="Times New Roman" w:cs="Times New Roman"/>
+                                <w:b/>
+                                <w:bCs/>
+                              </w:rPr>
+                              <w:t>${rt_branding_2_5}</w:t>
+                            </w:r>
                           </w:p>
                         </w:tc>
                         <w:tc>
@@ -6868,12 +7261,21 @@
                           </w:tcPr>
                           <w:p>
                             <w:pPr>
-                              <w:rPr>
-                                <w:rFonts w:ascii="Times New Roman" w:eastAsia="Times New Roman" w:hAnsi="Times New Roman" w:cs="Times New Roman"/>
-                                <w:b/>
-                                <w:bCs/>
-                              </w:rPr>
-                            </w:pPr>
+                              <w:jc w:val="center"/>
+                              <w:rPr>
+                                <w:rFonts w:ascii="Times New Roman" w:eastAsia="Times New Roman" w:hAnsi="Times New Roman" w:cs="Times New Roman"/>
+                                <w:b/>
+                                <w:bCs/>
+                              </w:rPr>
+                            </w:pPr>
+                            <w:r>
+                              <w:rPr>
+                                <w:rFonts w:ascii="Times New Roman" w:eastAsia="Times New Roman" w:hAnsi="Times New Roman" w:cs="Times New Roman"/>
+                                <w:b/>
+                                <w:bCs/>
+                              </w:rPr>
+                              <w:t>${rt_branding_2_4}</w:t>
+                            </w:r>
                           </w:p>
                         </w:tc>
                         <w:tc>
@@ -6883,12 +7285,21 @@
                           </w:tcPr>
                           <w:p>
                             <w:pPr>
-                              <w:rPr>
-                                <w:rFonts w:ascii="Times New Roman" w:eastAsia="Times New Roman" w:hAnsi="Times New Roman" w:cs="Times New Roman"/>
-                                <w:b/>
-                                <w:bCs/>
-                              </w:rPr>
-                            </w:pPr>
+                              <w:jc w:val="center"/>
+                              <w:rPr>
+                                <w:rFonts w:ascii="Times New Roman" w:eastAsia="Times New Roman" w:hAnsi="Times New Roman" w:cs="Times New Roman"/>
+                                <w:b/>
+                                <w:bCs/>
+                              </w:rPr>
+                            </w:pPr>
+                            <w:r>
+                              <w:rPr>
+                                <w:rFonts w:ascii="Times New Roman" w:eastAsia="Times New Roman" w:hAnsi="Times New Roman" w:cs="Times New Roman"/>
+                                <w:b/>
+                                <w:bCs/>
+                              </w:rPr>
+                              <w:t>${rt_branding_2_3}</w:t>
+                            </w:r>
                           </w:p>
                         </w:tc>
                         <w:tc>
@@ -6898,12 +7309,21 @@
                           </w:tcPr>
                           <w:p>
                             <w:pPr>
-                              <w:rPr>
-                                <w:rFonts w:ascii="Times New Roman" w:eastAsia="Times New Roman" w:hAnsi="Times New Roman" w:cs="Times New Roman"/>
-                                <w:b/>
-                                <w:bCs/>
-                              </w:rPr>
-                            </w:pPr>
+                              <w:jc w:val="center"/>
+                              <w:rPr>
+                                <w:rFonts w:ascii="Times New Roman" w:eastAsia="Times New Roman" w:hAnsi="Times New Roman" w:cs="Times New Roman"/>
+                                <w:b/>
+                                <w:bCs/>
+                              </w:rPr>
+                            </w:pPr>
+                            <w:r>
+                              <w:rPr>
+                                <w:rFonts w:ascii="Times New Roman" w:eastAsia="Times New Roman" w:hAnsi="Times New Roman" w:cs="Times New Roman"/>
+                                <w:b/>
+                                <w:bCs/>
+                              </w:rPr>
+                              <w:t>${rt_branding_2_2}</w:t>
+                            </w:r>
                           </w:p>
                         </w:tc>
                         <w:tc>
@@ -6913,12 +7333,21 @@
                           </w:tcPr>
                           <w:p>
                             <w:pPr>
-                              <w:rPr>
-                                <w:rFonts w:ascii="Times New Roman" w:eastAsia="Times New Roman" w:hAnsi="Times New Roman" w:cs="Times New Roman"/>
-                                <w:b/>
-                                <w:bCs/>
-                              </w:rPr>
-                            </w:pPr>
+                              <w:jc w:val="center"/>
+                              <w:rPr>
+                                <w:rFonts w:ascii="Times New Roman" w:eastAsia="Times New Roman" w:hAnsi="Times New Roman" w:cs="Times New Roman"/>
+                                <w:b/>
+                                <w:bCs/>
+                              </w:rPr>
+                            </w:pPr>
+                            <w:r>
+                              <w:rPr>
+                                <w:rFonts w:ascii="Times New Roman" w:eastAsia="Times New Roman" w:hAnsi="Times New Roman" w:cs="Times New Roman"/>
+                                <w:b/>
+                                <w:bCs/>
+                              </w:rPr>
+                              <w:t>${rt_branding_2_1}</w:t>
+                            </w:r>
                           </w:p>
                         </w:tc>
                       </w:tr>
@@ -6956,7 +7385,6 @@
                         <w:tc>
                           <w:tcPr>
                             <w:tcW w:w="2412" w:type="dxa"/>
-                            <w:gridSpan w:val="2"/>
                             <w:shd w:val="clear" w:color="auto" w:fill="FFFFFF" w:themeFill="background1"/>
                           </w:tcPr>
                           <w:p>
@@ -6986,12 +7414,21 @@
                           </w:tcPr>
                           <w:p>
                             <w:pPr>
-                              <w:rPr>
-                                <w:rFonts w:ascii="Times New Roman" w:eastAsia="Times New Roman" w:hAnsi="Times New Roman" w:cs="Times New Roman"/>
-                                <w:b/>
-                                <w:bCs/>
-                              </w:rPr>
-                            </w:pPr>
+                              <w:jc w:val="center"/>
+                              <w:rPr>
+                                <w:rFonts w:ascii="Times New Roman" w:eastAsia="Times New Roman" w:hAnsi="Times New Roman" w:cs="Times New Roman"/>
+                                <w:b/>
+                                <w:bCs/>
+                              </w:rPr>
+                            </w:pPr>
+                            <w:r>
+                              <w:rPr>
+                                <w:rFonts w:ascii="Times New Roman" w:eastAsia="Times New Roman" w:hAnsi="Times New Roman" w:cs="Times New Roman"/>
+                                <w:b/>
+                                <w:bCs/>
+                              </w:rPr>
+                              <w:t>${rt_branding_3_5}</w:t>
+                            </w:r>
                           </w:p>
                         </w:tc>
                         <w:tc>
@@ -7001,12 +7438,21 @@
                           </w:tcPr>
                           <w:p>
                             <w:pPr>
-                              <w:rPr>
-                                <w:rFonts w:ascii="Times New Roman" w:eastAsia="Times New Roman" w:hAnsi="Times New Roman" w:cs="Times New Roman"/>
-                                <w:b/>
-                                <w:bCs/>
-                              </w:rPr>
-                            </w:pPr>
+                              <w:jc w:val="center"/>
+                              <w:rPr>
+                                <w:rFonts w:ascii="Times New Roman" w:eastAsia="Times New Roman" w:hAnsi="Times New Roman" w:cs="Times New Roman"/>
+                                <w:b/>
+                                <w:bCs/>
+                              </w:rPr>
+                            </w:pPr>
+                            <w:r>
+                              <w:rPr>
+                                <w:rFonts w:ascii="Times New Roman" w:eastAsia="Times New Roman" w:hAnsi="Times New Roman" w:cs="Times New Roman"/>
+                                <w:b/>
+                                <w:bCs/>
+                              </w:rPr>
+                              <w:t>${rt_branding_3_4}</w:t>
+                            </w:r>
                           </w:p>
                         </w:tc>
                         <w:tc>
@@ -7016,12 +7462,21 @@
                           </w:tcPr>
                           <w:p>
                             <w:pPr>
-                              <w:rPr>
-                                <w:rFonts w:ascii="Times New Roman" w:eastAsia="Times New Roman" w:hAnsi="Times New Roman" w:cs="Times New Roman"/>
-                                <w:b/>
-                                <w:bCs/>
-                              </w:rPr>
-                            </w:pPr>
+                              <w:jc w:val="center"/>
+                              <w:rPr>
+                                <w:rFonts w:ascii="Times New Roman" w:eastAsia="Times New Roman" w:hAnsi="Times New Roman" w:cs="Times New Roman"/>
+                                <w:b/>
+                                <w:bCs/>
+                              </w:rPr>
+                            </w:pPr>
+                            <w:r>
+                              <w:rPr>
+                                <w:rFonts w:ascii="Times New Roman" w:eastAsia="Times New Roman" w:hAnsi="Times New Roman" w:cs="Times New Roman"/>
+                                <w:b/>
+                                <w:bCs/>
+                              </w:rPr>
+                              <w:t>${rt_branding_3_3}</w:t>
+                            </w:r>
                           </w:p>
                         </w:tc>
                         <w:tc>
@@ -7031,12 +7486,21 @@
                           </w:tcPr>
                           <w:p>
                             <w:pPr>
-                              <w:rPr>
-                                <w:rFonts w:ascii="Times New Roman" w:eastAsia="Times New Roman" w:hAnsi="Times New Roman" w:cs="Times New Roman"/>
-                                <w:b/>
-                                <w:bCs/>
-                              </w:rPr>
-                            </w:pPr>
+                              <w:jc w:val="center"/>
+                              <w:rPr>
+                                <w:rFonts w:ascii="Times New Roman" w:eastAsia="Times New Roman" w:hAnsi="Times New Roman" w:cs="Times New Roman"/>
+                                <w:b/>
+                                <w:bCs/>
+                              </w:rPr>
+                            </w:pPr>
+                            <w:r>
+                              <w:rPr>
+                                <w:rFonts w:ascii="Times New Roman" w:eastAsia="Times New Roman" w:hAnsi="Times New Roman" w:cs="Times New Roman"/>
+                                <w:b/>
+                                <w:bCs/>
+                              </w:rPr>
+                              <w:t>${rt_branding_3_2}</w:t>
+                            </w:r>
                           </w:p>
                         </w:tc>
                         <w:tc>
@@ -7046,12 +7510,21 @@
                           </w:tcPr>
                           <w:p>
                             <w:pPr>
-                              <w:rPr>
-                                <w:rFonts w:ascii="Times New Roman" w:eastAsia="Times New Roman" w:hAnsi="Times New Roman" w:cs="Times New Roman"/>
-                                <w:b/>
-                                <w:bCs/>
-                              </w:rPr>
-                            </w:pPr>
+                              <w:jc w:val="center"/>
+                              <w:rPr>
+                                <w:rFonts w:ascii="Times New Roman" w:eastAsia="Times New Roman" w:hAnsi="Times New Roman" w:cs="Times New Roman"/>
+                                <w:b/>
+                                <w:bCs/>
+                              </w:rPr>
+                            </w:pPr>
+                            <w:r>
+                              <w:rPr>
+                                <w:rFonts w:ascii="Times New Roman" w:eastAsia="Times New Roman" w:hAnsi="Times New Roman" w:cs="Times New Roman"/>
+                                <w:b/>
+                                <w:bCs/>
+                              </w:rPr>
+                              <w:t>${rt_branding_3_1}</w:t>
+                            </w:r>
                           </w:p>
                         </w:tc>
                       </w:tr>
@@ -7087,7 +7560,6 @@
                         <w:tc>
                           <w:tcPr>
                             <w:tcW w:w="2412" w:type="dxa"/>
-                            <w:gridSpan w:val="2"/>
                             <w:shd w:val="clear" w:color="auto" w:fill="FFFFFF" w:themeFill="background1"/>
                           </w:tcPr>
                           <w:p>
@@ -7115,12 +7587,21 @@
                           </w:tcPr>
                           <w:p>
                             <w:pPr>
-                              <w:rPr>
-                                <w:rFonts w:ascii="Times New Roman" w:eastAsia="Times New Roman" w:hAnsi="Times New Roman" w:cs="Times New Roman"/>
-                                <w:b/>
-                                <w:bCs/>
-                              </w:rPr>
-                            </w:pPr>
+                              <w:jc w:val="center"/>
+                              <w:rPr>
+                                <w:rFonts w:ascii="Times New Roman" w:eastAsia="Times New Roman" w:hAnsi="Times New Roman" w:cs="Times New Roman"/>
+                                <w:b/>
+                                <w:bCs/>
+                              </w:rPr>
+                            </w:pPr>
+                            <w:r>
+                              <w:rPr>
+                                <w:rFonts w:ascii="Times New Roman" w:eastAsia="Times New Roman" w:hAnsi="Times New Roman" w:cs="Times New Roman"/>
+                                <w:b/>
+                                <w:bCs/>
+                              </w:rPr>
+                              <w:t>${rt_branding_4_5}</w:t>
+                            </w:r>
                           </w:p>
                         </w:tc>
                         <w:tc>
@@ -7130,12 +7611,21 @@
                           </w:tcPr>
                           <w:p>
                             <w:pPr>
-                              <w:rPr>
-                                <w:rFonts w:ascii="Times New Roman" w:eastAsia="Times New Roman" w:hAnsi="Times New Roman" w:cs="Times New Roman"/>
-                                <w:b/>
-                                <w:bCs/>
-                              </w:rPr>
-                            </w:pPr>
+                              <w:jc w:val="center"/>
+                              <w:rPr>
+                                <w:rFonts w:ascii="Times New Roman" w:eastAsia="Times New Roman" w:hAnsi="Times New Roman" w:cs="Times New Roman"/>
+                                <w:b/>
+                                <w:bCs/>
+                              </w:rPr>
+                            </w:pPr>
+                            <w:r>
+                              <w:rPr>
+                                <w:rFonts w:ascii="Times New Roman" w:eastAsia="Times New Roman" w:hAnsi="Times New Roman" w:cs="Times New Roman"/>
+                                <w:b/>
+                                <w:bCs/>
+                              </w:rPr>
+                              <w:t>${rt_branding_4_4}</w:t>
+                            </w:r>
                           </w:p>
                         </w:tc>
                         <w:tc>
@@ -7145,12 +7635,21 @@
                           </w:tcPr>
                           <w:p>
                             <w:pPr>
-                              <w:rPr>
-                                <w:rFonts w:ascii="Times New Roman" w:eastAsia="Times New Roman" w:hAnsi="Times New Roman" w:cs="Times New Roman"/>
-                                <w:b/>
-                                <w:bCs/>
-                              </w:rPr>
-                            </w:pPr>
+                              <w:jc w:val="center"/>
+                              <w:rPr>
+                                <w:rFonts w:ascii="Times New Roman" w:eastAsia="Times New Roman" w:hAnsi="Times New Roman" w:cs="Times New Roman"/>
+                                <w:b/>
+                                <w:bCs/>
+                              </w:rPr>
+                            </w:pPr>
+                            <w:r>
+                              <w:rPr>
+                                <w:rFonts w:ascii="Times New Roman" w:eastAsia="Times New Roman" w:hAnsi="Times New Roman" w:cs="Times New Roman"/>
+                                <w:b/>
+                                <w:bCs/>
+                              </w:rPr>
+                              <w:t>${rt_branding_4_3}</w:t>
+                            </w:r>
                           </w:p>
                         </w:tc>
                         <w:tc>
@@ -7160,12 +7659,21 @@
                           </w:tcPr>
                           <w:p>
                             <w:pPr>
-                              <w:rPr>
-                                <w:rFonts w:ascii="Times New Roman" w:eastAsia="Times New Roman" w:hAnsi="Times New Roman" w:cs="Times New Roman"/>
-                                <w:b/>
-                                <w:bCs/>
-                              </w:rPr>
-                            </w:pPr>
+                              <w:jc w:val="center"/>
+                              <w:rPr>
+                                <w:rFonts w:ascii="Times New Roman" w:eastAsia="Times New Roman" w:hAnsi="Times New Roman" w:cs="Times New Roman"/>
+                                <w:b/>
+                                <w:bCs/>
+                              </w:rPr>
+                            </w:pPr>
+                            <w:r>
+                              <w:rPr>
+                                <w:rFonts w:ascii="Times New Roman" w:eastAsia="Times New Roman" w:hAnsi="Times New Roman" w:cs="Times New Roman"/>
+                                <w:b/>
+                                <w:bCs/>
+                              </w:rPr>
+                              <w:t>${rt_branding_4_2}</w:t>
+                            </w:r>
                           </w:p>
                         </w:tc>
                         <w:tc>
@@ -7175,12 +7683,21 @@
                           </w:tcPr>
                           <w:p>
                             <w:pPr>
-                              <w:rPr>
-                                <w:rFonts w:ascii="Times New Roman" w:eastAsia="Times New Roman" w:hAnsi="Times New Roman" w:cs="Times New Roman"/>
-                                <w:b/>
-                                <w:bCs/>
-                              </w:rPr>
-                            </w:pPr>
+                              <w:jc w:val="center"/>
+                              <w:rPr>
+                                <w:rFonts w:ascii="Times New Roman" w:eastAsia="Times New Roman" w:hAnsi="Times New Roman" w:cs="Times New Roman"/>
+                                <w:b/>
+                                <w:bCs/>
+                              </w:rPr>
+                            </w:pPr>
+                            <w:r>
+                              <w:rPr>
+                                <w:rFonts w:ascii="Times New Roman" w:eastAsia="Times New Roman" w:hAnsi="Times New Roman" w:cs="Times New Roman"/>
+                                <w:b/>
+                                <w:bCs/>
+                              </w:rPr>
+                              <w:t>${rt_branding_4_1}</w:t>
+                            </w:r>
                           </w:p>
                         </w:tc>
                       </w:tr>
@@ -7191,7 +7708,7 @@
                         <w:tc>
                           <w:tcPr>
                             <w:tcW w:w="2864" w:type="dxa"/>
-                            <w:gridSpan w:val="3"/>
+                            <w:gridSpan w:val="2"/>
                             <w:shd w:val="clear" w:color="auto" w:fill="F2F2F2" w:themeFill="background1" w:themeFillShade="F2"/>
                           </w:tcPr>
                           <w:p>
@@ -7228,6 +7745,17 @@
                                 <w:bCs/>
                               </w:rPr>
                             </w:pPr>
+                            <w:r>
+                              <w:t>${</w:t>
+                            </w:r>
+                            <w:proofErr w:type="spellStart"/>
+                            <w:r>
+                              <w:t>avg_branding</w:t>
+                            </w:r>
+                            <w:proofErr w:type="spellEnd"/>
+                            <w:r>
+                              <w:t>}</w:t>
+                            </w:r>
                           </w:p>
                         </w:tc>
                       </w:tr>
@@ -7238,7 +7766,7 @@
                         <w:tc>
                           <w:tcPr>
                             <w:tcW w:w="2864" w:type="dxa"/>
-                            <w:gridSpan w:val="3"/>
+                            <w:gridSpan w:val="2"/>
                             <w:shd w:val="clear" w:color="auto" w:fill="F2F2F2" w:themeFill="background1" w:themeFillShade="F2"/>
                           </w:tcPr>
                           <w:p>
@@ -7285,6 +7813,32 @@
                                 <w:bCs/>
                               </w:rPr>
                             </w:pPr>
+                            <w:r>
+                              <w:rPr>
+                                <w:rFonts w:ascii="Times New Roman" w:eastAsia="Times New Roman" w:hAnsi="Times New Roman" w:cs="Times New Roman"/>
+                                <w:sz w:val="18"/>
+                                <w:szCs w:val="18"/>
+                              </w:rPr>
+                              <w:t>${</w:t>
+                            </w:r>
+                            <w:proofErr w:type="spellStart"/>
+                            <w:r>
+                              <w:rPr>
+                                <w:rFonts w:ascii="Times New Roman" w:eastAsia="Times New Roman" w:hAnsi="Times New Roman" w:cs="Times New Roman"/>
+                                <w:sz w:val="18"/>
+                                <w:szCs w:val="18"/>
+                              </w:rPr>
+                              <w:t>interp_branding</w:t>
+                            </w:r>
+                            <w:proofErr w:type="spellEnd"/>
+                            <w:r>
+                              <w:rPr>
+                                <w:rFonts w:ascii="Times New Roman" w:eastAsia="Times New Roman" w:hAnsi="Times New Roman" w:cs="Times New Roman"/>
+                                <w:sz w:val="18"/>
+                                <w:szCs w:val="18"/>
+                              </w:rPr>
+                              <w:t>}</w:t>
+                            </w:r>
                           </w:p>
                         </w:tc>
                       </w:tr>
@@ -7295,8 +7849,7 @@
                         <w:tc>
                           <w:tcPr>
                             <w:tcW w:w="4344" w:type="dxa"/>
-                            <w:gridSpan w:val="8"/>
-                            <w:shd w:val="clear" w:color="auto" w:fill="auto"/>
+                            <w:gridSpan w:val="7"/>
                           </w:tcPr>
                           <w:p>
                             <w:pPr>
@@ -7329,7 +7882,7 @@
         <mc:AlternateContent>
           <mc:Choice Requires="wps">
             <w:drawing>
-              <wp:anchor distT="0" distB="0" distL="114300" distR="114300" simplePos="0" relativeHeight="251670528" behindDoc="0" locked="0" layoutInCell="1" allowOverlap="1" wp14:anchorId="25A2B9A2" wp14:editId="539DCB51">
+              <wp:anchor distT="0" distB="0" distL="114300" distR="114300" simplePos="0" relativeHeight="251670528" behindDoc="0" locked="0" layoutInCell="1" allowOverlap="1" wp14:anchorId="25A2B9A2" wp14:editId="0F0B64C4">
                 <wp:simplePos x="0" y="0"/>
                 <wp:positionH relativeFrom="margin">
                   <wp:posOffset>-405130</wp:posOffset>
@@ -7369,13 +7922,13 @@
                             </w:tblPr>
                             <w:tblGrid>
                               <w:gridCol w:w="452"/>
-                              <w:gridCol w:w="7"/>
-                              <w:gridCol w:w="2405"/>
-                              <w:gridCol w:w="296"/>
-                              <w:gridCol w:w="296"/>
-                              <w:gridCol w:w="296"/>
-                              <w:gridCol w:w="296"/>
-                              <w:gridCol w:w="296"/>
+                              <w:gridCol w:w="6"/>
+                              <w:gridCol w:w="1581"/>
+                              <w:gridCol w:w="3091"/>
+                              <w:gridCol w:w="3091"/>
+                              <w:gridCol w:w="3091"/>
+                              <w:gridCol w:w="3091"/>
+                              <w:gridCol w:w="3091"/>
                             </w:tblGrid>
                             <w:tr>
                               <w:tc>
@@ -8464,7 +9017,25 @@
                                       <w:b/>
                                       <w:bCs/>
                                     </w:rPr>
-                                    <w:t xml:space="preserve">${avg_functionality}</w:t>
+                                    <w:t>${</w:t>
+                                  </w:r>
+                                  <w:proofErr w:type="spellStart"/>
+                                  <w:r>
+                                    <w:rPr>
+                                      <w:rFonts w:ascii="Times New Roman" w:eastAsia="Times New Roman" w:hAnsi="Times New Roman" w:cs="Times New Roman"/>
+                                      <w:b/>
+                                      <w:bCs/>
+                                    </w:rPr>
+                                    <w:t>avg_functionality</w:t>
+                                  </w:r>
+                                  <w:proofErr w:type="spellEnd"/>
+                                  <w:r>
+                                    <w:rPr>
+                                      <w:rFonts w:ascii="Times New Roman" w:eastAsia="Times New Roman" w:hAnsi="Times New Roman" w:cs="Times New Roman"/>
+                                      <w:b/>
+                                      <w:bCs/>
+                                    </w:rPr>
+                                    <w:t>}</w:t>
                                   </w:r>
                                 </w:p>
                               </w:tc>
@@ -8532,7 +9103,25 @@
                                       <w:sz w:val="18"/>
                                       <w:szCs w:val="18"/>
                                     </w:rPr>
-                                    <w:t>${interp_functionality}</w:t>
+                                    <w:t>${</w:t>
+                                  </w:r>
+                                  <w:proofErr w:type="spellStart"/>
+                                  <w:r>
+                                    <w:rPr>
+                                      <w:rFonts w:ascii="Times New Roman" w:eastAsia="Times New Roman" w:hAnsi="Times New Roman" w:cs="Times New Roman"/>
+                                      <w:sz w:val="18"/>
+                                      <w:szCs w:val="18"/>
+                                    </w:rPr>
+                                    <w:t>interp_functionality</w:t>
+                                  </w:r>
+                                  <w:proofErr w:type="spellEnd"/>
+                                  <w:r>
+                                    <w:rPr>
+                                      <w:rFonts w:ascii="Times New Roman" w:eastAsia="Times New Roman" w:hAnsi="Times New Roman" w:cs="Times New Roman"/>
+                                      <w:sz w:val="18"/>
+                                      <w:szCs w:val="18"/>
+                                    </w:rPr>
+                                    <w:t>}</w:t>
                                   </w:r>
                                 </w:p>
                               </w:tc>
@@ -8545,7 +9134,6 @@
                                 <w:tcPr>
                                   <w:tcW w:w="4344" w:type="dxa"/>
                                   <w:gridSpan w:val="8"/>
-                                  <w:shd w:val="clear" w:color="auto" w:fill="auto"/>
                                   <w:vAlign w:val="center"/>
                                 </w:tcPr>
                                 <w:p>
@@ -9172,7 +9760,7 @@
                                     <w:tblLook w:val="04A0" w:firstRow="1" w:lastRow="0" w:firstColumn="1" w:lastColumn="0" w:noHBand="0" w:noVBand="1"/>
                                   </w:tblPr>
                                   <w:tblGrid>
-                                    <w:gridCol w:w="2196"/>
+                                    <w:gridCol w:w="1371"/>
                                   </w:tblGrid>
                                   <w:tr>
                                     <w:trPr>
@@ -9909,7 +10497,24 @@
                                     </w:rPr>
                                   </w:pPr>
                                   <w:r>
-                                    <w:t>${avg_technical_feasibility}</w:t>
+                                    <w:rPr>
+                                      <w:rFonts w:ascii="Times New Roman" w:hAnsi="Times New Roman" w:cs="Times New Roman"/>
+                                    </w:rPr>
+                                    <w:t>${</w:t>
+                                  </w:r>
+                                  <w:proofErr w:type="spellStart"/>
+                                  <w:r>
+                                    <w:rPr>
+                                      <w:rFonts w:ascii="Times New Roman" w:hAnsi="Times New Roman" w:cs="Times New Roman"/>
+                                    </w:rPr>
+                                    <w:t>avg_technical_feasibility</w:t>
+                                  </w:r>
+                                  <w:proofErr w:type="spellEnd"/>
+                                  <w:r>
+                                    <w:rPr>
+                                      <w:rFonts w:ascii="Times New Roman" w:hAnsi="Times New Roman" w:cs="Times New Roman"/>
+                                    </w:rPr>
+                                    <w:t>}</w:t>
                                   </w:r>
                                 </w:p>
                               </w:tc>
@@ -9974,7 +10579,25 @@
                                       <w:sz w:val="18"/>
                                       <w:szCs w:val="18"/>
                                     </w:rPr>
-                                    <w:t>${interp_technical_feasibility}</w:t>
+                                    <w:t>${</w:t>
+                                  </w:r>
+                                  <w:proofErr w:type="spellStart"/>
+                                  <w:r>
+                                    <w:rPr>
+                                      <w:rFonts w:ascii="Times New Roman" w:eastAsia="Times New Roman" w:hAnsi="Times New Roman" w:cs="Times New Roman"/>
+                                      <w:sz w:val="18"/>
+                                      <w:szCs w:val="18"/>
+                                    </w:rPr>
+                                    <w:t>interp_technical_feasibility</w:t>
+                                  </w:r>
+                                  <w:proofErr w:type="spellEnd"/>
+                                  <w:r>
+                                    <w:rPr>
+                                      <w:rFonts w:ascii="Times New Roman" w:eastAsia="Times New Roman" w:hAnsi="Times New Roman" w:cs="Times New Roman"/>
+                                      <w:sz w:val="18"/>
+                                      <w:szCs w:val="18"/>
+                                    </w:rPr>
+                                    <w:t>}</w:t>
                                   </w:r>
                                 </w:p>
                               </w:tc>
@@ -9987,7 +10610,6 @@
                                 <w:tcPr>
                                   <w:tcW w:w="4344" w:type="dxa"/>
                                   <w:gridSpan w:val="8"/>
-                                  <w:shd w:val="clear" w:color="auto" w:fill="auto"/>
                                 </w:tcPr>
                                 <w:p>
                                   <w:pPr>
@@ -10035,13 +10657,13 @@
                       </w:tblPr>
                       <w:tblGrid>
                         <w:gridCol w:w="452"/>
-                        <w:gridCol w:w="7"/>
-                        <w:gridCol w:w="2405"/>
-                        <w:gridCol w:w="296"/>
-                        <w:gridCol w:w="296"/>
-                        <w:gridCol w:w="296"/>
-                        <w:gridCol w:w="296"/>
-                        <w:gridCol w:w="296"/>
+                        <w:gridCol w:w="6"/>
+                        <w:gridCol w:w="1581"/>
+                        <w:gridCol w:w="3091"/>
+                        <w:gridCol w:w="3091"/>
+                        <w:gridCol w:w="3091"/>
+                        <w:gridCol w:w="3091"/>
+                        <w:gridCol w:w="3091"/>
                       </w:tblGrid>
                       <w:tr>
                         <w:tc>
@@ -10311,12 +10933,21 @@
                           </w:tcPr>
                           <w:p>
                             <w:pPr>
-                              <w:rPr>
-                                <w:rFonts w:ascii="Times New Roman" w:eastAsia="Times New Roman" w:hAnsi="Times New Roman" w:cs="Times New Roman"/>
-                                <w:b/>
-                                <w:bCs/>
-                              </w:rPr>
-                            </w:pPr>
+                              <w:jc w:val="center"/>
+                              <w:rPr>
+                                <w:rFonts w:ascii="Times New Roman" w:eastAsia="Times New Roman" w:hAnsi="Times New Roman" w:cs="Times New Roman"/>
+                                <w:b/>
+                                <w:bCs/>
+                              </w:rPr>
+                            </w:pPr>
+                            <w:r>
+                              <w:rPr>
+                                <w:rFonts w:ascii="Times New Roman" w:eastAsia="Times New Roman" w:hAnsi="Times New Roman" w:cs="Times New Roman"/>
+                                <w:b/>
+                                <w:bCs/>
+                              </w:rPr>
+                              <w:t>${rt_functionality_0_5}</w:t>
+                            </w:r>
                           </w:p>
                         </w:tc>
                         <w:tc>
@@ -10325,12 +10956,21 @@
                           </w:tcPr>
                           <w:p>
                             <w:pPr>
-                              <w:rPr>
-                                <w:rFonts w:ascii="Times New Roman" w:eastAsia="Times New Roman" w:hAnsi="Times New Roman" w:cs="Times New Roman"/>
-                                <w:b/>
-                                <w:bCs/>
-                              </w:rPr>
-                            </w:pPr>
+                              <w:jc w:val="center"/>
+                              <w:rPr>
+                                <w:rFonts w:ascii="Times New Roman" w:eastAsia="Times New Roman" w:hAnsi="Times New Roman" w:cs="Times New Roman"/>
+                                <w:b/>
+                                <w:bCs/>
+                              </w:rPr>
+                            </w:pPr>
+                            <w:r>
+                              <w:rPr>
+                                <w:rFonts w:ascii="Times New Roman" w:eastAsia="Times New Roman" w:hAnsi="Times New Roman" w:cs="Times New Roman"/>
+                                <w:b/>
+                                <w:bCs/>
+                              </w:rPr>
+                              <w:t>${rt_functionality_0_4}</w:t>
+                            </w:r>
                           </w:p>
                         </w:tc>
                         <w:tc>
@@ -10339,12 +10979,21 @@
                           </w:tcPr>
                           <w:p>
                             <w:pPr>
-                              <w:rPr>
-                                <w:rFonts w:ascii="Times New Roman" w:eastAsia="Times New Roman" w:hAnsi="Times New Roman" w:cs="Times New Roman"/>
-                                <w:b/>
-                                <w:bCs/>
-                              </w:rPr>
-                            </w:pPr>
+                              <w:jc w:val="center"/>
+                              <w:rPr>
+                                <w:rFonts w:ascii="Times New Roman" w:eastAsia="Times New Roman" w:hAnsi="Times New Roman" w:cs="Times New Roman"/>
+                                <w:b/>
+                                <w:bCs/>
+                              </w:rPr>
+                            </w:pPr>
+                            <w:r>
+                              <w:rPr>
+                                <w:rFonts w:ascii="Times New Roman" w:eastAsia="Times New Roman" w:hAnsi="Times New Roman" w:cs="Times New Roman"/>
+                                <w:b/>
+                                <w:bCs/>
+                              </w:rPr>
+                              <w:t>${rt_functionality_0_3}</w:t>
+                            </w:r>
                           </w:p>
                         </w:tc>
                         <w:tc>
@@ -10353,12 +11002,21 @@
                           </w:tcPr>
                           <w:p>
                             <w:pPr>
-                              <w:rPr>
-                                <w:rFonts w:ascii="Times New Roman" w:eastAsia="Times New Roman" w:hAnsi="Times New Roman" w:cs="Times New Roman"/>
-                                <w:b/>
-                                <w:bCs/>
-                              </w:rPr>
-                            </w:pPr>
+                              <w:jc w:val="center"/>
+                              <w:rPr>
+                                <w:rFonts w:ascii="Times New Roman" w:eastAsia="Times New Roman" w:hAnsi="Times New Roman" w:cs="Times New Roman"/>
+                                <w:b/>
+                                <w:bCs/>
+                              </w:rPr>
+                            </w:pPr>
+                            <w:r>
+                              <w:rPr>
+                                <w:rFonts w:ascii="Times New Roman" w:eastAsia="Times New Roman" w:hAnsi="Times New Roman" w:cs="Times New Roman"/>
+                                <w:b/>
+                                <w:bCs/>
+                              </w:rPr>
+                              <w:t>${rt_functionality_0_2}</w:t>
+                            </w:r>
                           </w:p>
                         </w:tc>
                         <w:tc>
@@ -10367,12 +11025,21 @@
                           </w:tcPr>
                           <w:p>
                             <w:pPr>
-                              <w:rPr>
-                                <w:rFonts w:ascii="Times New Roman" w:eastAsia="Times New Roman" w:hAnsi="Times New Roman" w:cs="Times New Roman"/>
-                                <w:b/>
-                                <w:bCs/>
-                              </w:rPr>
-                            </w:pPr>
+                              <w:jc w:val="center"/>
+                              <w:rPr>
+                                <w:rFonts w:ascii="Times New Roman" w:eastAsia="Times New Roman" w:hAnsi="Times New Roman" w:cs="Times New Roman"/>
+                                <w:b/>
+                                <w:bCs/>
+                              </w:rPr>
+                            </w:pPr>
+                            <w:r>
+                              <w:rPr>
+                                <w:rFonts w:ascii="Times New Roman" w:eastAsia="Times New Roman" w:hAnsi="Times New Roman" w:cs="Times New Roman"/>
+                                <w:b/>
+                                <w:bCs/>
+                              </w:rPr>
+                              <w:t>${rt_functionality_0_1}</w:t>
+                            </w:r>
                           </w:p>
                         </w:tc>
                       </w:tr>
@@ -10430,12 +11097,21 @@
                           </w:tcPr>
                           <w:p>
                             <w:pPr>
-                              <w:rPr>
-                                <w:rFonts w:ascii="Times New Roman" w:eastAsia="Times New Roman" w:hAnsi="Times New Roman" w:cs="Times New Roman"/>
-                                <w:b/>
-                                <w:bCs/>
-                              </w:rPr>
-                            </w:pPr>
+                              <w:jc w:val="center"/>
+                              <w:rPr>
+                                <w:rFonts w:ascii="Times New Roman" w:eastAsia="Times New Roman" w:hAnsi="Times New Roman" w:cs="Times New Roman"/>
+                                <w:b/>
+                                <w:bCs/>
+                              </w:rPr>
+                            </w:pPr>
+                            <w:r>
+                              <w:rPr>
+                                <w:rFonts w:ascii="Times New Roman" w:eastAsia="Times New Roman" w:hAnsi="Times New Roman" w:cs="Times New Roman"/>
+                                <w:b/>
+                                <w:bCs/>
+                              </w:rPr>
+                              <w:t>${rt_functionality_1_5}</w:t>
+                            </w:r>
                           </w:p>
                         </w:tc>
                         <w:tc>
@@ -10444,12 +11120,21 @@
                           </w:tcPr>
                           <w:p>
                             <w:pPr>
-                              <w:rPr>
-                                <w:rFonts w:ascii="Times New Roman" w:eastAsia="Times New Roman" w:hAnsi="Times New Roman" w:cs="Times New Roman"/>
-                                <w:b/>
-                                <w:bCs/>
-                              </w:rPr>
-                            </w:pPr>
+                              <w:jc w:val="center"/>
+                              <w:rPr>
+                                <w:rFonts w:ascii="Times New Roman" w:eastAsia="Times New Roman" w:hAnsi="Times New Roman" w:cs="Times New Roman"/>
+                                <w:b/>
+                                <w:bCs/>
+                              </w:rPr>
+                            </w:pPr>
+                            <w:r>
+                              <w:rPr>
+                                <w:rFonts w:ascii="Times New Roman" w:eastAsia="Times New Roman" w:hAnsi="Times New Roman" w:cs="Times New Roman"/>
+                                <w:b/>
+                                <w:bCs/>
+                              </w:rPr>
+                              <w:t>${rt_functionality_1_4}</w:t>
+                            </w:r>
                           </w:p>
                         </w:tc>
                         <w:tc>
@@ -10458,12 +11143,21 @@
                           </w:tcPr>
                           <w:p>
                             <w:pPr>
-                              <w:rPr>
-                                <w:rFonts w:ascii="Times New Roman" w:eastAsia="Times New Roman" w:hAnsi="Times New Roman" w:cs="Times New Roman"/>
-                                <w:b/>
-                                <w:bCs/>
-                              </w:rPr>
-                            </w:pPr>
+                              <w:jc w:val="center"/>
+                              <w:rPr>
+                                <w:rFonts w:ascii="Times New Roman" w:eastAsia="Times New Roman" w:hAnsi="Times New Roman" w:cs="Times New Roman"/>
+                                <w:b/>
+                                <w:bCs/>
+                              </w:rPr>
+                            </w:pPr>
+                            <w:r>
+                              <w:rPr>
+                                <w:rFonts w:ascii="Times New Roman" w:eastAsia="Times New Roman" w:hAnsi="Times New Roman" w:cs="Times New Roman"/>
+                                <w:b/>
+                                <w:bCs/>
+                              </w:rPr>
+                              <w:t>${rt_functionality_1_3}</w:t>
+                            </w:r>
                           </w:p>
                         </w:tc>
                         <w:tc>
@@ -10472,12 +11166,21 @@
                           </w:tcPr>
                           <w:p>
                             <w:pPr>
-                              <w:rPr>
-                                <w:rFonts w:ascii="Times New Roman" w:eastAsia="Times New Roman" w:hAnsi="Times New Roman" w:cs="Times New Roman"/>
-                                <w:b/>
-                                <w:bCs/>
-                              </w:rPr>
-                            </w:pPr>
+                              <w:jc w:val="center"/>
+                              <w:rPr>
+                                <w:rFonts w:ascii="Times New Roman" w:eastAsia="Times New Roman" w:hAnsi="Times New Roman" w:cs="Times New Roman"/>
+                                <w:b/>
+                                <w:bCs/>
+                              </w:rPr>
+                            </w:pPr>
+                            <w:r>
+                              <w:rPr>
+                                <w:rFonts w:ascii="Times New Roman" w:eastAsia="Times New Roman" w:hAnsi="Times New Roman" w:cs="Times New Roman"/>
+                                <w:b/>
+                                <w:bCs/>
+                              </w:rPr>
+                              <w:t>${rt_functionality_1_2}</w:t>
+                            </w:r>
                           </w:p>
                         </w:tc>
                         <w:tc>
@@ -10486,12 +11189,21 @@
                           </w:tcPr>
                           <w:p>
                             <w:pPr>
-                              <w:rPr>
-                                <w:rFonts w:ascii="Times New Roman" w:eastAsia="Times New Roman" w:hAnsi="Times New Roman" w:cs="Times New Roman"/>
-                                <w:b/>
-                                <w:bCs/>
-                              </w:rPr>
-                            </w:pPr>
+                              <w:jc w:val="center"/>
+                              <w:rPr>
+                                <w:rFonts w:ascii="Times New Roman" w:eastAsia="Times New Roman" w:hAnsi="Times New Roman" w:cs="Times New Roman"/>
+                                <w:b/>
+                                <w:bCs/>
+                              </w:rPr>
+                            </w:pPr>
+                            <w:r>
+                              <w:rPr>
+                                <w:rFonts w:ascii="Times New Roman" w:eastAsia="Times New Roman" w:hAnsi="Times New Roman" w:cs="Times New Roman"/>
+                                <w:b/>
+                                <w:bCs/>
+                              </w:rPr>
+                              <w:t>${rt_functionality_1_1}</w:t>
+                            </w:r>
                           </w:p>
                         </w:tc>
                       </w:tr>
@@ -10549,12 +11261,21 @@
                           </w:tcPr>
                           <w:p>
                             <w:pPr>
-                              <w:rPr>
-                                <w:rFonts w:ascii="Times New Roman" w:eastAsia="Times New Roman" w:hAnsi="Times New Roman" w:cs="Times New Roman"/>
-                                <w:b/>
-                                <w:bCs/>
-                              </w:rPr>
-                            </w:pPr>
+                              <w:jc w:val="center"/>
+                              <w:rPr>
+                                <w:rFonts w:ascii="Times New Roman" w:eastAsia="Times New Roman" w:hAnsi="Times New Roman" w:cs="Times New Roman"/>
+                                <w:b/>
+                                <w:bCs/>
+                              </w:rPr>
+                            </w:pPr>
+                            <w:r>
+                              <w:rPr>
+                                <w:rFonts w:ascii="Times New Roman" w:eastAsia="Times New Roman" w:hAnsi="Times New Roman" w:cs="Times New Roman"/>
+                                <w:b/>
+                                <w:bCs/>
+                              </w:rPr>
+                              <w:t>${rt_functionality_2_5}</w:t>
+                            </w:r>
                           </w:p>
                         </w:tc>
                         <w:tc>
@@ -10563,12 +11284,21 @@
                           </w:tcPr>
                           <w:p>
                             <w:pPr>
-                              <w:rPr>
-                                <w:rFonts w:ascii="Times New Roman" w:eastAsia="Times New Roman" w:hAnsi="Times New Roman" w:cs="Times New Roman"/>
-                                <w:b/>
-                                <w:bCs/>
-                              </w:rPr>
-                            </w:pPr>
+                              <w:jc w:val="center"/>
+                              <w:rPr>
+                                <w:rFonts w:ascii="Times New Roman" w:eastAsia="Times New Roman" w:hAnsi="Times New Roman" w:cs="Times New Roman"/>
+                                <w:b/>
+                                <w:bCs/>
+                              </w:rPr>
+                            </w:pPr>
+                            <w:r>
+                              <w:rPr>
+                                <w:rFonts w:ascii="Times New Roman" w:eastAsia="Times New Roman" w:hAnsi="Times New Roman" w:cs="Times New Roman"/>
+                                <w:b/>
+                                <w:bCs/>
+                              </w:rPr>
+                              <w:t>${rt_functionality_2_4}</w:t>
+                            </w:r>
                           </w:p>
                         </w:tc>
                         <w:tc>
@@ -10577,12 +11307,21 @@
                           </w:tcPr>
                           <w:p>
                             <w:pPr>
-                              <w:rPr>
-                                <w:rFonts w:ascii="Times New Roman" w:eastAsia="Times New Roman" w:hAnsi="Times New Roman" w:cs="Times New Roman"/>
-                                <w:b/>
-                                <w:bCs/>
-                              </w:rPr>
-                            </w:pPr>
+                              <w:jc w:val="center"/>
+                              <w:rPr>
+                                <w:rFonts w:ascii="Times New Roman" w:eastAsia="Times New Roman" w:hAnsi="Times New Roman" w:cs="Times New Roman"/>
+                                <w:b/>
+                                <w:bCs/>
+                              </w:rPr>
+                            </w:pPr>
+                            <w:r>
+                              <w:rPr>
+                                <w:rFonts w:ascii="Times New Roman" w:eastAsia="Times New Roman" w:hAnsi="Times New Roman" w:cs="Times New Roman"/>
+                                <w:b/>
+                                <w:bCs/>
+                              </w:rPr>
+                              <w:t>${rt_functionality_2_3}</w:t>
+                            </w:r>
                           </w:p>
                         </w:tc>
                         <w:tc>
@@ -10591,12 +11330,21 @@
                           </w:tcPr>
                           <w:p>
                             <w:pPr>
-                              <w:rPr>
-                                <w:rFonts w:ascii="Times New Roman" w:eastAsia="Times New Roman" w:hAnsi="Times New Roman" w:cs="Times New Roman"/>
-                                <w:b/>
-                                <w:bCs/>
-                              </w:rPr>
-                            </w:pPr>
+                              <w:jc w:val="center"/>
+                              <w:rPr>
+                                <w:rFonts w:ascii="Times New Roman" w:eastAsia="Times New Roman" w:hAnsi="Times New Roman" w:cs="Times New Roman"/>
+                                <w:b/>
+                                <w:bCs/>
+                              </w:rPr>
+                            </w:pPr>
+                            <w:r>
+                              <w:rPr>
+                                <w:rFonts w:ascii="Times New Roman" w:eastAsia="Times New Roman" w:hAnsi="Times New Roman" w:cs="Times New Roman"/>
+                                <w:b/>
+                                <w:bCs/>
+                              </w:rPr>
+                              <w:t>${rt_functionality_2_2}</w:t>
+                            </w:r>
                           </w:p>
                         </w:tc>
                         <w:tc>
@@ -10605,12 +11353,21 @@
                           </w:tcPr>
                           <w:p>
                             <w:pPr>
-                              <w:rPr>
-                                <w:rFonts w:ascii="Times New Roman" w:eastAsia="Times New Roman" w:hAnsi="Times New Roman" w:cs="Times New Roman"/>
-                                <w:b/>
-                                <w:bCs/>
-                              </w:rPr>
-                            </w:pPr>
+                              <w:jc w:val="center"/>
+                              <w:rPr>
+                                <w:rFonts w:ascii="Times New Roman" w:eastAsia="Times New Roman" w:hAnsi="Times New Roman" w:cs="Times New Roman"/>
+                                <w:b/>
+                                <w:bCs/>
+                              </w:rPr>
+                            </w:pPr>
+                            <w:r>
+                              <w:rPr>
+                                <w:rFonts w:ascii="Times New Roman" w:eastAsia="Times New Roman" w:hAnsi="Times New Roman" w:cs="Times New Roman"/>
+                                <w:b/>
+                                <w:bCs/>
+                              </w:rPr>
+                              <w:t>${rt_functionality_2_1}</w:t>
+                            </w:r>
                           </w:p>
                         </w:tc>
                       </w:tr>
@@ -10668,12 +11425,21 @@
                           </w:tcPr>
                           <w:p>
                             <w:pPr>
-                              <w:rPr>
-                                <w:rFonts w:ascii="Times New Roman" w:eastAsia="Times New Roman" w:hAnsi="Times New Roman" w:cs="Times New Roman"/>
-                                <w:b/>
-                                <w:bCs/>
-                              </w:rPr>
-                            </w:pPr>
+                              <w:jc w:val="center"/>
+                              <w:rPr>
+                                <w:rFonts w:ascii="Times New Roman" w:eastAsia="Times New Roman" w:hAnsi="Times New Roman" w:cs="Times New Roman"/>
+                                <w:b/>
+                                <w:bCs/>
+                              </w:rPr>
+                            </w:pPr>
+                            <w:r>
+                              <w:rPr>
+                                <w:rFonts w:ascii="Times New Roman" w:eastAsia="Times New Roman" w:hAnsi="Times New Roman" w:cs="Times New Roman"/>
+                                <w:b/>
+                                <w:bCs/>
+                              </w:rPr>
+                              <w:t>${rt_functionality_3_5}</w:t>
+                            </w:r>
                           </w:p>
                         </w:tc>
                         <w:tc>
@@ -10682,12 +11448,21 @@
                           </w:tcPr>
                           <w:p>
                             <w:pPr>
-                              <w:rPr>
-                                <w:rFonts w:ascii="Times New Roman" w:eastAsia="Times New Roman" w:hAnsi="Times New Roman" w:cs="Times New Roman"/>
-                                <w:b/>
-                                <w:bCs/>
-                              </w:rPr>
-                            </w:pPr>
+                              <w:jc w:val="center"/>
+                              <w:rPr>
+                                <w:rFonts w:ascii="Times New Roman" w:eastAsia="Times New Roman" w:hAnsi="Times New Roman" w:cs="Times New Roman"/>
+                                <w:b/>
+                                <w:bCs/>
+                              </w:rPr>
+                            </w:pPr>
+                            <w:r>
+                              <w:rPr>
+                                <w:rFonts w:ascii="Times New Roman" w:eastAsia="Times New Roman" w:hAnsi="Times New Roman" w:cs="Times New Roman"/>
+                                <w:b/>
+                                <w:bCs/>
+                              </w:rPr>
+                              <w:t>${rt_functionality_3_4}</w:t>
+                            </w:r>
                           </w:p>
                         </w:tc>
                         <w:tc>
@@ -10696,12 +11471,21 @@
                           </w:tcPr>
                           <w:p>
                             <w:pPr>
-                              <w:rPr>
-                                <w:rFonts w:ascii="Times New Roman" w:eastAsia="Times New Roman" w:hAnsi="Times New Roman" w:cs="Times New Roman"/>
-                                <w:b/>
-                                <w:bCs/>
-                              </w:rPr>
-                            </w:pPr>
+                              <w:jc w:val="center"/>
+                              <w:rPr>
+                                <w:rFonts w:ascii="Times New Roman" w:eastAsia="Times New Roman" w:hAnsi="Times New Roman" w:cs="Times New Roman"/>
+                                <w:b/>
+                                <w:bCs/>
+                              </w:rPr>
+                            </w:pPr>
+                            <w:r>
+                              <w:rPr>
+                                <w:rFonts w:ascii="Times New Roman" w:eastAsia="Times New Roman" w:hAnsi="Times New Roman" w:cs="Times New Roman"/>
+                                <w:b/>
+                                <w:bCs/>
+                              </w:rPr>
+                              <w:t>${rt_functionality_3_3}</w:t>
+                            </w:r>
                           </w:p>
                         </w:tc>
                         <w:tc>
@@ -10710,12 +11494,21 @@
                           </w:tcPr>
                           <w:p>
                             <w:pPr>
-                              <w:rPr>
-                                <w:rFonts w:ascii="Times New Roman" w:eastAsia="Times New Roman" w:hAnsi="Times New Roman" w:cs="Times New Roman"/>
-                                <w:b/>
-                                <w:bCs/>
-                              </w:rPr>
-                            </w:pPr>
+                              <w:jc w:val="center"/>
+                              <w:rPr>
+                                <w:rFonts w:ascii="Times New Roman" w:eastAsia="Times New Roman" w:hAnsi="Times New Roman" w:cs="Times New Roman"/>
+                                <w:b/>
+                                <w:bCs/>
+                              </w:rPr>
+                            </w:pPr>
+                            <w:r>
+                              <w:rPr>
+                                <w:rFonts w:ascii="Times New Roman" w:eastAsia="Times New Roman" w:hAnsi="Times New Roman" w:cs="Times New Roman"/>
+                                <w:b/>
+                                <w:bCs/>
+                              </w:rPr>
+                              <w:t>${rt_functionality_3_2}</w:t>
+                            </w:r>
                           </w:p>
                         </w:tc>
                         <w:tc>
@@ -10724,12 +11517,21 @@
                           </w:tcPr>
                           <w:p>
                             <w:pPr>
-                              <w:rPr>
-                                <w:rFonts w:ascii="Times New Roman" w:eastAsia="Times New Roman" w:hAnsi="Times New Roman" w:cs="Times New Roman"/>
-                                <w:b/>
-                                <w:bCs/>
-                              </w:rPr>
-                            </w:pPr>
+                              <w:jc w:val="center"/>
+                              <w:rPr>
+                                <w:rFonts w:ascii="Times New Roman" w:eastAsia="Times New Roman" w:hAnsi="Times New Roman" w:cs="Times New Roman"/>
+                                <w:b/>
+                                <w:bCs/>
+                              </w:rPr>
+                            </w:pPr>
+                            <w:r>
+                              <w:rPr>
+                                <w:rFonts w:ascii="Times New Roman" w:eastAsia="Times New Roman" w:hAnsi="Times New Roman" w:cs="Times New Roman"/>
+                                <w:b/>
+                                <w:bCs/>
+                              </w:rPr>
+                              <w:t>${rt_functionality_3_1}</w:t>
+                            </w:r>
                           </w:p>
                         </w:tc>
                       </w:tr>
@@ -10787,12 +11589,21 @@
                           </w:tcPr>
                           <w:p>
                             <w:pPr>
-                              <w:rPr>
-                                <w:rFonts w:ascii="Times New Roman" w:eastAsia="Times New Roman" w:hAnsi="Times New Roman" w:cs="Times New Roman"/>
-                                <w:b/>
-                                <w:bCs/>
-                              </w:rPr>
-                            </w:pPr>
+                              <w:jc w:val="center"/>
+                              <w:rPr>
+                                <w:rFonts w:ascii="Times New Roman" w:eastAsia="Times New Roman" w:hAnsi="Times New Roman" w:cs="Times New Roman"/>
+                                <w:b/>
+                                <w:bCs/>
+                              </w:rPr>
+                            </w:pPr>
+                            <w:r>
+                              <w:rPr>
+                                <w:rFonts w:ascii="Times New Roman" w:eastAsia="Times New Roman" w:hAnsi="Times New Roman" w:cs="Times New Roman"/>
+                                <w:b/>
+                                <w:bCs/>
+                              </w:rPr>
+                              <w:t>${rt_functionality_4_5}</w:t>
+                            </w:r>
                           </w:p>
                         </w:tc>
                         <w:tc>
@@ -10801,12 +11612,21 @@
                           </w:tcPr>
                           <w:p>
                             <w:pPr>
-                              <w:rPr>
-                                <w:rFonts w:ascii="Times New Roman" w:eastAsia="Times New Roman" w:hAnsi="Times New Roman" w:cs="Times New Roman"/>
-                                <w:b/>
-                                <w:bCs/>
-                              </w:rPr>
-                            </w:pPr>
+                              <w:jc w:val="center"/>
+                              <w:rPr>
+                                <w:rFonts w:ascii="Times New Roman" w:eastAsia="Times New Roman" w:hAnsi="Times New Roman" w:cs="Times New Roman"/>
+                                <w:b/>
+                                <w:bCs/>
+                              </w:rPr>
+                            </w:pPr>
+                            <w:r>
+                              <w:rPr>
+                                <w:rFonts w:ascii="Times New Roman" w:eastAsia="Times New Roman" w:hAnsi="Times New Roman" w:cs="Times New Roman"/>
+                                <w:b/>
+                                <w:bCs/>
+                              </w:rPr>
+                              <w:t>${rt_functionality_4_4}</w:t>
+                            </w:r>
                           </w:p>
                         </w:tc>
                         <w:tc>
@@ -10815,12 +11635,21 @@
                           </w:tcPr>
                           <w:p>
                             <w:pPr>
-                              <w:rPr>
-                                <w:rFonts w:ascii="Times New Roman" w:eastAsia="Times New Roman" w:hAnsi="Times New Roman" w:cs="Times New Roman"/>
-                                <w:b/>
-                                <w:bCs/>
-                              </w:rPr>
-                            </w:pPr>
+                              <w:jc w:val="center"/>
+                              <w:rPr>
+                                <w:rFonts w:ascii="Times New Roman" w:eastAsia="Times New Roman" w:hAnsi="Times New Roman" w:cs="Times New Roman"/>
+                                <w:b/>
+                                <w:bCs/>
+                              </w:rPr>
+                            </w:pPr>
+                            <w:r>
+                              <w:rPr>
+                                <w:rFonts w:ascii="Times New Roman" w:eastAsia="Times New Roman" w:hAnsi="Times New Roman" w:cs="Times New Roman"/>
+                                <w:b/>
+                                <w:bCs/>
+                              </w:rPr>
+                              <w:t>${rt_functionality_4_3}</w:t>
+                            </w:r>
                           </w:p>
                         </w:tc>
                         <w:tc>
@@ -10829,12 +11658,21 @@
                           </w:tcPr>
                           <w:p>
                             <w:pPr>
-                              <w:rPr>
-                                <w:rFonts w:ascii="Times New Roman" w:eastAsia="Times New Roman" w:hAnsi="Times New Roman" w:cs="Times New Roman"/>
-                                <w:b/>
-                                <w:bCs/>
-                              </w:rPr>
-                            </w:pPr>
+                              <w:jc w:val="center"/>
+                              <w:rPr>
+                                <w:rFonts w:ascii="Times New Roman" w:eastAsia="Times New Roman" w:hAnsi="Times New Roman" w:cs="Times New Roman"/>
+                                <w:b/>
+                                <w:bCs/>
+                              </w:rPr>
+                            </w:pPr>
+                            <w:r>
+                              <w:rPr>
+                                <w:rFonts w:ascii="Times New Roman" w:eastAsia="Times New Roman" w:hAnsi="Times New Roman" w:cs="Times New Roman"/>
+                                <w:b/>
+                                <w:bCs/>
+                              </w:rPr>
+                              <w:t>${rt_functionality_4_2}</w:t>
+                            </w:r>
                           </w:p>
                         </w:tc>
                         <w:tc>
@@ -10843,12 +11681,21 @@
                           </w:tcPr>
                           <w:p>
                             <w:pPr>
-                              <w:rPr>
-                                <w:rFonts w:ascii="Times New Roman" w:eastAsia="Times New Roman" w:hAnsi="Times New Roman" w:cs="Times New Roman"/>
-                                <w:b/>
-                                <w:bCs/>
-                              </w:rPr>
-                            </w:pPr>
+                              <w:jc w:val="center"/>
+                              <w:rPr>
+                                <w:rFonts w:ascii="Times New Roman" w:eastAsia="Times New Roman" w:hAnsi="Times New Roman" w:cs="Times New Roman"/>
+                                <w:b/>
+                                <w:bCs/>
+                              </w:rPr>
+                            </w:pPr>
+                            <w:r>
+                              <w:rPr>
+                                <w:rFonts w:ascii="Times New Roman" w:eastAsia="Times New Roman" w:hAnsi="Times New Roman" w:cs="Times New Roman"/>
+                                <w:b/>
+                                <w:bCs/>
+                              </w:rPr>
+                              <w:t>${rt_functionality_4_1}</w:t>
+                            </w:r>
                           </w:p>
                         </w:tc>
                       </w:tr>
@@ -10905,7 +11752,25 @@
                                 <w:b/>
                                 <w:bCs/>
                               </w:rPr>
-                              <w:t xml:space="preserve">          </w:t>
+                              <w:t>${</w:t>
+                            </w:r>
+                            <w:proofErr w:type="spellStart"/>
+                            <w:r>
+                              <w:rPr>
+                                <w:rFonts w:ascii="Times New Roman" w:eastAsia="Times New Roman" w:hAnsi="Times New Roman" w:cs="Times New Roman"/>
+                                <w:b/>
+                                <w:bCs/>
+                              </w:rPr>
+                              <w:t>avg_functionality</w:t>
+                            </w:r>
+                            <w:proofErr w:type="spellEnd"/>
+                            <w:r>
+                              <w:rPr>
+                                <w:rFonts w:ascii="Times New Roman" w:eastAsia="Times New Roman" w:hAnsi="Times New Roman" w:cs="Times New Roman"/>
+                                <w:b/>
+                                <w:bCs/>
+                              </w:rPr>
+                              <w:t>}</w:t>
                             </w:r>
                           </w:p>
                         </w:tc>
@@ -10967,6 +11832,32 @@
                                 <w:bCs/>
                               </w:rPr>
                             </w:pPr>
+                            <w:r>
+                              <w:rPr>
+                                <w:rFonts w:ascii="Times New Roman" w:eastAsia="Times New Roman" w:hAnsi="Times New Roman" w:cs="Times New Roman"/>
+                                <w:sz w:val="18"/>
+                                <w:szCs w:val="18"/>
+                              </w:rPr>
+                              <w:t>${</w:t>
+                            </w:r>
+                            <w:proofErr w:type="spellStart"/>
+                            <w:r>
+                              <w:rPr>
+                                <w:rFonts w:ascii="Times New Roman" w:eastAsia="Times New Roman" w:hAnsi="Times New Roman" w:cs="Times New Roman"/>
+                                <w:sz w:val="18"/>
+                                <w:szCs w:val="18"/>
+                              </w:rPr>
+                              <w:t>interp_functionality</w:t>
+                            </w:r>
+                            <w:proofErr w:type="spellEnd"/>
+                            <w:r>
+                              <w:rPr>
+                                <w:rFonts w:ascii="Times New Roman" w:eastAsia="Times New Roman" w:hAnsi="Times New Roman" w:cs="Times New Roman"/>
+                                <w:sz w:val="18"/>
+                                <w:szCs w:val="18"/>
+                              </w:rPr>
+                              <w:t>}</w:t>
+                            </w:r>
                           </w:p>
                         </w:tc>
                       </w:tr>
@@ -10978,7 +11869,6 @@
                           <w:tcPr>
                             <w:tcW w:w="4344" w:type="dxa"/>
                             <w:gridSpan w:val="8"/>
-                            <w:shd w:val="clear" w:color="auto" w:fill="auto"/>
                             <w:vAlign w:val="center"/>
                           </w:tcPr>
                           <w:p>
@@ -11263,12 +12153,21 @@
                           </w:tcPr>
                           <w:p>
                             <w:pPr>
-                              <w:rPr>
-                                <w:rFonts w:ascii="Times New Roman" w:eastAsia="Times New Roman" w:hAnsi="Times New Roman" w:cs="Times New Roman"/>
-                                <w:b/>
-                                <w:bCs/>
-                              </w:rPr>
-                            </w:pPr>
+                              <w:jc w:val="center"/>
+                              <w:rPr>
+                                <w:rFonts w:ascii="Times New Roman" w:eastAsia="Times New Roman" w:hAnsi="Times New Roman" w:cs="Times New Roman"/>
+                                <w:b/>
+                                <w:bCs/>
+                              </w:rPr>
+                            </w:pPr>
+                            <w:r>
+                              <w:rPr>
+                                <w:rFonts w:ascii="Times New Roman" w:eastAsia="Times New Roman" w:hAnsi="Times New Roman" w:cs="Times New Roman"/>
+                                <w:b/>
+                                <w:bCs/>
+                              </w:rPr>
+                              <w:t>${rt_technical_feasibility_0_5}</w:t>
+                            </w:r>
                           </w:p>
                         </w:tc>
                         <w:tc>
@@ -11278,12 +12177,21 @@
                           </w:tcPr>
                           <w:p>
                             <w:pPr>
-                              <w:rPr>
-                                <w:rFonts w:ascii="Times New Roman" w:eastAsia="Times New Roman" w:hAnsi="Times New Roman" w:cs="Times New Roman"/>
-                                <w:b/>
-                                <w:bCs/>
-                              </w:rPr>
-                            </w:pPr>
+                              <w:jc w:val="center"/>
+                              <w:rPr>
+                                <w:rFonts w:ascii="Times New Roman" w:eastAsia="Times New Roman" w:hAnsi="Times New Roman" w:cs="Times New Roman"/>
+                                <w:b/>
+                                <w:bCs/>
+                              </w:rPr>
+                            </w:pPr>
+                            <w:r>
+                              <w:rPr>
+                                <w:rFonts w:ascii="Times New Roman" w:eastAsia="Times New Roman" w:hAnsi="Times New Roman" w:cs="Times New Roman"/>
+                                <w:b/>
+                                <w:bCs/>
+                              </w:rPr>
+                              <w:t>${rt_technical_feasibility_0_4}</w:t>
+                            </w:r>
                           </w:p>
                         </w:tc>
                         <w:tc>
@@ -11293,12 +12201,21 @@
                           </w:tcPr>
                           <w:p>
                             <w:pPr>
-                              <w:rPr>
-                                <w:rFonts w:ascii="Times New Roman" w:eastAsia="Times New Roman" w:hAnsi="Times New Roman" w:cs="Times New Roman"/>
-                                <w:b/>
-                                <w:bCs/>
-                              </w:rPr>
-                            </w:pPr>
+                              <w:jc w:val="center"/>
+                              <w:rPr>
+                                <w:rFonts w:ascii="Times New Roman" w:eastAsia="Times New Roman" w:hAnsi="Times New Roman" w:cs="Times New Roman"/>
+                                <w:b/>
+                                <w:bCs/>
+                              </w:rPr>
+                            </w:pPr>
+                            <w:r>
+                              <w:rPr>
+                                <w:rFonts w:ascii="Times New Roman" w:eastAsia="Times New Roman" w:hAnsi="Times New Roman" w:cs="Times New Roman"/>
+                                <w:b/>
+                                <w:bCs/>
+                              </w:rPr>
+                              <w:t>${rt_technical_feasibility_0_3}</w:t>
+                            </w:r>
                           </w:p>
                         </w:tc>
                         <w:tc>
@@ -11308,12 +12225,21 @@
                           </w:tcPr>
                           <w:p>
                             <w:pPr>
-                              <w:rPr>
-                                <w:rFonts w:ascii="Times New Roman" w:eastAsia="Times New Roman" w:hAnsi="Times New Roman" w:cs="Times New Roman"/>
-                                <w:b/>
-                                <w:bCs/>
-                              </w:rPr>
-                            </w:pPr>
+                              <w:jc w:val="center"/>
+                              <w:rPr>
+                                <w:rFonts w:ascii="Times New Roman" w:eastAsia="Times New Roman" w:hAnsi="Times New Roman" w:cs="Times New Roman"/>
+                                <w:b/>
+                                <w:bCs/>
+                              </w:rPr>
+                            </w:pPr>
+                            <w:r>
+                              <w:rPr>
+                                <w:rFonts w:ascii="Times New Roman" w:eastAsia="Times New Roman" w:hAnsi="Times New Roman" w:cs="Times New Roman"/>
+                                <w:b/>
+                                <w:bCs/>
+                              </w:rPr>
+                              <w:t>${rt_technical_feasibility_0_2}</w:t>
+                            </w:r>
                           </w:p>
                         </w:tc>
                         <w:tc>
@@ -11323,12 +12249,21 @@
                           </w:tcPr>
                           <w:p>
                             <w:pPr>
-                              <w:rPr>
-                                <w:rFonts w:ascii="Times New Roman" w:eastAsia="Times New Roman" w:hAnsi="Times New Roman" w:cs="Times New Roman"/>
-                                <w:b/>
-                                <w:bCs/>
-                              </w:rPr>
-                            </w:pPr>
+                              <w:jc w:val="center"/>
+                              <w:rPr>
+                                <w:rFonts w:ascii="Times New Roman" w:eastAsia="Times New Roman" w:hAnsi="Times New Roman" w:cs="Times New Roman"/>
+                                <w:b/>
+                                <w:bCs/>
+                              </w:rPr>
+                            </w:pPr>
+                            <w:r>
+                              <w:rPr>
+                                <w:rFonts w:ascii="Times New Roman" w:eastAsia="Times New Roman" w:hAnsi="Times New Roman" w:cs="Times New Roman"/>
+                                <w:b/>
+                                <w:bCs/>
+                              </w:rPr>
+                              <w:t>${rt_technical_feasibility_0_1}</w:t>
+                            </w:r>
                           </w:p>
                         </w:tc>
                       </w:tr>
@@ -11396,12 +12331,21 @@
                           </w:tcPr>
                           <w:p>
                             <w:pPr>
-                              <w:rPr>
-                                <w:rFonts w:ascii="Times New Roman" w:eastAsia="Times New Roman" w:hAnsi="Times New Roman" w:cs="Times New Roman"/>
-                                <w:b/>
-                                <w:bCs/>
-                              </w:rPr>
-                            </w:pPr>
+                              <w:jc w:val="center"/>
+                              <w:rPr>
+                                <w:rFonts w:ascii="Times New Roman" w:eastAsia="Times New Roman" w:hAnsi="Times New Roman" w:cs="Times New Roman"/>
+                                <w:b/>
+                                <w:bCs/>
+                              </w:rPr>
+                            </w:pPr>
+                            <w:r>
+                              <w:rPr>
+                                <w:rFonts w:ascii="Times New Roman" w:eastAsia="Times New Roman" w:hAnsi="Times New Roman" w:cs="Times New Roman"/>
+                                <w:b/>
+                                <w:bCs/>
+                              </w:rPr>
+                              <w:t>${rt_technical_feasibility_1_5}</w:t>
+                            </w:r>
                           </w:p>
                         </w:tc>
                         <w:tc>
@@ -11411,12 +12355,21 @@
                           </w:tcPr>
                           <w:p>
                             <w:pPr>
-                              <w:rPr>
-                                <w:rFonts w:ascii="Times New Roman" w:eastAsia="Times New Roman" w:hAnsi="Times New Roman" w:cs="Times New Roman"/>
-                                <w:b/>
-                                <w:bCs/>
-                              </w:rPr>
-                            </w:pPr>
+                              <w:jc w:val="center"/>
+                              <w:rPr>
+                                <w:rFonts w:ascii="Times New Roman" w:eastAsia="Times New Roman" w:hAnsi="Times New Roman" w:cs="Times New Roman"/>
+                                <w:b/>
+                                <w:bCs/>
+                              </w:rPr>
+                            </w:pPr>
+                            <w:r>
+                              <w:rPr>
+                                <w:rFonts w:ascii="Times New Roman" w:eastAsia="Times New Roman" w:hAnsi="Times New Roman" w:cs="Times New Roman"/>
+                                <w:b/>
+                                <w:bCs/>
+                              </w:rPr>
+                              <w:t>${rt_technical_feasibility_1_4}</w:t>
+                            </w:r>
                           </w:p>
                         </w:tc>
                         <w:tc>
@@ -11426,12 +12379,21 @@
                           </w:tcPr>
                           <w:p>
                             <w:pPr>
-                              <w:rPr>
-                                <w:rFonts w:ascii="Times New Roman" w:eastAsia="Times New Roman" w:hAnsi="Times New Roman" w:cs="Times New Roman"/>
-                                <w:b/>
-                                <w:bCs/>
-                              </w:rPr>
-                            </w:pPr>
+                              <w:jc w:val="center"/>
+                              <w:rPr>
+                                <w:rFonts w:ascii="Times New Roman" w:eastAsia="Times New Roman" w:hAnsi="Times New Roman" w:cs="Times New Roman"/>
+                                <w:b/>
+                                <w:bCs/>
+                              </w:rPr>
+                            </w:pPr>
+                            <w:r>
+                              <w:rPr>
+                                <w:rFonts w:ascii="Times New Roman" w:eastAsia="Times New Roman" w:hAnsi="Times New Roman" w:cs="Times New Roman"/>
+                                <w:b/>
+                                <w:bCs/>
+                              </w:rPr>
+                              <w:t>${rt_technical_feasibility_1_3}</w:t>
+                            </w:r>
                           </w:p>
                         </w:tc>
                         <w:tc>
@@ -11441,12 +12403,21 @@
                           </w:tcPr>
                           <w:p>
                             <w:pPr>
-                              <w:rPr>
-                                <w:rFonts w:ascii="Times New Roman" w:eastAsia="Times New Roman" w:hAnsi="Times New Roman" w:cs="Times New Roman"/>
-                                <w:b/>
-                                <w:bCs/>
-                              </w:rPr>
-                            </w:pPr>
+                              <w:jc w:val="center"/>
+                              <w:rPr>
+                                <w:rFonts w:ascii="Times New Roman" w:eastAsia="Times New Roman" w:hAnsi="Times New Roman" w:cs="Times New Roman"/>
+                                <w:b/>
+                                <w:bCs/>
+                              </w:rPr>
+                            </w:pPr>
+                            <w:r>
+                              <w:rPr>
+                                <w:rFonts w:ascii="Times New Roman" w:eastAsia="Times New Roman" w:hAnsi="Times New Roman" w:cs="Times New Roman"/>
+                                <w:b/>
+                                <w:bCs/>
+                              </w:rPr>
+                              <w:t>${rt_technical_feasibility_1_2}</w:t>
+                            </w:r>
                           </w:p>
                         </w:tc>
                         <w:tc>
@@ -11456,12 +12427,21 @@
                           </w:tcPr>
                           <w:p>
                             <w:pPr>
-                              <w:rPr>
-                                <w:rFonts w:ascii="Times New Roman" w:eastAsia="Times New Roman" w:hAnsi="Times New Roman" w:cs="Times New Roman"/>
-                                <w:b/>
-                                <w:bCs/>
-                              </w:rPr>
-                            </w:pPr>
+                              <w:jc w:val="center"/>
+                              <w:rPr>
+                                <w:rFonts w:ascii="Times New Roman" w:eastAsia="Times New Roman" w:hAnsi="Times New Roman" w:cs="Times New Roman"/>
+                                <w:b/>
+                                <w:bCs/>
+                              </w:rPr>
+                            </w:pPr>
+                            <w:r>
+                              <w:rPr>
+                                <w:rFonts w:ascii="Times New Roman" w:eastAsia="Times New Roman" w:hAnsi="Times New Roman" w:cs="Times New Roman"/>
+                                <w:b/>
+                                <w:bCs/>
+                              </w:rPr>
+                              <w:t>${rt_technical_feasibility_1_1}</w:t>
+                            </w:r>
                           </w:p>
                         </w:tc>
                       </w:tr>
@@ -11515,7 +12495,7 @@
                               <w:tblLook w:val="04A0" w:firstRow="1" w:lastRow="0" w:firstColumn="1" w:lastColumn="0" w:noHBand="0" w:noVBand="1"/>
                             </w:tblPr>
                             <w:tblGrid>
-                              <w:gridCol w:w="2196"/>
+                              <w:gridCol w:w="1371"/>
                             </w:tblGrid>
                             <w:tr>
                               <w:trPr>
@@ -11567,12 +12547,21 @@
                           </w:tcPr>
                           <w:p>
                             <w:pPr>
-                              <w:rPr>
-                                <w:rFonts w:ascii="Times New Roman" w:eastAsia="Times New Roman" w:hAnsi="Times New Roman" w:cs="Times New Roman"/>
-                                <w:b/>
-                                <w:bCs/>
-                              </w:rPr>
-                            </w:pPr>
+                              <w:jc w:val="center"/>
+                              <w:rPr>
+                                <w:rFonts w:ascii="Times New Roman" w:eastAsia="Times New Roman" w:hAnsi="Times New Roman" w:cs="Times New Roman"/>
+                                <w:b/>
+                                <w:bCs/>
+                              </w:rPr>
+                            </w:pPr>
+                            <w:r>
+                              <w:rPr>
+                                <w:rFonts w:ascii="Times New Roman" w:eastAsia="Times New Roman" w:hAnsi="Times New Roman" w:cs="Times New Roman"/>
+                                <w:b/>
+                                <w:bCs/>
+                              </w:rPr>
+                              <w:t>${rt_technical_feasibility_2_5}</w:t>
+                            </w:r>
                           </w:p>
                         </w:tc>
                         <w:tc>
@@ -11582,12 +12571,21 @@
                           </w:tcPr>
                           <w:p>
                             <w:pPr>
-                              <w:rPr>
-                                <w:rFonts w:ascii="Times New Roman" w:eastAsia="Times New Roman" w:hAnsi="Times New Roman" w:cs="Times New Roman"/>
-                                <w:b/>
-                                <w:bCs/>
-                              </w:rPr>
-                            </w:pPr>
+                              <w:jc w:val="center"/>
+                              <w:rPr>
+                                <w:rFonts w:ascii="Times New Roman" w:eastAsia="Times New Roman" w:hAnsi="Times New Roman" w:cs="Times New Roman"/>
+                                <w:b/>
+                                <w:bCs/>
+                              </w:rPr>
+                            </w:pPr>
+                            <w:r>
+                              <w:rPr>
+                                <w:rFonts w:ascii="Times New Roman" w:eastAsia="Times New Roman" w:hAnsi="Times New Roman" w:cs="Times New Roman"/>
+                                <w:b/>
+                                <w:bCs/>
+                              </w:rPr>
+                              <w:t>${rt_technical_feasibility_2_4}</w:t>
+                            </w:r>
                           </w:p>
                         </w:tc>
                         <w:tc>
@@ -11597,12 +12595,21 @@
                           </w:tcPr>
                           <w:p>
                             <w:pPr>
-                              <w:rPr>
-                                <w:rFonts w:ascii="Times New Roman" w:eastAsia="Times New Roman" w:hAnsi="Times New Roman" w:cs="Times New Roman"/>
-                                <w:b/>
-                                <w:bCs/>
-                              </w:rPr>
-                            </w:pPr>
+                              <w:jc w:val="center"/>
+                              <w:rPr>
+                                <w:rFonts w:ascii="Times New Roman" w:eastAsia="Times New Roman" w:hAnsi="Times New Roman" w:cs="Times New Roman"/>
+                                <w:b/>
+                                <w:bCs/>
+                              </w:rPr>
+                            </w:pPr>
+                            <w:r>
+                              <w:rPr>
+                                <w:rFonts w:ascii="Times New Roman" w:eastAsia="Times New Roman" w:hAnsi="Times New Roman" w:cs="Times New Roman"/>
+                                <w:b/>
+                                <w:bCs/>
+                              </w:rPr>
+                              <w:t>${rt_technical_feasibility_2_3}</w:t>
+                            </w:r>
                           </w:p>
                         </w:tc>
                         <w:tc>
@@ -11612,12 +12619,21 @@
                           </w:tcPr>
                           <w:p>
                             <w:pPr>
-                              <w:rPr>
-                                <w:rFonts w:ascii="Times New Roman" w:eastAsia="Times New Roman" w:hAnsi="Times New Roman" w:cs="Times New Roman"/>
-                                <w:b/>
-                                <w:bCs/>
-                              </w:rPr>
-                            </w:pPr>
+                              <w:jc w:val="center"/>
+                              <w:rPr>
+                                <w:rFonts w:ascii="Times New Roman" w:eastAsia="Times New Roman" w:hAnsi="Times New Roman" w:cs="Times New Roman"/>
+                                <w:b/>
+                                <w:bCs/>
+                              </w:rPr>
+                            </w:pPr>
+                            <w:r>
+                              <w:rPr>
+                                <w:rFonts w:ascii="Times New Roman" w:eastAsia="Times New Roman" w:hAnsi="Times New Roman" w:cs="Times New Roman"/>
+                                <w:b/>
+                                <w:bCs/>
+                              </w:rPr>
+                              <w:t>${rt_technical_feasibility_2_2}</w:t>
+                            </w:r>
                           </w:p>
                         </w:tc>
                         <w:tc>
@@ -11627,12 +12643,21 @@
                           </w:tcPr>
                           <w:p>
                             <w:pPr>
-                              <w:rPr>
-                                <w:rFonts w:ascii="Times New Roman" w:eastAsia="Times New Roman" w:hAnsi="Times New Roman" w:cs="Times New Roman"/>
-                                <w:b/>
-                                <w:bCs/>
-                              </w:rPr>
-                            </w:pPr>
+                              <w:jc w:val="center"/>
+                              <w:rPr>
+                                <w:rFonts w:ascii="Times New Roman" w:eastAsia="Times New Roman" w:hAnsi="Times New Roman" w:cs="Times New Roman"/>
+                                <w:b/>
+                                <w:bCs/>
+                              </w:rPr>
+                            </w:pPr>
+                            <w:r>
+                              <w:rPr>
+                                <w:rFonts w:ascii="Times New Roman" w:eastAsia="Times New Roman" w:hAnsi="Times New Roman" w:cs="Times New Roman"/>
+                                <w:b/>
+                                <w:bCs/>
+                              </w:rPr>
+                              <w:t>${rt_technical_feasibility_2_1}</w:t>
+                            </w:r>
                           </w:p>
                         </w:tc>
                       </w:tr>
@@ -11700,12 +12725,21 @@
                           </w:tcPr>
                           <w:p>
                             <w:pPr>
-                              <w:rPr>
-                                <w:rFonts w:ascii="Times New Roman" w:eastAsia="Times New Roman" w:hAnsi="Times New Roman" w:cs="Times New Roman"/>
-                                <w:b/>
-                                <w:bCs/>
-                              </w:rPr>
-                            </w:pPr>
+                              <w:jc w:val="center"/>
+                              <w:rPr>
+                                <w:rFonts w:ascii="Times New Roman" w:eastAsia="Times New Roman" w:hAnsi="Times New Roman" w:cs="Times New Roman"/>
+                                <w:b/>
+                                <w:bCs/>
+                              </w:rPr>
+                            </w:pPr>
+                            <w:r>
+                              <w:rPr>
+                                <w:rFonts w:ascii="Times New Roman" w:eastAsia="Times New Roman" w:hAnsi="Times New Roman" w:cs="Times New Roman"/>
+                                <w:b/>
+                                <w:bCs/>
+                              </w:rPr>
+                              <w:t>${rt_technical_feasibility_3_5}</w:t>
+                            </w:r>
                           </w:p>
                         </w:tc>
                         <w:tc>
@@ -11715,12 +12749,21 @@
                           </w:tcPr>
                           <w:p>
                             <w:pPr>
-                              <w:rPr>
-                                <w:rFonts w:ascii="Times New Roman" w:eastAsia="Times New Roman" w:hAnsi="Times New Roman" w:cs="Times New Roman"/>
-                                <w:b/>
-                                <w:bCs/>
-                              </w:rPr>
-                            </w:pPr>
+                              <w:jc w:val="center"/>
+                              <w:rPr>
+                                <w:rFonts w:ascii="Times New Roman" w:eastAsia="Times New Roman" w:hAnsi="Times New Roman" w:cs="Times New Roman"/>
+                                <w:b/>
+                                <w:bCs/>
+                              </w:rPr>
+                            </w:pPr>
+                            <w:r>
+                              <w:rPr>
+                                <w:rFonts w:ascii="Times New Roman" w:eastAsia="Times New Roman" w:hAnsi="Times New Roman" w:cs="Times New Roman"/>
+                                <w:b/>
+                                <w:bCs/>
+                              </w:rPr>
+                              <w:t>${rt_technical_feasibility_3_4}</w:t>
+                            </w:r>
                           </w:p>
                         </w:tc>
                         <w:tc>
@@ -11730,12 +12773,21 @@
                           </w:tcPr>
                           <w:p>
                             <w:pPr>
-                              <w:rPr>
-                                <w:rFonts w:ascii="Times New Roman" w:eastAsia="Times New Roman" w:hAnsi="Times New Roman" w:cs="Times New Roman"/>
-                                <w:b/>
-                                <w:bCs/>
-                              </w:rPr>
-                            </w:pPr>
+                              <w:jc w:val="center"/>
+                              <w:rPr>
+                                <w:rFonts w:ascii="Times New Roman" w:eastAsia="Times New Roman" w:hAnsi="Times New Roman" w:cs="Times New Roman"/>
+                                <w:b/>
+                                <w:bCs/>
+                              </w:rPr>
+                            </w:pPr>
+                            <w:r>
+                              <w:rPr>
+                                <w:rFonts w:ascii="Times New Roman" w:eastAsia="Times New Roman" w:hAnsi="Times New Roman" w:cs="Times New Roman"/>
+                                <w:b/>
+                                <w:bCs/>
+                              </w:rPr>
+                              <w:t>${rt_technical_feasibility_3_3}</w:t>
+                            </w:r>
                           </w:p>
                         </w:tc>
                         <w:tc>
@@ -11745,12 +12797,21 @@
                           </w:tcPr>
                           <w:p>
                             <w:pPr>
-                              <w:rPr>
-                                <w:rFonts w:ascii="Times New Roman" w:eastAsia="Times New Roman" w:hAnsi="Times New Roman" w:cs="Times New Roman"/>
-                                <w:b/>
-                                <w:bCs/>
-                              </w:rPr>
-                            </w:pPr>
+                              <w:jc w:val="center"/>
+                              <w:rPr>
+                                <w:rFonts w:ascii="Times New Roman" w:eastAsia="Times New Roman" w:hAnsi="Times New Roman" w:cs="Times New Roman"/>
+                                <w:b/>
+                                <w:bCs/>
+                              </w:rPr>
+                            </w:pPr>
+                            <w:r>
+                              <w:rPr>
+                                <w:rFonts w:ascii="Times New Roman" w:eastAsia="Times New Roman" w:hAnsi="Times New Roman" w:cs="Times New Roman"/>
+                                <w:b/>
+                                <w:bCs/>
+                              </w:rPr>
+                              <w:t>${rt_technical_feasibility_3_2}</w:t>
+                            </w:r>
                           </w:p>
                         </w:tc>
                         <w:tc>
@@ -11760,12 +12821,21 @@
                           </w:tcPr>
                           <w:p>
                             <w:pPr>
-                              <w:rPr>
-                                <w:rFonts w:ascii="Times New Roman" w:eastAsia="Times New Roman" w:hAnsi="Times New Roman" w:cs="Times New Roman"/>
-                                <w:b/>
-                                <w:bCs/>
-                              </w:rPr>
-                            </w:pPr>
+                              <w:jc w:val="center"/>
+                              <w:rPr>
+                                <w:rFonts w:ascii="Times New Roman" w:eastAsia="Times New Roman" w:hAnsi="Times New Roman" w:cs="Times New Roman"/>
+                                <w:b/>
+                                <w:bCs/>
+                              </w:rPr>
+                            </w:pPr>
+                            <w:r>
+                              <w:rPr>
+                                <w:rFonts w:ascii="Times New Roman" w:eastAsia="Times New Roman" w:hAnsi="Times New Roman" w:cs="Times New Roman"/>
+                                <w:b/>
+                                <w:bCs/>
+                              </w:rPr>
+                              <w:t>${rt_technical_feasibility_3_1}</w:t>
+                            </w:r>
                           </w:p>
                         </w:tc>
                       </w:tr>
@@ -11829,12 +12899,21 @@
                           </w:tcPr>
                           <w:p>
                             <w:pPr>
-                              <w:rPr>
-                                <w:rFonts w:ascii="Times New Roman" w:eastAsia="Times New Roman" w:hAnsi="Times New Roman" w:cs="Times New Roman"/>
-                                <w:b/>
-                                <w:bCs/>
-                              </w:rPr>
-                            </w:pPr>
+                              <w:jc w:val="center"/>
+                              <w:rPr>
+                                <w:rFonts w:ascii="Times New Roman" w:eastAsia="Times New Roman" w:hAnsi="Times New Roman" w:cs="Times New Roman"/>
+                                <w:b/>
+                                <w:bCs/>
+                              </w:rPr>
+                            </w:pPr>
+                            <w:r>
+                              <w:rPr>
+                                <w:rFonts w:ascii="Times New Roman" w:eastAsia="Times New Roman" w:hAnsi="Times New Roman" w:cs="Times New Roman"/>
+                                <w:b/>
+                                <w:bCs/>
+                              </w:rPr>
+                              <w:t>${rt_technical_feasibility_4_5}</w:t>
+                            </w:r>
                           </w:p>
                         </w:tc>
                         <w:tc>
@@ -11844,12 +12923,21 @@
                           </w:tcPr>
                           <w:p>
                             <w:pPr>
-                              <w:rPr>
-                                <w:rFonts w:ascii="Times New Roman" w:eastAsia="Times New Roman" w:hAnsi="Times New Roman" w:cs="Times New Roman"/>
-                                <w:b/>
-                                <w:bCs/>
-                              </w:rPr>
-                            </w:pPr>
+                              <w:jc w:val="center"/>
+                              <w:rPr>
+                                <w:rFonts w:ascii="Times New Roman" w:eastAsia="Times New Roman" w:hAnsi="Times New Roman" w:cs="Times New Roman"/>
+                                <w:b/>
+                                <w:bCs/>
+                              </w:rPr>
+                            </w:pPr>
+                            <w:r>
+                              <w:rPr>
+                                <w:rFonts w:ascii="Times New Roman" w:eastAsia="Times New Roman" w:hAnsi="Times New Roman" w:cs="Times New Roman"/>
+                                <w:b/>
+                                <w:bCs/>
+                              </w:rPr>
+                              <w:t>${rt_technical_feasibility_4_4}</w:t>
+                            </w:r>
                           </w:p>
                         </w:tc>
                         <w:tc>
@@ -11859,12 +12947,21 @@
                           </w:tcPr>
                           <w:p>
                             <w:pPr>
-                              <w:rPr>
-                                <w:rFonts w:ascii="Times New Roman" w:eastAsia="Times New Roman" w:hAnsi="Times New Roman" w:cs="Times New Roman"/>
-                                <w:b/>
-                                <w:bCs/>
-                              </w:rPr>
-                            </w:pPr>
+                              <w:jc w:val="center"/>
+                              <w:rPr>
+                                <w:rFonts w:ascii="Times New Roman" w:eastAsia="Times New Roman" w:hAnsi="Times New Roman" w:cs="Times New Roman"/>
+                                <w:b/>
+                                <w:bCs/>
+                              </w:rPr>
+                            </w:pPr>
+                            <w:r>
+                              <w:rPr>
+                                <w:rFonts w:ascii="Times New Roman" w:eastAsia="Times New Roman" w:hAnsi="Times New Roman" w:cs="Times New Roman"/>
+                                <w:b/>
+                                <w:bCs/>
+                              </w:rPr>
+                              <w:t>${rt_technical_feasibility_4_3}</w:t>
+                            </w:r>
                           </w:p>
                         </w:tc>
                         <w:tc>
@@ -11874,12 +12971,21 @@
                           </w:tcPr>
                           <w:p>
                             <w:pPr>
-                              <w:rPr>
-                                <w:rFonts w:ascii="Times New Roman" w:eastAsia="Times New Roman" w:hAnsi="Times New Roman" w:cs="Times New Roman"/>
-                                <w:b/>
-                                <w:bCs/>
-                              </w:rPr>
-                            </w:pPr>
+                              <w:jc w:val="center"/>
+                              <w:rPr>
+                                <w:rFonts w:ascii="Times New Roman" w:eastAsia="Times New Roman" w:hAnsi="Times New Roman" w:cs="Times New Roman"/>
+                                <w:b/>
+                                <w:bCs/>
+                              </w:rPr>
+                            </w:pPr>
+                            <w:r>
+                              <w:rPr>
+                                <w:rFonts w:ascii="Times New Roman" w:eastAsia="Times New Roman" w:hAnsi="Times New Roman" w:cs="Times New Roman"/>
+                                <w:b/>
+                                <w:bCs/>
+                              </w:rPr>
+                              <w:t>${rt_technical_feasibility_4_2}</w:t>
+                            </w:r>
                           </w:p>
                         </w:tc>
                         <w:tc>
@@ -11889,12 +12995,21 @@
                           </w:tcPr>
                           <w:p>
                             <w:pPr>
-                              <w:rPr>
-                                <w:rFonts w:ascii="Times New Roman" w:eastAsia="Times New Roman" w:hAnsi="Times New Roman" w:cs="Times New Roman"/>
-                                <w:b/>
-                                <w:bCs/>
-                              </w:rPr>
-                            </w:pPr>
+                              <w:jc w:val="center"/>
+                              <w:rPr>
+                                <w:rFonts w:ascii="Times New Roman" w:eastAsia="Times New Roman" w:hAnsi="Times New Roman" w:cs="Times New Roman"/>
+                                <w:b/>
+                                <w:bCs/>
+                              </w:rPr>
+                            </w:pPr>
+                            <w:r>
+                              <w:rPr>
+                                <w:rFonts w:ascii="Times New Roman" w:eastAsia="Times New Roman" w:hAnsi="Times New Roman" w:cs="Times New Roman"/>
+                                <w:b/>
+                                <w:bCs/>
+                              </w:rPr>
+                              <w:t>${rt_technical_feasibility_4_1}</w:t>
+                            </w:r>
                           </w:p>
                         </w:tc>
                       </w:tr>
@@ -11958,12 +13073,21 @@
                           </w:tcPr>
                           <w:p>
                             <w:pPr>
-                              <w:rPr>
-                                <w:rFonts w:ascii="Times New Roman" w:eastAsia="Times New Roman" w:hAnsi="Times New Roman" w:cs="Times New Roman"/>
-                                <w:b/>
-                                <w:bCs/>
-                              </w:rPr>
-                            </w:pPr>
+                              <w:jc w:val="center"/>
+                              <w:rPr>
+                                <w:rFonts w:ascii="Times New Roman" w:eastAsia="Times New Roman" w:hAnsi="Times New Roman" w:cs="Times New Roman"/>
+                                <w:b/>
+                                <w:bCs/>
+                              </w:rPr>
+                            </w:pPr>
+                            <w:r>
+                              <w:rPr>
+                                <w:rFonts w:ascii="Times New Roman" w:eastAsia="Times New Roman" w:hAnsi="Times New Roman" w:cs="Times New Roman"/>
+                                <w:b/>
+                                <w:bCs/>
+                              </w:rPr>
+                              <w:t>${rt_technical_feasibility_5_5}</w:t>
+                            </w:r>
                           </w:p>
                         </w:tc>
                         <w:tc>
@@ -11973,12 +13097,21 @@
                           </w:tcPr>
                           <w:p>
                             <w:pPr>
-                              <w:rPr>
-                                <w:rFonts w:ascii="Times New Roman" w:eastAsia="Times New Roman" w:hAnsi="Times New Roman" w:cs="Times New Roman"/>
-                                <w:b/>
-                                <w:bCs/>
-                              </w:rPr>
-                            </w:pPr>
+                              <w:jc w:val="center"/>
+                              <w:rPr>
+                                <w:rFonts w:ascii="Times New Roman" w:eastAsia="Times New Roman" w:hAnsi="Times New Roman" w:cs="Times New Roman"/>
+                                <w:b/>
+                                <w:bCs/>
+                              </w:rPr>
+                            </w:pPr>
+                            <w:r>
+                              <w:rPr>
+                                <w:rFonts w:ascii="Times New Roman" w:eastAsia="Times New Roman" w:hAnsi="Times New Roman" w:cs="Times New Roman"/>
+                                <w:b/>
+                                <w:bCs/>
+                              </w:rPr>
+                              <w:t>${rt_technical_feasibility_5_4}</w:t>
+                            </w:r>
                           </w:p>
                         </w:tc>
                         <w:tc>
@@ -11988,12 +13121,21 @@
                           </w:tcPr>
                           <w:p>
                             <w:pPr>
-                              <w:rPr>
-                                <w:rFonts w:ascii="Times New Roman" w:eastAsia="Times New Roman" w:hAnsi="Times New Roman" w:cs="Times New Roman"/>
-                                <w:b/>
-                                <w:bCs/>
-                              </w:rPr>
-                            </w:pPr>
+                              <w:jc w:val="center"/>
+                              <w:rPr>
+                                <w:rFonts w:ascii="Times New Roman" w:eastAsia="Times New Roman" w:hAnsi="Times New Roman" w:cs="Times New Roman"/>
+                                <w:b/>
+                                <w:bCs/>
+                              </w:rPr>
+                            </w:pPr>
+                            <w:r>
+                              <w:rPr>
+                                <w:rFonts w:ascii="Times New Roman" w:eastAsia="Times New Roman" w:hAnsi="Times New Roman" w:cs="Times New Roman"/>
+                                <w:b/>
+                                <w:bCs/>
+                              </w:rPr>
+                              <w:t>${rt_technical_feasibility_5_3}</w:t>
+                            </w:r>
                           </w:p>
                         </w:tc>
                         <w:tc>
@@ -12003,12 +13145,21 @@
                           </w:tcPr>
                           <w:p>
                             <w:pPr>
-                              <w:rPr>
-                                <w:rFonts w:ascii="Times New Roman" w:eastAsia="Times New Roman" w:hAnsi="Times New Roman" w:cs="Times New Roman"/>
-                                <w:b/>
-                                <w:bCs/>
-                              </w:rPr>
-                            </w:pPr>
+                              <w:jc w:val="center"/>
+                              <w:rPr>
+                                <w:rFonts w:ascii="Times New Roman" w:eastAsia="Times New Roman" w:hAnsi="Times New Roman" w:cs="Times New Roman"/>
+                                <w:b/>
+                                <w:bCs/>
+                              </w:rPr>
+                            </w:pPr>
+                            <w:r>
+                              <w:rPr>
+                                <w:rFonts w:ascii="Times New Roman" w:eastAsia="Times New Roman" w:hAnsi="Times New Roman" w:cs="Times New Roman"/>
+                                <w:b/>
+                                <w:bCs/>
+                              </w:rPr>
+                              <w:t>${rt_technical_feasibility_5_2}</w:t>
+                            </w:r>
                           </w:p>
                         </w:tc>
                         <w:tc>
@@ -12018,12 +13169,21 @@
                           </w:tcPr>
                           <w:p>
                             <w:pPr>
-                              <w:rPr>
-                                <w:rFonts w:ascii="Times New Roman" w:eastAsia="Times New Roman" w:hAnsi="Times New Roman" w:cs="Times New Roman"/>
-                                <w:b/>
-                                <w:bCs/>
-                              </w:rPr>
-                            </w:pPr>
+                              <w:jc w:val="center"/>
+                              <w:rPr>
+                                <w:rFonts w:ascii="Times New Roman" w:eastAsia="Times New Roman" w:hAnsi="Times New Roman" w:cs="Times New Roman"/>
+                                <w:b/>
+                                <w:bCs/>
+                              </w:rPr>
+                            </w:pPr>
+                            <w:r>
+                              <w:rPr>
+                                <w:rFonts w:ascii="Times New Roman" w:eastAsia="Times New Roman" w:hAnsi="Times New Roman" w:cs="Times New Roman"/>
+                                <w:b/>
+                                <w:bCs/>
+                              </w:rPr>
+                              <w:t>${rt_technical_feasibility_5_1}</w:t>
+                            </w:r>
                           </w:p>
                         </w:tc>
                       </w:tr>
@@ -12071,6 +13231,26 @@
                                 <w:bCs/>
                               </w:rPr>
                             </w:pPr>
+                            <w:r>
+                              <w:rPr>
+                                <w:rFonts w:ascii="Times New Roman" w:hAnsi="Times New Roman" w:cs="Times New Roman"/>
+                              </w:rPr>
+                              <w:t>${</w:t>
+                            </w:r>
+                            <w:proofErr w:type="spellStart"/>
+                            <w:r>
+                              <w:rPr>
+                                <w:rFonts w:ascii="Times New Roman" w:hAnsi="Times New Roman" w:cs="Times New Roman"/>
+                              </w:rPr>
+                              <w:t>avg_technical_feasibility</w:t>
+                            </w:r>
+                            <w:proofErr w:type="spellEnd"/>
+                            <w:r>
+                              <w:rPr>
+                                <w:rFonts w:ascii="Times New Roman" w:hAnsi="Times New Roman" w:cs="Times New Roman"/>
+                              </w:rPr>
+                              <w:t>}</w:t>
+                            </w:r>
                           </w:p>
                         </w:tc>
                       </w:tr>
@@ -12128,6 +13308,32 @@
                                 <w:bCs/>
                               </w:rPr>
                             </w:pPr>
+                            <w:r>
+                              <w:rPr>
+                                <w:rFonts w:ascii="Times New Roman" w:eastAsia="Times New Roman" w:hAnsi="Times New Roman" w:cs="Times New Roman"/>
+                                <w:sz w:val="18"/>
+                                <w:szCs w:val="18"/>
+                              </w:rPr>
+                              <w:t>${</w:t>
+                            </w:r>
+                            <w:proofErr w:type="spellStart"/>
+                            <w:r>
+                              <w:rPr>
+                                <w:rFonts w:ascii="Times New Roman" w:eastAsia="Times New Roman" w:hAnsi="Times New Roman" w:cs="Times New Roman"/>
+                                <w:sz w:val="18"/>
+                                <w:szCs w:val="18"/>
+                              </w:rPr>
+                              <w:t>interp_technical_feasibility</w:t>
+                            </w:r>
+                            <w:proofErr w:type="spellEnd"/>
+                            <w:r>
+                              <w:rPr>
+                                <w:rFonts w:ascii="Times New Roman" w:eastAsia="Times New Roman" w:hAnsi="Times New Roman" w:cs="Times New Roman"/>
+                                <w:sz w:val="18"/>
+                                <w:szCs w:val="18"/>
+                              </w:rPr>
+                              <w:t>}</w:t>
+                            </w:r>
                           </w:p>
                         </w:tc>
                       </w:tr>
@@ -12139,7 +13345,6 @@
                           <w:tcPr>
                             <w:tcW w:w="4344" w:type="dxa"/>
                             <w:gridSpan w:val="8"/>
-                            <w:shd w:val="clear" w:color="auto" w:fill="auto"/>
                           </w:tcPr>
                           <w:p>
                             <w:pPr>
@@ -12352,7 +13557,7 @@
         <mc:AlternateContent>
           <mc:Choice Requires="wps">
             <w:drawing>
-              <wp:anchor distT="0" distB="0" distL="114300" distR="114300" simplePos="0" relativeHeight="251674624" behindDoc="0" locked="0" layoutInCell="1" allowOverlap="1" wp14:anchorId="013DF22C" wp14:editId="4DA00337">
+              <wp:anchor distT="0" distB="0" distL="114300" distR="114300" simplePos="0" relativeHeight="251674624" behindDoc="0" locked="0" layoutInCell="1" allowOverlap="1" wp14:anchorId="013DF22C" wp14:editId="00F48DC0">
                 <wp:simplePos x="0" y="0"/>
                 <wp:positionH relativeFrom="margin">
                   <wp:posOffset>2926715</wp:posOffset>
@@ -12391,13 +13596,13 @@
                               <w:tblLook w:val="04A0" w:firstRow="1" w:lastRow="0" w:firstColumn="1" w:lastColumn="0" w:noHBand="0" w:noVBand="1"/>
                             </w:tblPr>
                             <w:tblGrid>
-                              <w:gridCol w:w="459"/>
-                              <w:gridCol w:w="2405"/>
-                              <w:gridCol w:w="296"/>
-                              <w:gridCol w:w="296"/>
-                              <w:gridCol w:w="296"/>
-                              <w:gridCol w:w="296"/>
-                              <w:gridCol w:w="296"/>
+                              <w:gridCol w:w="452"/>
+                              <w:gridCol w:w="1146"/>
+                              <w:gridCol w:w="2663"/>
+                              <w:gridCol w:w="2663"/>
+                              <w:gridCol w:w="2663"/>
+                              <w:gridCol w:w="2663"/>
+                              <w:gridCol w:w="2663"/>
                             </w:tblGrid>
                             <w:tr>
                               <w:tc>
@@ -13480,7 +14685,25 @@
                                       <w:b/>
                                       <w:bCs/>
                                     </w:rPr>
-                                    <w:t xml:space="preserve">${avg_maintainability}</w:t>
+                                    <w:t>${</w:t>
+                                  </w:r>
+                                  <w:proofErr w:type="spellStart"/>
+                                  <w:r>
+                                    <w:rPr>
+                                      <w:rFonts w:ascii="Times New Roman" w:eastAsia="Times New Roman" w:hAnsi="Times New Roman" w:cs="Times New Roman"/>
+                                      <w:b/>
+                                      <w:bCs/>
+                                    </w:rPr>
+                                    <w:t>avg_maintainability</w:t>
+                                  </w:r>
+                                  <w:proofErr w:type="spellEnd"/>
+                                  <w:r>
+                                    <w:rPr>
+                                      <w:rFonts w:ascii="Times New Roman" w:eastAsia="Times New Roman" w:hAnsi="Times New Roman" w:cs="Times New Roman"/>
+                                      <w:b/>
+                                      <w:bCs/>
+                                    </w:rPr>
+                                    <w:t>}</w:t>
                                   </w:r>
                                 </w:p>
                               </w:tc>
@@ -13548,7 +14771,25 @@
                                       <w:sz w:val="18"/>
                                       <w:szCs w:val="18"/>
                                     </w:rPr>
-                                    <w:t>${interp_maintainability}</w:t>
+                                    <w:t>${</w:t>
+                                  </w:r>
+                                  <w:proofErr w:type="spellStart"/>
+                                  <w:r>
+                                    <w:rPr>
+                                      <w:rFonts w:ascii="Times New Roman" w:eastAsia="Times New Roman" w:hAnsi="Times New Roman" w:cs="Times New Roman"/>
+                                      <w:sz w:val="18"/>
+                                      <w:szCs w:val="18"/>
+                                    </w:rPr>
+                                    <w:t>interp_maintainability</w:t>
+                                  </w:r>
+                                  <w:proofErr w:type="spellEnd"/>
+                                  <w:r>
+                                    <w:rPr>
+                                      <w:rFonts w:ascii="Times New Roman" w:eastAsia="Times New Roman" w:hAnsi="Times New Roman" w:cs="Times New Roman"/>
+                                      <w:sz w:val="18"/>
+                                      <w:szCs w:val="18"/>
+                                    </w:rPr>
+                                    <w:t>}</w:t>
                                   </w:r>
                                 </w:p>
                               </w:tc>
@@ -13587,13 +14828,13 @@
                         <w:tblLook w:val="04A0" w:firstRow="1" w:lastRow="0" w:firstColumn="1" w:lastColumn="0" w:noHBand="0" w:noVBand="1"/>
                       </w:tblPr>
                       <w:tblGrid>
-                        <w:gridCol w:w="459"/>
-                        <w:gridCol w:w="2405"/>
-                        <w:gridCol w:w="296"/>
-                        <w:gridCol w:w="296"/>
-                        <w:gridCol w:w="296"/>
-                        <w:gridCol w:w="296"/>
-                        <w:gridCol w:w="296"/>
+                        <w:gridCol w:w="452"/>
+                        <w:gridCol w:w="1146"/>
+                        <w:gridCol w:w="2663"/>
+                        <w:gridCol w:w="2663"/>
+                        <w:gridCol w:w="2663"/>
+                        <w:gridCol w:w="2663"/>
+                        <w:gridCol w:w="2663"/>
                       </w:tblGrid>
                       <w:tr>
                         <w:tc>
@@ -13861,12 +15102,21 @@
                           </w:tcPr>
                           <w:p>
                             <w:pPr>
-                              <w:rPr>
-                                <w:rFonts w:ascii="Times New Roman" w:eastAsia="Times New Roman" w:hAnsi="Times New Roman" w:cs="Times New Roman"/>
-                                <w:b/>
-                                <w:bCs/>
-                              </w:rPr>
-                            </w:pPr>
+                              <w:jc w:val="center"/>
+                              <w:rPr>
+                                <w:rFonts w:ascii="Times New Roman" w:eastAsia="Times New Roman" w:hAnsi="Times New Roman" w:cs="Times New Roman"/>
+                                <w:b/>
+                                <w:bCs/>
+                              </w:rPr>
+                            </w:pPr>
+                            <w:r>
+                              <w:rPr>
+                                <w:rFonts w:ascii="Times New Roman" w:eastAsia="Times New Roman" w:hAnsi="Times New Roman" w:cs="Times New Roman"/>
+                                <w:b/>
+                                <w:bCs/>
+                              </w:rPr>
+                              <w:t>${rt_maintainability_0_5}</w:t>
+                            </w:r>
                           </w:p>
                         </w:tc>
                         <w:tc>
@@ -13875,12 +15125,21 @@
                           </w:tcPr>
                           <w:p>
                             <w:pPr>
-                              <w:rPr>
-                                <w:rFonts w:ascii="Times New Roman" w:eastAsia="Times New Roman" w:hAnsi="Times New Roman" w:cs="Times New Roman"/>
-                                <w:b/>
-                                <w:bCs/>
-                              </w:rPr>
-                            </w:pPr>
+                              <w:jc w:val="center"/>
+                              <w:rPr>
+                                <w:rFonts w:ascii="Times New Roman" w:eastAsia="Times New Roman" w:hAnsi="Times New Roman" w:cs="Times New Roman"/>
+                                <w:b/>
+                                <w:bCs/>
+                              </w:rPr>
+                            </w:pPr>
+                            <w:r>
+                              <w:rPr>
+                                <w:rFonts w:ascii="Times New Roman" w:eastAsia="Times New Roman" w:hAnsi="Times New Roman" w:cs="Times New Roman"/>
+                                <w:b/>
+                                <w:bCs/>
+                              </w:rPr>
+                              <w:t>${rt_maintainability_0_4}</w:t>
+                            </w:r>
                           </w:p>
                         </w:tc>
                         <w:tc>
@@ -13889,12 +15148,21 @@
                           </w:tcPr>
                           <w:p>
                             <w:pPr>
-                              <w:rPr>
-                                <w:rFonts w:ascii="Times New Roman" w:eastAsia="Times New Roman" w:hAnsi="Times New Roman" w:cs="Times New Roman"/>
-                                <w:b/>
-                                <w:bCs/>
-                              </w:rPr>
-                            </w:pPr>
+                              <w:jc w:val="center"/>
+                              <w:rPr>
+                                <w:rFonts w:ascii="Times New Roman" w:eastAsia="Times New Roman" w:hAnsi="Times New Roman" w:cs="Times New Roman"/>
+                                <w:b/>
+                                <w:bCs/>
+                              </w:rPr>
+                            </w:pPr>
+                            <w:r>
+                              <w:rPr>
+                                <w:rFonts w:ascii="Times New Roman" w:eastAsia="Times New Roman" w:hAnsi="Times New Roman" w:cs="Times New Roman"/>
+                                <w:b/>
+                                <w:bCs/>
+                              </w:rPr>
+                              <w:t>${rt_maintainability_0_3}</w:t>
+                            </w:r>
                           </w:p>
                         </w:tc>
                         <w:tc>
@@ -13903,12 +15171,21 @@
                           </w:tcPr>
                           <w:p>
                             <w:pPr>
-                              <w:rPr>
-                                <w:rFonts w:ascii="Times New Roman" w:eastAsia="Times New Roman" w:hAnsi="Times New Roman" w:cs="Times New Roman"/>
-                                <w:b/>
-                                <w:bCs/>
-                              </w:rPr>
-                            </w:pPr>
+                              <w:jc w:val="center"/>
+                              <w:rPr>
+                                <w:rFonts w:ascii="Times New Roman" w:eastAsia="Times New Roman" w:hAnsi="Times New Roman" w:cs="Times New Roman"/>
+                                <w:b/>
+                                <w:bCs/>
+                              </w:rPr>
+                            </w:pPr>
+                            <w:r>
+                              <w:rPr>
+                                <w:rFonts w:ascii="Times New Roman" w:eastAsia="Times New Roman" w:hAnsi="Times New Roman" w:cs="Times New Roman"/>
+                                <w:b/>
+                                <w:bCs/>
+                              </w:rPr>
+                              <w:t>${rt_maintainability_0_2}</w:t>
+                            </w:r>
                           </w:p>
                         </w:tc>
                         <w:tc>
@@ -13917,12 +15194,21 @@
                           </w:tcPr>
                           <w:p>
                             <w:pPr>
-                              <w:rPr>
-                                <w:rFonts w:ascii="Times New Roman" w:eastAsia="Times New Roman" w:hAnsi="Times New Roman" w:cs="Times New Roman"/>
-                                <w:b/>
-                                <w:bCs/>
-                              </w:rPr>
-                            </w:pPr>
+                              <w:jc w:val="center"/>
+                              <w:rPr>
+                                <w:rFonts w:ascii="Times New Roman" w:eastAsia="Times New Roman" w:hAnsi="Times New Roman" w:cs="Times New Roman"/>
+                                <w:b/>
+                                <w:bCs/>
+                              </w:rPr>
+                            </w:pPr>
+                            <w:r>
+                              <w:rPr>
+                                <w:rFonts w:ascii="Times New Roman" w:eastAsia="Times New Roman" w:hAnsi="Times New Roman" w:cs="Times New Roman"/>
+                                <w:b/>
+                                <w:bCs/>
+                              </w:rPr>
+                              <w:t>${rt_maintainability_0_1}</w:t>
+                            </w:r>
                           </w:p>
                         </w:tc>
                       </w:tr>
@@ -13979,12 +15265,21 @@
                           </w:tcPr>
                           <w:p>
                             <w:pPr>
-                              <w:rPr>
-                                <w:rFonts w:ascii="Times New Roman" w:eastAsia="Times New Roman" w:hAnsi="Times New Roman" w:cs="Times New Roman"/>
-                                <w:b/>
-                                <w:bCs/>
-                              </w:rPr>
-                            </w:pPr>
+                              <w:jc w:val="center"/>
+                              <w:rPr>
+                                <w:rFonts w:ascii="Times New Roman" w:eastAsia="Times New Roman" w:hAnsi="Times New Roman" w:cs="Times New Roman"/>
+                                <w:b/>
+                                <w:bCs/>
+                              </w:rPr>
+                            </w:pPr>
+                            <w:r>
+                              <w:rPr>
+                                <w:rFonts w:ascii="Times New Roman" w:eastAsia="Times New Roman" w:hAnsi="Times New Roman" w:cs="Times New Roman"/>
+                                <w:b/>
+                                <w:bCs/>
+                              </w:rPr>
+                              <w:t>${rt_maintainability_1_5}</w:t>
+                            </w:r>
                           </w:p>
                         </w:tc>
                         <w:tc>
@@ -13993,12 +15288,21 @@
                           </w:tcPr>
                           <w:p>
                             <w:pPr>
-                              <w:rPr>
-                                <w:rFonts w:ascii="Times New Roman" w:eastAsia="Times New Roman" w:hAnsi="Times New Roman" w:cs="Times New Roman"/>
-                                <w:b/>
-                                <w:bCs/>
-                              </w:rPr>
-                            </w:pPr>
+                              <w:jc w:val="center"/>
+                              <w:rPr>
+                                <w:rFonts w:ascii="Times New Roman" w:eastAsia="Times New Roman" w:hAnsi="Times New Roman" w:cs="Times New Roman"/>
+                                <w:b/>
+                                <w:bCs/>
+                              </w:rPr>
+                            </w:pPr>
+                            <w:r>
+                              <w:rPr>
+                                <w:rFonts w:ascii="Times New Roman" w:eastAsia="Times New Roman" w:hAnsi="Times New Roman" w:cs="Times New Roman"/>
+                                <w:b/>
+                                <w:bCs/>
+                              </w:rPr>
+                              <w:t>${rt_maintainability_1_4}</w:t>
+                            </w:r>
                           </w:p>
                         </w:tc>
                         <w:tc>
@@ -14007,12 +15311,21 @@
                           </w:tcPr>
                           <w:p>
                             <w:pPr>
-                              <w:rPr>
-                                <w:rFonts w:ascii="Times New Roman" w:eastAsia="Times New Roman" w:hAnsi="Times New Roman" w:cs="Times New Roman"/>
-                                <w:b/>
-                                <w:bCs/>
-                              </w:rPr>
-                            </w:pPr>
+                              <w:jc w:val="center"/>
+                              <w:rPr>
+                                <w:rFonts w:ascii="Times New Roman" w:eastAsia="Times New Roman" w:hAnsi="Times New Roman" w:cs="Times New Roman"/>
+                                <w:b/>
+                                <w:bCs/>
+                              </w:rPr>
+                            </w:pPr>
+                            <w:r>
+                              <w:rPr>
+                                <w:rFonts w:ascii="Times New Roman" w:eastAsia="Times New Roman" w:hAnsi="Times New Roman" w:cs="Times New Roman"/>
+                                <w:b/>
+                                <w:bCs/>
+                              </w:rPr>
+                              <w:t>${rt_maintainability_1_3}</w:t>
+                            </w:r>
                           </w:p>
                         </w:tc>
                         <w:tc>
@@ -14021,12 +15334,21 @@
                           </w:tcPr>
                           <w:p>
                             <w:pPr>
-                              <w:rPr>
-                                <w:rFonts w:ascii="Times New Roman" w:eastAsia="Times New Roman" w:hAnsi="Times New Roman" w:cs="Times New Roman"/>
-                                <w:b/>
-                                <w:bCs/>
-                              </w:rPr>
-                            </w:pPr>
+                              <w:jc w:val="center"/>
+                              <w:rPr>
+                                <w:rFonts w:ascii="Times New Roman" w:eastAsia="Times New Roman" w:hAnsi="Times New Roman" w:cs="Times New Roman"/>
+                                <w:b/>
+                                <w:bCs/>
+                              </w:rPr>
+                            </w:pPr>
+                            <w:r>
+                              <w:rPr>
+                                <w:rFonts w:ascii="Times New Roman" w:eastAsia="Times New Roman" w:hAnsi="Times New Roman" w:cs="Times New Roman"/>
+                                <w:b/>
+                                <w:bCs/>
+                              </w:rPr>
+                              <w:t>${rt_maintainability_1_2}</w:t>
+                            </w:r>
                           </w:p>
                         </w:tc>
                         <w:tc>
@@ -14035,12 +15357,21 @@
                           </w:tcPr>
                           <w:p>
                             <w:pPr>
-                              <w:rPr>
-                                <w:rFonts w:ascii="Times New Roman" w:eastAsia="Times New Roman" w:hAnsi="Times New Roman" w:cs="Times New Roman"/>
-                                <w:b/>
-                                <w:bCs/>
-                              </w:rPr>
-                            </w:pPr>
+                              <w:jc w:val="center"/>
+                              <w:rPr>
+                                <w:rFonts w:ascii="Times New Roman" w:eastAsia="Times New Roman" w:hAnsi="Times New Roman" w:cs="Times New Roman"/>
+                                <w:b/>
+                                <w:bCs/>
+                              </w:rPr>
+                            </w:pPr>
+                            <w:r>
+                              <w:rPr>
+                                <w:rFonts w:ascii="Times New Roman" w:eastAsia="Times New Roman" w:hAnsi="Times New Roman" w:cs="Times New Roman"/>
+                                <w:b/>
+                                <w:bCs/>
+                              </w:rPr>
+                              <w:t>${rt_maintainability_1_1}</w:t>
+                            </w:r>
                           </w:p>
                         </w:tc>
                       </w:tr>
@@ -14097,12 +15428,21 @@
                           </w:tcPr>
                           <w:p>
                             <w:pPr>
-                              <w:rPr>
-                                <w:rFonts w:ascii="Times New Roman" w:eastAsia="Times New Roman" w:hAnsi="Times New Roman" w:cs="Times New Roman"/>
-                                <w:b/>
-                                <w:bCs/>
-                              </w:rPr>
-                            </w:pPr>
+                              <w:jc w:val="center"/>
+                              <w:rPr>
+                                <w:rFonts w:ascii="Times New Roman" w:eastAsia="Times New Roman" w:hAnsi="Times New Roman" w:cs="Times New Roman"/>
+                                <w:b/>
+                                <w:bCs/>
+                              </w:rPr>
+                            </w:pPr>
+                            <w:r>
+                              <w:rPr>
+                                <w:rFonts w:ascii="Times New Roman" w:eastAsia="Times New Roman" w:hAnsi="Times New Roman" w:cs="Times New Roman"/>
+                                <w:b/>
+                                <w:bCs/>
+                              </w:rPr>
+                              <w:t>${rt_maintainability_2_5}</w:t>
+                            </w:r>
                           </w:p>
                         </w:tc>
                         <w:tc>
@@ -14111,12 +15451,21 @@
                           </w:tcPr>
                           <w:p>
                             <w:pPr>
-                              <w:rPr>
-                                <w:rFonts w:ascii="Times New Roman" w:eastAsia="Times New Roman" w:hAnsi="Times New Roman" w:cs="Times New Roman"/>
-                                <w:b/>
-                                <w:bCs/>
-                              </w:rPr>
-                            </w:pPr>
+                              <w:jc w:val="center"/>
+                              <w:rPr>
+                                <w:rFonts w:ascii="Times New Roman" w:eastAsia="Times New Roman" w:hAnsi="Times New Roman" w:cs="Times New Roman"/>
+                                <w:b/>
+                                <w:bCs/>
+                              </w:rPr>
+                            </w:pPr>
+                            <w:r>
+                              <w:rPr>
+                                <w:rFonts w:ascii="Times New Roman" w:eastAsia="Times New Roman" w:hAnsi="Times New Roman" w:cs="Times New Roman"/>
+                                <w:b/>
+                                <w:bCs/>
+                              </w:rPr>
+                              <w:t>${rt_maintainability_2_4}</w:t>
+                            </w:r>
                           </w:p>
                         </w:tc>
                         <w:tc>
@@ -14125,12 +15474,21 @@
                           </w:tcPr>
                           <w:p>
                             <w:pPr>
-                              <w:rPr>
-                                <w:rFonts w:ascii="Times New Roman" w:eastAsia="Times New Roman" w:hAnsi="Times New Roman" w:cs="Times New Roman"/>
-                                <w:b/>
-                                <w:bCs/>
-                              </w:rPr>
-                            </w:pPr>
+                              <w:jc w:val="center"/>
+                              <w:rPr>
+                                <w:rFonts w:ascii="Times New Roman" w:eastAsia="Times New Roman" w:hAnsi="Times New Roman" w:cs="Times New Roman"/>
+                                <w:b/>
+                                <w:bCs/>
+                              </w:rPr>
+                            </w:pPr>
+                            <w:r>
+                              <w:rPr>
+                                <w:rFonts w:ascii="Times New Roman" w:eastAsia="Times New Roman" w:hAnsi="Times New Roman" w:cs="Times New Roman"/>
+                                <w:b/>
+                                <w:bCs/>
+                              </w:rPr>
+                              <w:t>${rt_maintainability_2_3}</w:t>
+                            </w:r>
                           </w:p>
                         </w:tc>
                         <w:tc>
@@ -14139,12 +15497,21 @@
                           </w:tcPr>
                           <w:p>
                             <w:pPr>
-                              <w:rPr>
-                                <w:rFonts w:ascii="Times New Roman" w:eastAsia="Times New Roman" w:hAnsi="Times New Roman" w:cs="Times New Roman"/>
-                                <w:b/>
-                                <w:bCs/>
-                              </w:rPr>
-                            </w:pPr>
+                              <w:jc w:val="center"/>
+                              <w:rPr>
+                                <w:rFonts w:ascii="Times New Roman" w:eastAsia="Times New Roman" w:hAnsi="Times New Roman" w:cs="Times New Roman"/>
+                                <w:b/>
+                                <w:bCs/>
+                              </w:rPr>
+                            </w:pPr>
+                            <w:r>
+                              <w:rPr>
+                                <w:rFonts w:ascii="Times New Roman" w:eastAsia="Times New Roman" w:hAnsi="Times New Roman" w:cs="Times New Roman"/>
+                                <w:b/>
+                                <w:bCs/>
+                              </w:rPr>
+                              <w:t>${rt_maintainability_2_2}</w:t>
+                            </w:r>
                           </w:p>
                         </w:tc>
                         <w:tc>
@@ -14153,12 +15520,21 @@
                           </w:tcPr>
                           <w:p>
                             <w:pPr>
-                              <w:rPr>
-                                <w:rFonts w:ascii="Times New Roman" w:eastAsia="Times New Roman" w:hAnsi="Times New Roman" w:cs="Times New Roman"/>
-                                <w:b/>
-                                <w:bCs/>
-                              </w:rPr>
-                            </w:pPr>
+                              <w:jc w:val="center"/>
+                              <w:rPr>
+                                <w:rFonts w:ascii="Times New Roman" w:eastAsia="Times New Roman" w:hAnsi="Times New Roman" w:cs="Times New Roman"/>
+                                <w:b/>
+                                <w:bCs/>
+                              </w:rPr>
+                            </w:pPr>
+                            <w:r>
+                              <w:rPr>
+                                <w:rFonts w:ascii="Times New Roman" w:eastAsia="Times New Roman" w:hAnsi="Times New Roman" w:cs="Times New Roman"/>
+                                <w:b/>
+                                <w:bCs/>
+                              </w:rPr>
+                              <w:t>${rt_maintainability_2_1}</w:t>
+                            </w:r>
                           </w:p>
                         </w:tc>
                       </w:tr>
@@ -14215,12 +15591,21 @@
                           </w:tcPr>
                           <w:p>
                             <w:pPr>
-                              <w:rPr>
-                                <w:rFonts w:ascii="Times New Roman" w:eastAsia="Times New Roman" w:hAnsi="Times New Roman" w:cs="Times New Roman"/>
-                                <w:b/>
-                                <w:bCs/>
-                              </w:rPr>
-                            </w:pPr>
+                              <w:jc w:val="center"/>
+                              <w:rPr>
+                                <w:rFonts w:ascii="Times New Roman" w:eastAsia="Times New Roman" w:hAnsi="Times New Roman" w:cs="Times New Roman"/>
+                                <w:b/>
+                                <w:bCs/>
+                              </w:rPr>
+                            </w:pPr>
+                            <w:r>
+                              <w:rPr>
+                                <w:rFonts w:ascii="Times New Roman" w:eastAsia="Times New Roman" w:hAnsi="Times New Roman" w:cs="Times New Roman"/>
+                                <w:b/>
+                                <w:bCs/>
+                              </w:rPr>
+                              <w:t>${rt_maintainability_3_5}</w:t>
+                            </w:r>
                           </w:p>
                         </w:tc>
                         <w:tc>
@@ -14229,12 +15614,21 @@
                           </w:tcPr>
                           <w:p>
                             <w:pPr>
-                              <w:rPr>
-                                <w:rFonts w:ascii="Times New Roman" w:eastAsia="Times New Roman" w:hAnsi="Times New Roman" w:cs="Times New Roman"/>
-                                <w:b/>
-                                <w:bCs/>
-                              </w:rPr>
-                            </w:pPr>
+                              <w:jc w:val="center"/>
+                              <w:rPr>
+                                <w:rFonts w:ascii="Times New Roman" w:eastAsia="Times New Roman" w:hAnsi="Times New Roman" w:cs="Times New Roman"/>
+                                <w:b/>
+                                <w:bCs/>
+                              </w:rPr>
+                            </w:pPr>
+                            <w:r>
+                              <w:rPr>
+                                <w:rFonts w:ascii="Times New Roman" w:eastAsia="Times New Roman" w:hAnsi="Times New Roman" w:cs="Times New Roman"/>
+                                <w:b/>
+                                <w:bCs/>
+                              </w:rPr>
+                              <w:t>${rt_maintainability_3_4}</w:t>
+                            </w:r>
                           </w:p>
                         </w:tc>
                         <w:tc>
@@ -14243,12 +15637,21 @@
                           </w:tcPr>
                           <w:p>
                             <w:pPr>
-                              <w:rPr>
-                                <w:rFonts w:ascii="Times New Roman" w:eastAsia="Times New Roman" w:hAnsi="Times New Roman" w:cs="Times New Roman"/>
-                                <w:b/>
-                                <w:bCs/>
-                              </w:rPr>
-                            </w:pPr>
+                              <w:jc w:val="center"/>
+                              <w:rPr>
+                                <w:rFonts w:ascii="Times New Roman" w:eastAsia="Times New Roman" w:hAnsi="Times New Roman" w:cs="Times New Roman"/>
+                                <w:b/>
+                                <w:bCs/>
+                              </w:rPr>
+                            </w:pPr>
+                            <w:r>
+                              <w:rPr>
+                                <w:rFonts w:ascii="Times New Roman" w:eastAsia="Times New Roman" w:hAnsi="Times New Roman" w:cs="Times New Roman"/>
+                                <w:b/>
+                                <w:bCs/>
+                              </w:rPr>
+                              <w:t>${rt_maintainability_3_3}</w:t>
+                            </w:r>
                           </w:p>
                         </w:tc>
                         <w:tc>
@@ -14257,12 +15660,21 @@
                           </w:tcPr>
                           <w:p>
                             <w:pPr>
-                              <w:rPr>
-                                <w:rFonts w:ascii="Times New Roman" w:eastAsia="Times New Roman" w:hAnsi="Times New Roman" w:cs="Times New Roman"/>
-                                <w:b/>
-                                <w:bCs/>
-                              </w:rPr>
-                            </w:pPr>
+                              <w:jc w:val="center"/>
+                              <w:rPr>
+                                <w:rFonts w:ascii="Times New Roman" w:eastAsia="Times New Roman" w:hAnsi="Times New Roman" w:cs="Times New Roman"/>
+                                <w:b/>
+                                <w:bCs/>
+                              </w:rPr>
+                            </w:pPr>
+                            <w:r>
+                              <w:rPr>
+                                <w:rFonts w:ascii="Times New Roman" w:eastAsia="Times New Roman" w:hAnsi="Times New Roman" w:cs="Times New Roman"/>
+                                <w:b/>
+                                <w:bCs/>
+                              </w:rPr>
+                              <w:t>${rt_maintainability_3_2}</w:t>
+                            </w:r>
                           </w:p>
                         </w:tc>
                         <w:tc>
@@ -14271,12 +15683,21 @@
                           </w:tcPr>
                           <w:p>
                             <w:pPr>
-                              <w:rPr>
-                                <w:rFonts w:ascii="Times New Roman" w:eastAsia="Times New Roman" w:hAnsi="Times New Roman" w:cs="Times New Roman"/>
-                                <w:b/>
-                                <w:bCs/>
-                              </w:rPr>
-                            </w:pPr>
+                              <w:jc w:val="center"/>
+                              <w:rPr>
+                                <w:rFonts w:ascii="Times New Roman" w:eastAsia="Times New Roman" w:hAnsi="Times New Roman" w:cs="Times New Roman"/>
+                                <w:b/>
+                                <w:bCs/>
+                              </w:rPr>
+                            </w:pPr>
+                            <w:r>
+                              <w:rPr>
+                                <w:rFonts w:ascii="Times New Roman" w:eastAsia="Times New Roman" w:hAnsi="Times New Roman" w:cs="Times New Roman"/>
+                                <w:b/>
+                                <w:bCs/>
+                              </w:rPr>
+                              <w:t>${rt_maintainability_3_1}</w:t>
+                            </w:r>
                           </w:p>
                         </w:tc>
                       </w:tr>
@@ -14333,12 +15754,21 @@
                           </w:tcPr>
                           <w:p>
                             <w:pPr>
-                              <w:rPr>
-                                <w:rFonts w:ascii="Times New Roman" w:eastAsia="Times New Roman" w:hAnsi="Times New Roman" w:cs="Times New Roman"/>
-                                <w:b/>
-                                <w:bCs/>
-                              </w:rPr>
-                            </w:pPr>
+                              <w:jc w:val="center"/>
+                              <w:rPr>
+                                <w:rFonts w:ascii="Times New Roman" w:eastAsia="Times New Roman" w:hAnsi="Times New Roman" w:cs="Times New Roman"/>
+                                <w:b/>
+                                <w:bCs/>
+                              </w:rPr>
+                            </w:pPr>
+                            <w:r>
+                              <w:rPr>
+                                <w:rFonts w:ascii="Times New Roman" w:eastAsia="Times New Roman" w:hAnsi="Times New Roman" w:cs="Times New Roman"/>
+                                <w:b/>
+                                <w:bCs/>
+                              </w:rPr>
+                              <w:t>${rt_maintainability_4_5}</w:t>
+                            </w:r>
                           </w:p>
                         </w:tc>
                         <w:tc>
@@ -14347,12 +15777,21 @@
                           </w:tcPr>
                           <w:p>
                             <w:pPr>
-                              <w:rPr>
-                                <w:rFonts w:ascii="Times New Roman" w:eastAsia="Times New Roman" w:hAnsi="Times New Roman" w:cs="Times New Roman"/>
-                                <w:b/>
-                                <w:bCs/>
-                              </w:rPr>
-                            </w:pPr>
+                              <w:jc w:val="center"/>
+                              <w:rPr>
+                                <w:rFonts w:ascii="Times New Roman" w:eastAsia="Times New Roman" w:hAnsi="Times New Roman" w:cs="Times New Roman"/>
+                                <w:b/>
+                                <w:bCs/>
+                              </w:rPr>
+                            </w:pPr>
+                            <w:r>
+                              <w:rPr>
+                                <w:rFonts w:ascii="Times New Roman" w:eastAsia="Times New Roman" w:hAnsi="Times New Roman" w:cs="Times New Roman"/>
+                                <w:b/>
+                                <w:bCs/>
+                              </w:rPr>
+                              <w:t>${rt_maintainability_4_4}</w:t>
+                            </w:r>
                           </w:p>
                         </w:tc>
                         <w:tc>
@@ -14361,12 +15800,21 @@
                           </w:tcPr>
                           <w:p>
                             <w:pPr>
-                              <w:rPr>
-                                <w:rFonts w:ascii="Times New Roman" w:eastAsia="Times New Roman" w:hAnsi="Times New Roman" w:cs="Times New Roman"/>
-                                <w:b/>
-                                <w:bCs/>
-                              </w:rPr>
-                            </w:pPr>
+                              <w:jc w:val="center"/>
+                              <w:rPr>
+                                <w:rFonts w:ascii="Times New Roman" w:eastAsia="Times New Roman" w:hAnsi="Times New Roman" w:cs="Times New Roman"/>
+                                <w:b/>
+                                <w:bCs/>
+                              </w:rPr>
+                            </w:pPr>
+                            <w:r>
+                              <w:rPr>
+                                <w:rFonts w:ascii="Times New Roman" w:eastAsia="Times New Roman" w:hAnsi="Times New Roman" w:cs="Times New Roman"/>
+                                <w:b/>
+                                <w:bCs/>
+                              </w:rPr>
+                              <w:t>${rt_maintainability_4_3}</w:t>
+                            </w:r>
                           </w:p>
                         </w:tc>
                         <w:tc>
@@ -14375,12 +15823,21 @@
                           </w:tcPr>
                           <w:p>
                             <w:pPr>
-                              <w:rPr>
-                                <w:rFonts w:ascii="Times New Roman" w:eastAsia="Times New Roman" w:hAnsi="Times New Roman" w:cs="Times New Roman"/>
-                                <w:b/>
-                                <w:bCs/>
-                              </w:rPr>
-                            </w:pPr>
+                              <w:jc w:val="center"/>
+                              <w:rPr>
+                                <w:rFonts w:ascii="Times New Roman" w:eastAsia="Times New Roman" w:hAnsi="Times New Roman" w:cs="Times New Roman"/>
+                                <w:b/>
+                                <w:bCs/>
+                              </w:rPr>
+                            </w:pPr>
+                            <w:r>
+                              <w:rPr>
+                                <w:rFonts w:ascii="Times New Roman" w:eastAsia="Times New Roman" w:hAnsi="Times New Roman" w:cs="Times New Roman"/>
+                                <w:b/>
+                                <w:bCs/>
+                              </w:rPr>
+                              <w:t>${rt_maintainability_4_2}</w:t>
+                            </w:r>
                           </w:p>
                         </w:tc>
                         <w:tc>
@@ -14389,12 +15846,21 @@
                           </w:tcPr>
                           <w:p>
                             <w:pPr>
-                              <w:rPr>
-                                <w:rFonts w:ascii="Times New Roman" w:eastAsia="Times New Roman" w:hAnsi="Times New Roman" w:cs="Times New Roman"/>
-                                <w:b/>
-                                <w:bCs/>
-                              </w:rPr>
-                            </w:pPr>
+                              <w:jc w:val="center"/>
+                              <w:rPr>
+                                <w:rFonts w:ascii="Times New Roman" w:eastAsia="Times New Roman" w:hAnsi="Times New Roman" w:cs="Times New Roman"/>
+                                <w:b/>
+                                <w:bCs/>
+                              </w:rPr>
+                            </w:pPr>
+                            <w:r>
+                              <w:rPr>
+                                <w:rFonts w:ascii="Times New Roman" w:eastAsia="Times New Roman" w:hAnsi="Times New Roman" w:cs="Times New Roman"/>
+                                <w:b/>
+                                <w:bCs/>
+                              </w:rPr>
+                              <w:t>${rt_maintainability_4_1}</w:t>
+                            </w:r>
                           </w:p>
                         </w:tc>
                       </w:tr>
@@ -14451,7 +15917,25 @@
                                 <w:b/>
                                 <w:bCs/>
                               </w:rPr>
-                              <w:t xml:space="preserve">          </w:t>
+                              <w:t>${</w:t>
+                            </w:r>
+                            <w:proofErr w:type="spellStart"/>
+                            <w:r>
+                              <w:rPr>
+                                <w:rFonts w:ascii="Times New Roman" w:eastAsia="Times New Roman" w:hAnsi="Times New Roman" w:cs="Times New Roman"/>
+                                <w:b/>
+                                <w:bCs/>
+                              </w:rPr>
+                              <w:t>avg_maintainability</w:t>
+                            </w:r>
+                            <w:proofErr w:type="spellEnd"/>
+                            <w:r>
+                              <w:rPr>
+                                <w:rFonts w:ascii="Times New Roman" w:eastAsia="Times New Roman" w:hAnsi="Times New Roman" w:cs="Times New Roman"/>
+                                <w:b/>
+                                <w:bCs/>
+                              </w:rPr>
+                              <w:t>}</w:t>
                             </w:r>
                           </w:p>
                         </w:tc>
@@ -14513,6 +15997,32 @@
                                 <w:bCs/>
                               </w:rPr>
                             </w:pPr>
+                            <w:r>
+                              <w:rPr>
+                                <w:rFonts w:ascii="Times New Roman" w:eastAsia="Times New Roman" w:hAnsi="Times New Roman" w:cs="Times New Roman"/>
+                                <w:sz w:val="18"/>
+                                <w:szCs w:val="18"/>
+                              </w:rPr>
+                              <w:t>${</w:t>
+                            </w:r>
+                            <w:proofErr w:type="spellStart"/>
+                            <w:r>
+                              <w:rPr>
+                                <w:rFonts w:ascii="Times New Roman" w:eastAsia="Times New Roman" w:hAnsi="Times New Roman" w:cs="Times New Roman"/>
+                                <w:sz w:val="18"/>
+                                <w:szCs w:val="18"/>
+                              </w:rPr>
+                              <w:t>interp_maintainability</w:t>
+                            </w:r>
+                            <w:proofErr w:type="spellEnd"/>
+                            <w:r>
+                              <w:rPr>
+                                <w:rFonts w:ascii="Times New Roman" w:eastAsia="Times New Roman" w:hAnsi="Times New Roman" w:cs="Times New Roman"/>
+                                <w:sz w:val="18"/>
+                                <w:szCs w:val="18"/>
+                              </w:rPr>
+                              <w:t>}</w:t>
+                            </w:r>
                           </w:p>
                         </w:tc>
                       </w:tr>
@@ -14536,7 +16046,7 @@
         <mc:AlternateContent>
           <mc:Choice Requires="wps">
             <w:drawing>
-              <wp:anchor distT="0" distB="0" distL="114300" distR="114300" simplePos="0" relativeHeight="251672576" behindDoc="1" locked="0" layoutInCell="1" allowOverlap="1" wp14:anchorId="07BA0E59" wp14:editId="5329B388">
+              <wp:anchor distT="0" distB="0" distL="114300" distR="114300" simplePos="0" relativeHeight="251672576" behindDoc="1" locked="0" layoutInCell="1" allowOverlap="1" wp14:anchorId="07BA0E59" wp14:editId="322EE7E3">
                 <wp:simplePos x="0" y="0"/>
                 <wp:positionH relativeFrom="column">
                   <wp:posOffset>-407670</wp:posOffset>
@@ -14575,13 +16085,13 @@
                               <w:tblLook w:val="04A0" w:firstRow="1" w:lastRow="0" w:firstColumn="1" w:lastColumn="0" w:noHBand="0" w:noVBand="1"/>
                             </w:tblPr>
                             <w:tblGrid>
-                              <w:gridCol w:w="459"/>
-                              <w:gridCol w:w="2405"/>
-                              <w:gridCol w:w="296"/>
-                              <w:gridCol w:w="296"/>
-                              <w:gridCol w:w="296"/>
-                              <w:gridCol w:w="296"/>
-                              <w:gridCol w:w="296"/>
+                              <w:gridCol w:w="452"/>
+                              <w:gridCol w:w="1296"/>
+                              <w:gridCol w:w="1966"/>
+                              <w:gridCol w:w="1966"/>
+                              <w:gridCol w:w="1966"/>
+                              <w:gridCol w:w="1966"/>
+                              <w:gridCol w:w="1966"/>
                             </w:tblGrid>
                             <w:tr>
                               <w:tc>
@@ -15664,7 +17174,25 @@
                                       <w:b/>
                                       <w:bCs/>
                                     </w:rPr>
-                                    <w:t xml:space="preserve">${avg_security}</w:t>
+                                    <w:t>${</w:t>
+                                  </w:r>
+                                  <w:proofErr w:type="spellStart"/>
+                                  <w:r>
+                                    <w:rPr>
+                                      <w:rFonts w:ascii="Times New Roman" w:eastAsia="Times New Roman" w:hAnsi="Times New Roman" w:cs="Times New Roman"/>
+                                      <w:b/>
+                                      <w:bCs/>
+                                    </w:rPr>
+                                    <w:t>avg_security</w:t>
+                                  </w:r>
+                                  <w:proofErr w:type="spellEnd"/>
+                                  <w:r>
+                                    <w:rPr>
+                                      <w:rFonts w:ascii="Times New Roman" w:eastAsia="Times New Roman" w:hAnsi="Times New Roman" w:cs="Times New Roman"/>
+                                      <w:b/>
+                                      <w:bCs/>
+                                    </w:rPr>
+                                    <w:t>}</w:t>
                                   </w:r>
                                 </w:p>
                               </w:tc>
@@ -15732,7 +17260,25 @@
                                       <w:sz w:val="18"/>
                                       <w:szCs w:val="18"/>
                                     </w:rPr>
-                                    <w:t>${interp_security}</w:t>
+                                    <w:t>${</w:t>
+                                  </w:r>
+                                  <w:proofErr w:type="spellStart"/>
+                                  <w:r>
+                                    <w:rPr>
+                                      <w:rFonts w:ascii="Times New Roman" w:eastAsia="Times New Roman" w:hAnsi="Times New Roman" w:cs="Times New Roman"/>
+                                      <w:sz w:val="18"/>
+                                      <w:szCs w:val="18"/>
+                                    </w:rPr>
+                                    <w:t>interp_security</w:t>
+                                  </w:r>
+                                  <w:proofErr w:type="spellEnd"/>
+                                  <w:r>
+                                    <w:rPr>
+                                      <w:rFonts w:ascii="Times New Roman" w:eastAsia="Times New Roman" w:hAnsi="Times New Roman" w:cs="Times New Roman"/>
+                                      <w:sz w:val="18"/>
+                                      <w:szCs w:val="18"/>
+                                    </w:rPr>
+                                    <w:t>}</w:t>
                                   </w:r>
                                 </w:p>
                               </w:tc>
@@ -15771,13 +17317,13 @@
                         <w:tblLook w:val="04A0" w:firstRow="1" w:lastRow="0" w:firstColumn="1" w:lastColumn="0" w:noHBand="0" w:noVBand="1"/>
                       </w:tblPr>
                       <w:tblGrid>
-                        <w:gridCol w:w="459"/>
-                        <w:gridCol w:w="2405"/>
-                        <w:gridCol w:w="296"/>
-                        <w:gridCol w:w="296"/>
-                        <w:gridCol w:w="296"/>
-                        <w:gridCol w:w="296"/>
-                        <w:gridCol w:w="296"/>
+                        <w:gridCol w:w="452"/>
+                        <w:gridCol w:w="1296"/>
+                        <w:gridCol w:w="1966"/>
+                        <w:gridCol w:w="1966"/>
+                        <w:gridCol w:w="1966"/>
+                        <w:gridCol w:w="1966"/>
+                        <w:gridCol w:w="1966"/>
                       </w:tblGrid>
                       <w:tr>
                         <w:tc>
@@ -16045,12 +17591,21 @@
                           </w:tcPr>
                           <w:p>
                             <w:pPr>
-                              <w:rPr>
-                                <w:rFonts w:ascii="Times New Roman" w:eastAsia="Times New Roman" w:hAnsi="Times New Roman" w:cs="Times New Roman"/>
-                                <w:b/>
-                                <w:bCs/>
-                              </w:rPr>
-                            </w:pPr>
+                              <w:jc w:val="center"/>
+                              <w:rPr>
+                                <w:rFonts w:ascii="Times New Roman" w:eastAsia="Times New Roman" w:hAnsi="Times New Roman" w:cs="Times New Roman"/>
+                                <w:b/>
+                                <w:bCs/>
+                              </w:rPr>
+                            </w:pPr>
+                            <w:r>
+                              <w:rPr>
+                                <w:rFonts w:ascii="Times New Roman" w:eastAsia="Times New Roman" w:hAnsi="Times New Roman" w:cs="Times New Roman"/>
+                                <w:b/>
+                                <w:bCs/>
+                              </w:rPr>
+                              <w:t>${rt_security_0_5}</w:t>
+                            </w:r>
                           </w:p>
                         </w:tc>
                         <w:tc>
@@ -16059,12 +17614,21 @@
                           </w:tcPr>
                           <w:p>
                             <w:pPr>
-                              <w:rPr>
-                                <w:rFonts w:ascii="Times New Roman" w:eastAsia="Times New Roman" w:hAnsi="Times New Roman" w:cs="Times New Roman"/>
-                                <w:b/>
-                                <w:bCs/>
-                              </w:rPr>
-                            </w:pPr>
+                              <w:jc w:val="center"/>
+                              <w:rPr>
+                                <w:rFonts w:ascii="Times New Roman" w:eastAsia="Times New Roman" w:hAnsi="Times New Roman" w:cs="Times New Roman"/>
+                                <w:b/>
+                                <w:bCs/>
+                              </w:rPr>
+                            </w:pPr>
+                            <w:r>
+                              <w:rPr>
+                                <w:rFonts w:ascii="Times New Roman" w:eastAsia="Times New Roman" w:hAnsi="Times New Roman" w:cs="Times New Roman"/>
+                                <w:b/>
+                                <w:bCs/>
+                              </w:rPr>
+                              <w:t>${rt_security_0_4}</w:t>
+                            </w:r>
                           </w:p>
                         </w:tc>
                         <w:tc>
@@ -16073,12 +17637,21 @@
                           </w:tcPr>
                           <w:p>
                             <w:pPr>
-                              <w:rPr>
-                                <w:rFonts w:ascii="Times New Roman" w:eastAsia="Times New Roman" w:hAnsi="Times New Roman" w:cs="Times New Roman"/>
-                                <w:b/>
-                                <w:bCs/>
-                              </w:rPr>
-                            </w:pPr>
+                              <w:jc w:val="center"/>
+                              <w:rPr>
+                                <w:rFonts w:ascii="Times New Roman" w:eastAsia="Times New Roman" w:hAnsi="Times New Roman" w:cs="Times New Roman"/>
+                                <w:b/>
+                                <w:bCs/>
+                              </w:rPr>
+                            </w:pPr>
+                            <w:r>
+                              <w:rPr>
+                                <w:rFonts w:ascii="Times New Roman" w:eastAsia="Times New Roman" w:hAnsi="Times New Roman" w:cs="Times New Roman"/>
+                                <w:b/>
+                                <w:bCs/>
+                              </w:rPr>
+                              <w:t>${rt_security_0_3}</w:t>
+                            </w:r>
                           </w:p>
                         </w:tc>
                         <w:tc>
@@ -16087,12 +17660,21 @@
                           </w:tcPr>
                           <w:p>
                             <w:pPr>
-                              <w:rPr>
-                                <w:rFonts w:ascii="Times New Roman" w:eastAsia="Times New Roman" w:hAnsi="Times New Roman" w:cs="Times New Roman"/>
-                                <w:b/>
-                                <w:bCs/>
-                              </w:rPr>
-                            </w:pPr>
+                              <w:jc w:val="center"/>
+                              <w:rPr>
+                                <w:rFonts w:ascii="Times New Roman" w:eastAsia="Times New Roman" w:hAnsi="Times New Roman" w:cs="Times New Roman"/>
+                                <w:b/>
+                                <w:bCs/>
+                              </w:rPr>
+                            </w:pPr>
+                            <w:r>
+                              <w:rPr>
+                                <w:rFonts w:ascii="Times New Roman" w:eastAsia="Times New Roman" w:hAnsi="Times New Roman" w:cs="Times New Roman"/>
+                                <w:b/>
+                                <w:bCs/>
+                              </w:rPr>
+                              <w:t>${rt_security_0_2}</w:t>
+                            </w:r>
                           </w:p>
                         </w:tc>
                         <w:tc>
@@ -16101,12 +17683,21 @@
                           </w:tcPr>
                           <w:p>
                             <w:pPr>
-                              <w:rPr>
-                                <w:rFonts w:ascii="Times New Roman" w:eastAsia="Times New Roman" w:hAnsi="Times New Roman" w:cs="Times New Roman"/>
-                                <w:b/>
-                                <w:bCs/>
-                              </w:rPr>
-                            </w:pPr>
+                              <w:jc w:val="center"/>
+                              <w:rPr>
+                                <w:rFonts w:ascii="Times New Roman" w:eastAsia="Times New Roman" w:hAnsi="Times New Roman" w:cs="Times New Roman"/>
+                                <w:b/>
+                                <w:bCs/>
+                              </w:rPr>
+                            </w:pPr>
+                            <w:r>
+                              <w:rPr>
+                                <w:rFonts w:ascii="Times New Roman" w:eastAsia="Times New Roman" w:hAnsi="Times New Roman" w:cs="Times New Roman"/>
+                                <w:b/>
+                                <w:bCs/>
+                              </w:rPr>
+                              <w:t>${rt_security_0_1}</w:t>
+                            </w:r>
                           </w:p>
                         </w:tc>
                       </w:tr>
@@ -16163,12 +17754,21 @@
                           </w:tcPr>
                           <w:p>
                             <w:pPr>
-                              <w:rPr>
-                                <w:rFonts w:ascii="Times New Roman" w:eastAsia="Times New Roman" w:hAnsi="Times New Roman" w:cs="Times New Roman"/>
-                                <w:b/>
-                                <w:bCs/>
-                              </w:rPr>
-                            </w:pPr>
+                              <w:jc w:val="center"/>
+                              <w:rPr>
+                                <w:rFonts w:ascii="Times New Roman" w:eastAsia="Times New Roman" w:hAnsi="Times New Roman" w:cs="Times New Roman"/>
+                                <w:b/>
+                                <w:bCs/>
+                              </w:rPr>
+                            </w:pPr>
+                            <w:r>
+                              <w:rPr>
+                                <w:rFonts w:ascii="Times New Roman" w:eastAsia="Times New Roman" w:hAnsi="Times New Roman" w:cs="Times New Roman"/>
+                                <w:b/>
+                                <w:bCs/>
+                              </w:rPr>
+                              <w:t>${rt_security_1_5}</w:t>
+                            </w:r>
                           </w:p>
                         </w:tc>
                         <w:tc>
@@ -16177,12 +17777,21 @@
                           </w:tcPr>
                           <w:p>
                             <w:pPr>
-                              <w:rPr>
-                                <w:rFonts w:ascii="Times New Roman" w:eastAsia="Times New Roman" w:hAnsi="Times New Roman" w:cs="Times New Roman"/>
-                                <w:b/>
-                                <w:bCs/>
-                              </w:rPr>
-                            </w:pPr>
+                              <w:jc w:val="center"/>
+                              <w:rPr>
+                                <w:rFonts w:ascii="Times New Roman" w:eastAsia="Times New Roman" w:hAnsi="Times New Roman" w:cs="Times New Roman"/>
+                                <w:b/>
+                                <w:bCs/>
+                              </w:rPr>
+                            </w:pPr>
+                            <w:r>
+                              <w:rPr>
+                                <w:rFonts w:ascii="Times New Roman" w:eastAsia="Times New Roman" w:hAnsi="Times New Roman" w:cs="Times New Roman"/>
+                                <w:b/>
+                                <w:bCs/>
+                              </w:rPr>
+                              <w:t>${rt_security_1_4}</w:t>
+                            </w:r>
                           </w:p>
                         </w:tc>
                         <w:tc>
@@ -16191,12 +17800,21 @@
                           </w:tcPr>
                           <w:p>
                             <w:pPr>
-                              <w:rPr>
-                                <w:rFonts w:ascii="Times New Roman" w:eastAsia="Times New Roman" w:hAnsi="Times New Roman" w:cs="Times New Roman"/>
-                                <w:b/>
-                                <w:bCs/>
-                              </w:rPr>
-                            </w:pPr>
+                              <w:jc w:val="center"/>
+                              <w:rPr>
+                                <w:rFonts w:ascii="Times New Roman" w:eastAsia="Times New Roman" w:hAnsi="Times New Roman" w:cs="Times New Roman"/>
+                                <w:b/>
+                                <w:bCs/>
+                              </w:rPr>
+                            </w:pPr>
+                            <w:r>
+                              <w:rPr>
+                                <w:rFonts w:ascii="Times New Roman" w:eastAsia="Times New Roman" w:hAnsi="Times New Roman" w:cs="Times New Roman"/>
+                                <w:b/>
+                                <w:bCs/>
+                              </w:rPr>
+                              <w:t>${rt_security_1_3}</w:t>
+                            </w:r>
                           </w:p>
                         </w:tc>
                         <w:tc>
@@ -16205,12 +17823,21 @@
                           </w:tcPr>
                           <w:p>
                             <w:pPr>
-                              <w:rPr>
-                                <w:rFonts w:ascii="Times New Roman" w:eastAsia="Times New Roman" w:hAnsi="Times New Roman" w:cs="Times New Roman"/>
-                                <w:b/>
-                                <w:bCs/>
-                              </w:rPr>
-                            </w:pPr>
+                              <w:jc w:val="center"/>
+                              <w:rPr>
+                                <w:rFonts w:ascii="Times New Roman" w:eastAsia="Times New Roman" w:hAnsi="Times New Roman" w:cs="Times New Roman"/>
+                                <w:b/>
+                                <w:bCs/>
+                              </w:rPr>
+                            </w:pPr>
+                            <w:r>
+                              <w:rPr>
+                                <w:rFonts w:ascii="Times New Roman" w:eastAsia="Times New Roman" w:hAnsi="Times New Roman" w:cs="Times New Roman"/>
+                                <w:b/>
+                                <w:bCs/>
+                              </w:rPr>
+                              <w:t>${rt_security_1_2}</w:t>
+                            </w:r>
                           </w:p>
                         </w:tc>
                         <w:tc>
@@ -16219,12 +17846,21 @@
                           </w:tcPr>
                           <w:p>
                             <w:pPr>
-                              <w:rPr>
-                                <w:rFonts w:ascii="Times New Roman" w:eastAsia="Times New Roman" w:hAnsi="Times New Roman" w:cs="Times New Roman"/>
-                                <w:b/>
-                                <w:bCs/>
-                              </w:rPr>
-                            </w:pPr>
+                              <w:jc w:val="center"/>
+                              <w:rPr>
+                                <w:rFonts w:ascii="Times New Roman" w:eastAsia="Times New Roman" w:hAnsi="Times New Roman" w:cs="Times New Roman"/>
+                                <w:b/>
+                                <w:bCs/>
+                              </w:rPr>
+                            </w:pPr>
+                            <w:r>
+                              <w:rPr>
+                                <w:rFonts w:ascii="Times New Roman" w:eastAsia="Times New Roman" w:hAnsi="Times New Roman" w:cs="Times New Roman"/>
+                                <w:b/>
+                                <w:bCs/>
+                              </w:rPr>
+                              <w:t>${rt_security_1_1}</w:t>
+                            </w:r>
                           </w:p>
                         </w:tc>
                       </w:tr>
@@ -16281,12 +17917,21 @@
                           </w:tcPr>
                           <w:p>
                             <w:pPr>
-                              <w:rPr>
-                                <w:rFonts w:ascii="Times New Roman" w:eastAsia="Times New Roman" w:hAnsi="Times New Roman" w:cs="Times New Roman"/>
-                                <w:b/>
-                                <w:bCs/>
-                              </w:rPr>
-                            </w:pPr>
+                              <w:jc w:val="center"/>
+                              <w:rPr>
+                                <w:rFonts w:ascii="Times New Roman" w:eastAsia="Times New Roman" w:hAnsi="Times New Roman" w:cs="Times New Roman"/>
+                                <w:b/>
+                                <w:bCs/>
+                              </w:rPr>
+                            </w:pPr>
+                            <w:r>
+                              <w:rPr>
+                                <w:rFonts w:ascii="Times New Roman" w:eastAsia="Times New Roman" w:hAnsi="Times New Roman" w:cs="Times New Roman"/>
+                                <w:b/>
+                                <w:bCs/>
+                              </w:rPr>
+                              <w:t>${rt_security_2_5}</w:t>
+                            </w:r>
                           </w:p>
                         </w:tc>
                         <w:tc>
@@ -16295,12 +17940,21 @@
                           </w:tcPr>
                           <w:p>
                             <w:pPr>
-                              <w:rPr>
-                                <w:rFonts w:ascii="Times New Roman" w:eastAsia="Times New Roman" w:hAnsi="Times New Roman" w:cs="Times New Roman"/>
-                                <w:b/>
-                                <w:bCs/>
-                              </w:rPr>
-                            </w:pPr>
+                              <w:jc w:val="center"/>
+                              <w:rPr>
+                                <w:rFonts w:ascii="Times New Roman" w:eastAsia="Times New Roman" w:hAnsi="Times New Roman" w:cs="Times New Roman"/>
+                                <w:b/>
+                                <w:bCs/>
+                              </w:rPr>
+                            </w:pPr>
+                            <w:r>
+                              <w:rPr>
+                                <w:rFonts w:ascii="Times New Roman" w:eastAsia="Times New Roman" w:hAnsi="Times New Roman" w:cs="Times New Roman"/>
+                                <w:b/>
+                                <w:bCs/>
+                              </w:rPr>
+                              <w:t>${rt_security_2_4}</w:t>
+                            </w:r>
                           </w:p>
                         </w:tc>
                         <w:tc>
@@ -16309,12 +17963,21 @@
                           </w:tcPr>
                           <w:p>
                             <w:pPr>
-                              <w:rPr>
-                                <w:rFonts w:ascii="Times New Roman" w:eastAsia="Times New Roman" w:hAnsi="Times New Roman" w:cs="Times New Roman"/>
-                                <w:b/>
-                                <w:bCs/>
-                              </w:rPr>
-                            </w:pPr>
+                              <w:jc w:val="center"/>
+                              <w:rPr>
+                                <w:rFonts w:ascii="Times New Roman" w:eastAsia="Times New Roman" w:hAnsi="Times New Roman" w:cs="Times New Roman"/>
+                                <w:b/>
+                                <w:bCs/>
+                              </w:rPr>
+                            </w:pPr>
+                            <w:r>
+                              <w:rPr>
+                                <w:rFonts w:ascii="Times New Roman" w:eastAsia="Times New Roman" w:hAnsi="Times New Roman" w:cs="Times New Roman"/>
+                                <w:b/>
+                                <w:bCs/>
+                              </w:rPr>
+                              <w:t>${rt_security_2_3}</w:t>
+                            </w:r>
                           </w:p>
                         </w:tc>
                         <w:tc>
@@ -16323,12 +17986,21 @@
                           </w:tcPr>
                           <w:p>
                             <w:pPr>
-                              <w:rPr>
-                                <w:rFonts w:ascii="Times New Roman" w:eastAsia="Times New Roman" w:hAnsi="Times New Roman" w:cs="Times New Roman"/>
-                                <w:b/>
-                                <w:bCs/>
-                              </w:rPr>
-                            </w:pPr>
+                              <w:jc w:val="center"/>
+                              <w:rPr>
+                                <w:rFonts w:ascii="Times New Roman" w:eastAsia="Times New Roman" w:hAnsi="Times New Roman" w:cs="Times New Roman"/>
+                                <w:b/>
+                                <w:bCs/>
+                              </w:rPr>
+                            </w:pPr>
+                            <w:r>
+                              <w:rPr>
+                                <w:rFonts w:ascii="Times New Roman" w:eastAsia="Times New Roman" w:hAnsi="Times New Roman" w:cs="Times New Roman"/>
+                                <w:b/>
+                                <w:bCs/>
+                              </w:rPr>
+                              <w:t>${rt_security_2_2}</w:t>
+                            </w:r>
                           </w:p>
                         </w:tc>
                         <w:tc>
@@ -16337,12 +18009,21 @@
                           </w:tcPr>
                           <w:p>
                             <w:pPr>
-                              <w:rPr>
-                                <w:rFonts w:ascii="Times New Roman" w:eastAsia="Times New Roman" w:hAnsi="Times New Roman" w:cs="Times New Roman"/>
-                                <w:b/>
-                                <w:bCs/>
-                              </w:rPr>
-                            </w:pPr>
+                              <w:jc w:val="center"/>
+                              <w:rPr>
+                                <w:rFonts w:ascii="Times New Roman" w:eastAsia="Times New Roman" w:hAnsi="Times New Roman" w:cs="Times New Roman"/>
+                                <w:b/>
+                                <w:bCs/>
+                              </w:rPr>
+                            </w:pPr>
+                            <w:r>
+                              <w:rPr>
+                                <w:rFonts w:ascii="Times New Roman" w:eastAsia="Times New Roman" w:hAnsi="Times New Roman" w:cs="Times New Roman"/>
+                                <w:b/>
+                                <w:bCs/>
+                              </w:rPr>
+                              <w:t>${rt_security_2_1}</w:t>
+                            </w:r>
                           </w:p>
                         </w:tc>
                       </w:tr>
@@ -16399,12 +18080,21 @@
                           </w:tcPr>
                           <w:p>
                             <w:pPr>
-                              <w:rPr>
-                                <w:rFonts w:ascii="Times New Roman" w:eastAsia="Times New Roman" w:hAnsi="Times New Roman" w:cs="Times New Roman"/>
-                                <w:b/>
-                                <w:bCs/>
-                              </w:rPr>
-                            </w:pPr>
+                              <w:jc w:val="center"/>
+                              <w:rPr>
+                                <w:rFonts w:ascii="Times New Roman" w:eastAsia="Times New Roman" w:hAnsi="Times New Roman" w:cs="Times New Roman"/>
+                                <w:b/>
+                                <w:bCs/>
+                              </w:rPr>
+                            </w:pPr>
+                            <w:r>
+                              <w:rPr>
+                                <w:rFonts w:ascii="Times New Roman" w:eastAsia="Times New Roman" w:hAnsi="Times New Roman" w:cs="Times New Roman"/>
+                                <w:b/>
+                                <w:bCs/>
+                              </w:rPr>
+                              <w:t>${rt_security_3_5}</w:t>
+                            </w:r>
                           </w:p>
                         </w:tc>
                         <w:tc>
@@ -16413,12 +18103,21 @@
                           </w:tcPr>
                           <w:p>
                             <w:pPr>
-                              <w:rPr>
-                                <w:rFonts w:ascii="Times New Roman" w:eastAsia="Times New Roman" w:hAnsi="Times New Roman" w:cs="Times New Roman"/>
-                                <w:b/>
-                                <w:bCs/>
-                              </w:rPr>
-                            </w:pPr>
+                              <w:jc w:val="center"/>
+                              <w:rPr>
+                                <w:rFonts w:ascii="Times New Roman" w:eastAsia="Times New Roman" w:hAnsi="Times New Roman" w:cs="Times New Roman"/>
+                                <w:b/>
+                                <w:bCs/>
+                              </w:rPr>
+                            </w:pPr>
+                            <w:r>
+                              <w:rPr>
+                                <w:rFonts w:ascii="Times New Roman" w:eastAsia="Times New Roman" w:hAnsi="Times New Roman" w:cs="Times New Roman"/>
+                                <w:b/>
+                                <w:bCs/>
+                              </w:rPr>
+                              <w:t>${rt_security_3_4}</w:t>
+                            </w:r>
                           </w:p>
                         </w:tc>
                         <w:tc>
@@ -16427,12 +18126,21 @@
                           </w:tcPr>
                           <w:p>
                             <w:pPr>
-                              <w:rPr>
-                                <w:rFonts w:ascii="Times New Roman" w:eastAsia="Times New Roman" w:hAnsi="Times New Roman" w:cs="Times New Roman"/>
-                                <w:b/>
-                                <w:bCs/>
-                              </w:rPr>
-                            </w:pPr>
+                              <w:jc w:val="center"/>
+                              <w:rPr>
+                                <w:rFonts w:ascii="Times New Roman" w:eastAsia="Times New Roman" w:hAnsi="Times New Roman" w:cs="Times New Roman"/>
+                                <w:b/>
+                                <w:bCs/>
+                              </w:rPr>
+                            </w:pPr>
+                            <w:r>
+                              <w:rPr>
+                                <w:rFonts w:ascii="Times New Roman" w:eastAsia="Times New Roman" w:hAnsi="Times New Roman" w:cs="Times New Roman"/>
+                                <w:b/>
+                                <w:bCs/>
+                              </w:rPr>
+                              <w:t>${rt_security_3_3}</w:t>
+                            </w:r>
                           </w:p>
                         </w:tc>
                         <w:tc>
@@ -16441,12 +18149,21 @@
                           </w:tcPr>
                           <w:p>
                             <w:pPr>
-                              <w:rPr>
-                                <w:rFonts w:ascii="Times New Roman" w:eastAsia="Times New Roman" w:hAnsi="Times New Roman" w:cs="Times New Roman"/>
-                                <w:b/>
-                                <w:bCs/>
-                              </w:rPr>
-                            </w:pPr>
+                              <w:jc w:val="center"/>
+                              <w:rPr>
+                                <w:rFonts w:ascii="Times New Roman" w:eastAsia="Times New Roman" w:hAnsi="Times New Roman" w:cs="Times New Roman"/>
+                                <w:b/>
+                                <w:bCs/>
+                              </w:rPr>
+                            </w:pPr>
+                            <w:r>
+                              <w:rPr>
+                                <w:rFonts w:ascii="Times New Roman" w:eastAsia="Times New Roman" w:hAnsi="Times New Roman" w:cs="Times New Roman"/>
+                                <w:b/>
+                                <w:bCs/>
+                              </w:rPr>
+                              <w:t>${rt_security_3_2}</w:t>
+                            </w:r>
                           </w:p>
                         </w:tc>
                         <w:tc>
@@ -16455,12 +18172,21 @@
                           </w:tcPr>
                           <w:p>
                             <w:pPr>
-                              <w:rPr>
-                                <w:rFonts w:ascii="Times New Roman" w:eastAsia="Times New Roman" w:hAnsi="Times New Roman" w:cs="Times New Roman"/>
-                                <w:b/>
-                                <w:bCs/>
-                              </w:rPr>
-                            </w:pPr>
+                              <w:jc w:val="center"/>
+                              <w:rPr>
+                                <w:rFonts w:ascii="Times New Roman" w:eastAsia="Times New Roman" w:hAnsi="Times New Roman" w:cs="Times New Roman"/>
+                                <w:b/>
+                                <w:bCs/>
+                              </w:rPr>
+                            </w:pPr>
+                            <w:r>
+                              <w:rPr>
+                                <w:rFonts w:ascii="Times New Roman" w:eastAsia="Times New Roman" w:hAnsi="Times New Roman" w:cs="Times New Roman"/>
+                                <w:b/>
+                                <w:bCs/>
+                              </w:rPr>
+                              <w:t>${rt_security_3_1}</w:t>
+                            </w:r>
                           </w:p>
                         </w:tc>
                       </w:tr>
@@ -16517,12 +18243,21 @@
                           </w:tcPr>
                           <w:p>
                             <w:pPr>
-                              <w:rPr>
-                                <w:rFonts w:ascii="Times New Roman" w:eastAsia="Times New Roman" w:hAnsi="Times New Roman" w:cs="Times New Roman"/>
-                                <w:b/>
-                                <w:bCs/>
-                              </w:rPr>
-                            </w:pPr>
+                              <w:jc w:val="center"/>
+                              <w:rPr>
+                                <w:rFonts w:ascii="Times New Roman" w:eastAsia="Times New Roman" w:hAnsi="Times New Roman" w:cs="Times New Roman"/>
+                                <w:b/>
+                                <w:bCs/>
+                              </w:rPr>
+                            </w:pPr>
+                            <w:r>
+                              <w:rPr>
+                                <w:rFonts w:ascii="Times New Roman" w:eastAsia="Times New Roman" w:hAnsi="Times New Roman" w:cs="Times New Roman"/>
+                                <w:b/>
+                                <w:bCs/>
+                              </w:rPr>
+                              <w:t>${rt_security_4_5}</w:t>
+                            </w:r>
                           </w:p>
                         </w:tc>
                         <w:tc>
@@ -16531,12 +18266,21 @@
                           </w:tcPr>
                           <w:p>
                             <w:pPr>
-                              <w:rPr>
-                                <w:rFonts w:ascii="Times New Roman" w:eastAsia="Times New Roman" w:hAnsi="Times New Roman" w:cs="Times New Roman"/>
-                                <w:b/>
-                                <w:bCs/>
-                              </w:rPr>
-                            </w:pPr>
+                              <w:jc w:val="center"/>
+                              <w:rPr>
+                                <w:rFonts w:ascii="Times New Roman" w:eastAsia="Times New Roman" w:hAnsi="Times New Roman" w:cs="Times New Roman"/>
+                                <w:b/>
+                                <w:bCs/>
+                              </w:rPr>
+                            </w:pPr>
+                            <w:r>
+                              <w:rPr>
+                                <w:rFonts w:ascii="Times New Roman" w:eastAsia="Times New Roman" w:hAnsi="Times New Roman" w:cs="Times New Roman"/>
+                                <w:b/>
+                                <w:bCs/>
+                              </w:rPr>
+                              <w:t>${rt_security_4_4}</w:t>
+                            </w:r>
                           </w:p>
                         </w:tc>
                         <w:tc>
@@ -16545,12 +18289,21 @@
                           </w:tcPr>
                           <w:p>
                             <w:pPr>
-                              <w:rPr>
-                                <w:rFonts w:ascii="Times New Roman" w:eastAsia="Times New Roman" w:hAnsi="Times New Roman" w:cs="Times New Roman"/>
-                                <w:b/>
-                                <w:bCs/>
-                              </w:rPr>
-                            </w:pPr>
+                              <w:jc w:val="center"/>
+                              <w:rPr>
+                                <w:rFonts w:ascii="Times New Roman" w:eastAsia="Times New Roman" w:hAnsi="Times New Roman" w:cs="Times New Roman"/>
+                                <w:b/>
+                                <w:bCs/>
+                              </w:rPr>
+                            </w:pPr>
+                            <w:r>
+                              <w:rPr>
+                                <w:rFonts w:ascii="Times New Roman" w:eastAsia="Times New Roman" w:hAnsi="Times New Roman" w:cs="Times New Roman"/>
+                                <w:b/>
+                                <w:bCs/>
+                              </w:rPr>
+                              <w:t>${rt_security_4_3}</w:t>
+                            </w:r>
                           </w:p>
                         </w:tc>
                         <w:tc>
@@ -16559,12 +18312,21 @@
                           </w:tcPr>
                           <w:p>
                             <w:pPr>
-                              <w:rPr>
-                                <w:rFonts w:ascii="Times New Roman" w:eastAsia="Times New Roman" w:hAnsi="Times New Roman" w:cs="Times New Roman"/>
-                                <w:b/>
-                                <w:bCs/>
-                              </w:rPr>
-                            </w:pPr>
+                              <w:jc w:val="center"/>
+                              <w:rPr>
+                                <w:rFonts w:ascii="Times New Roman" w:eastAsia="Times New Roman" w:hAnsi="Times New Roman" w:cs="Times New Roman"/>
+                                <w:b/>
+                                <w:bCs/>
+                              </w:rPr>
+                            </w:pPr>
+                            <w:r>
+                              <w:rPr>
+                                <w:rFonts w:ascii="Times New Roman" w:eastAsia="Times New Roman" w:hAnsi="Times New Roman" w:cs="Times New Roman"/>
+                                <w:b/>
+                                <w:bCs/>
+                              </w:rPr>
+                              <w:t>${rt_security_4_2}</w:t>
+                            </w:r>
                           </w:p>
                         </w:tc>
                         <w:tc>
@@ -16573,12 +18335,21 @@
                           </w:tcPr>
                           <w:p>
                             <w:pPr>
-                              <w:rPr>
-                                <w:rFonts w:ascii="Times New Roman" w:eastAsia="Times New Roman" w:hAnsi="Times New Roman" w:cs="Times New Roman"/>
-                                <w:b/>
-                                <w:bCs/>
-                              </w:rPr>
-                            </w:pPr>
+                              <w:jc w:val="center"/>
+                              <w:rPr>
+                                <w:rFonts w:ascii="Times New Roman" w:eastAsia="Times New Roman" w:hAnsi="Times New Roman" w:cs="Times New Roman"/>
+                                <w:b/>
+                                <w:bCs/>
+                              </w:rPr>
+                            </w:pPr>
+                            <w:r>
+                              <w:rPr>
+                                <w:rFonts w:ascii="Times New Roman" w:eastAsia="Times New Roman" w:hAnsi="Times New Roman" w:cs="Times New Roman"/>
+                                <w:b/>
+                                <w:bCs/>
+                              </w:rPr>
+                              <w:t>${rt_security_4_1}</w:t>
+                            </w:r>
                           </w:p>
                         </w:tc>
                       </w:tr>
@@ -16635,7 +18406,25 @@
                                 <w:b/>
                                 <w:bCs/>
                               </w:rPr>
-                              <w:t xml:space="preserve">          </w:t>
+                              <w:t>${</w:t>
+                            </w:r>
+                            <w:proofErr w:type="spellStart"/>
+                            <w:r>
+                              <w:rPr>
+                                <w:rFonts w:ascii="Times New Roman" w:eastAsia="Times New Roman" w:hAnsi="Times New Roman" w:cs="Times New Roman"/>
+                                <w:b/>
+                                <w:bCs/>
+                              </w:rPr>
+                              <w:t>avg_security</w:t>
+                            </w:r>
+                            <w:proofErr w:type="spellEnd"/>
+                            <w:r>
+                              <w:rPr>
+                                <w:rFonts w:ascii="Times New Roman" w:eastAsia="Times New Roman" w:hAnsi="Times New Roman" w:cs="Times New Roman"/>
+                                <w:b/>
+                                <w:bCs/>
+                              </w:rPr>
+                              <w:t>}</w:t>
                             </w:r>
                           </w:p>
                         </w:tc>
@@ -16697,6 +18486,32 @@
                                 <w:bCs/>
                               </w:rPr>
                             </w:pPr>
+                            <w:r>
+                              <w:rPr>
+                                <w:rFonts w:ascii="Times New Roman" w:eastAsia="Times New Roman" w:hAnsi="Times New Roman" w:cs="Times New Roman"/>
+                                <w:sz w:val="18"/>
+                                <w:szCs w:val="18"/>
+                              </w:rPr>
+                              <w:t>${</w:t>
+                            </w:r>
+                            <w:proofErr w:type="spellStart"/>
+                            <w:r>
+                              <w:rPr>
+                                <w:rFonts w:ascii="Times New Roman" w:eastAsia="Times New Roman" w:hAnsi="Times New Roman" w:cs="Times New Roman"/>
+                                <w:sz w:val="18"/>
+                                <w:szCs w:val="18"/>
+                              </w:rPr>
+                              <w:t>interp_security</w:t>
+                            </w:r>
+                            <w:proofErr w:type="spellEnd"/>
+                            <w:r>
+                              <w:rPr>
+                                <w:rFonts w:ascii="Times New Roman" w:eastAsia="Times New Roman" w:hAnsi="Times New Roman" w:cs="Times New Roman"/>
+                                <w:sz w:val="18"/>
+                                <w:szCs w:val="18"/>
+                              </w:rPr>
+                              <w:t>}</w:t>
+                            </w:r>
                           </w:p>
                         </w:tc>
                       </w:tr>
@@ -17722,7 +19537,7 @@
       </w:tblPr>
       <w:tblGrid>
         <w:gridCol w:w="3060"/>
-        <w:gridCol w:w="1350"/>
+        <w:gridCol w:w="2798"/>
       </w:tblGrid>
       <w:tr>
         <w:trPr>
@@ -17841,7 +19656,24 @@
               </w:rPr>
             </w:pPr>
             <w:r>
-              <w:t>${sum_ux}</w:t>
+              <w:rPr>
+                <w:rFonts w:ascii="Times New Roman" w:hAnsi="Times New Roman" w:cs="Times New Roman"/>
+              </w:rPr>
+              <w:t>${</w:t>
+            </w:r>
+            <w:proofErr w:type="spellStart"/>
+            <w:r>
+              <w:rPr>
+                <w:rFonts w:ascii="Times New Roman" w:hAnsi="Times New Roman" w:cs="Times New Roman"/>
+              </w:rPr>
+              <w:t>sum_ux</w:t>
+            </w:r>
+            <w:proofErr w:type="spellEnd"/>
+            <w:r>
+              <w:rPr>
+                <w:rFonts w:ascii="Times New Roman" w:hAnsi="Times New Roman" w:cs="Times New Roman"/>
+              </w:rPr>
+              <w:t>}</w:t>
             </w:r>
           </w:p>
         </w:tc>
@@ -17890,7 +19722,24 @@
               </w:rPr>
             </w:pPr>
             <w:r>
-              <w:t>${sum_branding}</w:t>
+              <w:rPr>
+                <w:rFonts w:ascii="Times New Roman" w:hAnsi="Times New Roman" w:cs="Times New Roman"/>
+              </w:rPr>
+              <w:t>${</w:t>
+            </w:r>
+            <w:proofErr w:type="spellStart"/>
+            <w:r>
+              <w:rPr>
+                <w:rFonts w:ascii="Times New Roman" w:hAnsi="Times New Roman" w:cs="Times New Roman"/>
+              </w:rPr>
+              <w:t>sum_branding</w:t>
+            </w:r>
+            <w:proofErr w:type="spellEnd"/>
+            <w:r>
+              <w:rPr>
+                <w:rFonts w:ascii="Times New Roman" w:hAnsi="Times New Roman" w:cs="Times New Roman"/>
+              </w:rPr>
+              <w:t>}</w:t>
             </w:r>
           </w:p>
         </w:tc>
@@ -17939,7 +19788,24 @@
               </w:rPr>
             </w:pPr>
             <w:r>
-              <w:t>${sum_functionality}</w:t>
+              <w:rPr>
+                <w:rFonts w:ascii="Times New Roman" w:hAnsi="Times New Roman" w:cs="Times New Roman"/>
+              </w:rPr>
+              <w:t>${</w:t>
+            </w:r>
+            <w:proofErr w:type="spellStart"/>
+            <w:r>
+              <w:rPr>
+                <w:rFonts w:ascii="Times New Roman" w:hAnsi="Times New Roman" w:cs="Times New Roman"/>
+              </w:rPr>
+              <w:t>sum_functionality</w:t>
+            </w:r>
+            <w:proofErr w:type="spellEnd"/>
+            <w:r>
+              <w:rPr>
+                <w:rFonts w:ascii="Times New Roman" w:hAnsi="Times New Roman" w:cs="Times New Roman"/>
+              </w:rPr>
+              <w:t>}</w:t>
             </w:r>
           </w:p>
         </w:tc>
@@ -17988,7 +19854,24 @@
               </w:rPr>
             </w:pPr>
             <w:r>
-              <w:t>${sum_technical_feasibility}</w:t>
+              <w:rPr>
+                <w:rFonts w:ascii="Times New Roman" w:hAnsi="Times New Roman" w:cs="Times New Roman"/>
+              </w:rPr>
+              <w:t>${</w:t>
+            </w:r>
+            <w:proofErr w:type="spellStart"/>
+            <w:r>
+              <w:rPr>
+                <w:rFonts w:ascii="Times New Roman" w:hAnsi="Times New Roman" w:cs="Times New Roman"/>
+              </w:rPr>
+              <w:t>sum_technical_feasibility</w:t>
+            </w:r>
+            <w:proofErr w:type="spellEnd"/>
+            <w:r>
+              <w:rPr>
+                <w:rFonts w:ascii="Times New Roman" w:hAnsi="Times New Roman" w:cs="Times New Roman"/>
+              </w:rPr>
+              <w:t>}</w:t>
             </w:r>
           </w:p>
         </w:tc>
@@ -18037,7 +19920,24 @@
               </w:rPr>
             </w:pPr>
             <w:r>
-              <w:t>${sum_security}</w:t>
+              <w:rPr>
+                <w:rFonts w:ascii="Times New Roman" w:hAnsi="Times New Roman" w:cs="Times New Roman"/>
+              </w:rPr>
+              <w:t>${</w:t>
+            </w:r>
+            <w:proofErr w:type="spellStart"/>
+            <w:r>
+              <w:rPr>
+                <w:rFonts w:ascii="Times New Roman" w:hAnsi="Times New Roman" w:cs="Times New Roman"/>
+              </w:rPr>
+              <w:t>sum_security</w:t>
+            </w:r>
+            <w:proofErr w:type="spellEnd"/>
+            <w:r>
+              <w:rPr>
+                <w:rFonts w:ascii="Times New Roman" w:hAnsi="Times New Roman" w:cs="Times New Roman"/>
+              </w:rPr>
+              <w:t>}</w:t>
             </w:r>
           </w:p>
         </w:tc>
@@ -18088,7 +19988,24 @@
               </w:rPr>
             </w:pPr>
             <w:r>
-              <w:t>${sum_maintainability}</w:t>
+              <w:rPr>
+                <w:rFonts w:ascii="Times New Roman" w:hAnsi="Times New Roman" w:cs="Times New Roman"/>
+              </w:rPr>
+              <w:t>${</w:t>
+            </w:r>
+            <w:proofErr w:type="spellStart"/>
+            <w:r>
+              <w:rPr>
+                <w:rFonts w:ascii="Times New Roman" w:hAnsi="Times New Roman" w:cs="Times New Roman"/>
+              </w:rPr>
+              <w:t>sum_maintainability</w:t>
+            </w:r>
+            <w:proofErr w:type="spellEnd"/>
+            <w:r>
+              <w:rPr>
+                <w:rFonts w:ascii="Times New Roman" w:hAnsi="Times New Roman" w:cs="Times New Roman"/>
+              </w:rPr>
+              <w:t>}</w:t>
             </w:r>
           </w:p>
         </w:tc>
@@ -18150,7 +20067,24 @@
               </w:rPr>
             </w:pPr>
             <w:r>
-              <w:t>${sum_total}</w:t>
+              <w:rPr>
+                <w:rFonts w:ascii="Times New Roman" w:hAnsi="Times New Roman" w:cs="Times New Roman"/>
+              </w:rPr>
+              <w:t>${</w:t>
+            </w:r>
+            <w:proofErr w:type="spellStart"/>
+            <w:r>
+              <w:rPr>
+                <w:rFonts w:ascii="Times New Roman" w:hAnsi="Times New Roman" w:cs="Times New Roman"/>
+              </w:rPr>
+              <w:t>sum_total</w:t>
+            </w:r>
+            <w:proofErr w:type="spellEnd"/>
+            <w:r>
+              <w:rPr>
+                <w:rFonts w:ascii="Times New Roman" w:hAnsi="Times New Roman" w:cs="Times New Roman"/>
+              </w:rPr>
+              <w:t>}</w:t>
             </w:r>
           </w:p>
         </w:tc>
@@ -18207,7 +20141,25 @@
                 <w:sz w:val="18"/>
                 <w:szCs w:val="18"/>
               </w:rPr>
-              <w:t>${sum_overall_interp}</w:t>
+              <w:t>${</w:t>
+            </w:r>
+            <w:proofErr w:type="spellStart"/>
+            <w:r>
+              <w:rPr>
+                <w:rFonts w:ascii="Times New Roman" w:eastAsia="Times New Roman" w:hAnsi="Times New Roman" w:cs="Times New Roman"/>
+                <w:sz w:val="18"/>
+                <w:szCs w:val="18"/>
+              </w:rPr>
+              <w:t>sum_overall_interp</w:t>
+            </w:r>
+            <w:proofErr w:type="spellEnd"/>
+            <w:r>
+              <w:rPr>
+                <w:rFonts w:ascii="Times New Roman" w:eastAsia="Times New Roman" w:hAnsi="Times New Roman" w:cs="Times New Roman"/>
+                <w:sz w:val="18"/>
+                <w:szCs w:val="18"/>
+              </w:rPr>
+              <w:t>}</w:t>
             </w:r>
           </w:p>
         </w:tc>
@@ -18312,13 +20264,13 @@
                               <w:rPr>
                                 <w:sz w:val="24"/>
                                 <w:szCs w:val="24"/>
-                              </w:rPr>
-                            </w:pPr>
-                            <w:r>
-                              <w:rPr>
-                                <w:rFonts w:ascii="Times New Roman" w:eastAsia="Times New Roman" w:hAnsi="Times New Roman" w:cs="Times New Roman"/>
-                                <w:sz w:val="22"/>
-                                <w:szCs w:val="22"/>
+                                <w:u w:val="single"/>
+                              </w:rPr>
+                            </w:pPr>
+                            <w:r>
+                              <w:rPr>
+                                <w:rFonts w:ascii="Times New Roman" w:eastAsia="Times New Roman" w:hAnsi="Times New Roman" w:cs="Times New Roman"/>
+                                <w:u w:val="single"/>
                               </w:rPr>
                               <w:t>${recommendations}</w:t>
                             </w:r>
@@ -18348,21 +20300,15 @@
                         <w:rPr>
                           <w:sz w:val="24"/>
                           <w:szCs w:val="24"/>
+                          <w:u w:val="single"/>
                         </w:rPr>
                       </w:pPr>
                       <w:r>
                         <w:rPr>
-                          <w:sz w:val="24"/>
-                          <w:szCs w:val="24"/>
+                          <w:rFonts w:ascii="Times New Roman" w:eastAsia="Times New Roman" w:hAnsi="Times New Roman" w:cs="Times New Roman"/>
+                          <w:u w:val="single"/>
                         </w:rPr>
-                        <w:t>_________________________________________________________________________________________________________________________________________________________________________________________________________________________________________________________________________________________________________________________________________________________________________________________________________________________________________________________________________________________________________________________________________________________________________________________________________________________________________________________________________________________________________________________________</w:t>
-                      </w:r>
-                      <w:r>
-                        <w:rPr>
-                          <w:sz w:val="24"/>
-                          <w:szCs w:val="24"/>
-                        </w:rPr>
-                        <w:t>__________________________</w:t>
+                        <w:t>${recommendations}</w:t>
                       </w:r>
                     </w:p>
                   </w:txbxContent>
@@ -18372,6 +20318,15 @@
           </mc:Fallback>
         </mc:AlternateContent>
       </w:r>
+    </w:p>
+    <w:p>
+      <w:pPr>
+        <w:rPr>
+          <w:rFonts w:ascii="Times New Roman" w:eastAsia="Times New Roman" w:hAnsi="Times New Roman" w:cs="Times New Roman"/>
+          <w:b/>
+          <w:bCs/>
+        </w:rPr>
+      </w:pPr>
     </w:p>
     <w:p>
       <w:pPr>
@@ -18624,6 +20579,7 @@
                                 <w:rFonts w:ascii="Times New Roman" w:eastAsia="Times New Roman" w:hAnsi="Times New Roman" w:cs="Times New Roman"/>
                                 <w:b/>
                                 <w:bCs/>
+                                <w:u w:val="single"/>
                               </w:rPr>
                             </w:pPr>
                             <w:r>
@@ -18648,7 +20604,36 @@
                                 <w:b/>
                                 <w:bCs/>
                               </w:rPr>
-                              <w:t>: ${validated_by_name}</w:t>
+                              <w:t xml:space="preserve">: </w:t>
+                            </w:r>
+                            <w:r>
+                              <w:rPr>
+                                <w:rFonts w:ascii="Times New Roman" w:eastAsia="Times New Roman" w:hAnsi="Times New Roman" w:cs="Times New Roman"/>
+                                <w:b/>
+                                <w:bCs/>
+                                <w:u w:val="single"/>
+                              </w:rPr>
+                              <w:t>${</w:t>
+                            </w:r>
+                            <w:proofErr w:type="spellStart"/>
+                            <w:r>
+                              <w:rPr>
+                                <w:rFonts w:ascii="Times New Roman" w:eastAsia="Times New Roman" w:hAnsi="Times New Roman" w:cs="Times New Roman"/>
+                                <w:b/>
+                                <w:bCs/>
+                                <w:u w:val="single"/>
+                              </w:rPr>
+                              <w:t>validated_by_name</w:t>
+                            </w:r>
+                            <w:proofErr w:type="spellEnd"/>
+                            <w:r>
+                              <w:rPr>
+                                <w:rFonts w:ascii="Times New Roman" w:eastAsia="Times New Roman" w:hAnsi="Times New Roman" w:cs="Times New Roman"/>
+                                <w:b/>
+                                <w:bCs/>
+                                <w:u w:val="single"/>
+                              </w:rPr>
+                              <w:t>}</w:t>
                             </w:r>
                           </w:p>
                           <w:p>
@@ -18674,7 +20659,36 @@
                                 <w:b/>
                                 <w:bCs/>
                               </w:rPr>
-                              <w:t>: ${validated_by_position}</w:t>
+                              <w:t xml:space="preserve">: </w:t>
+                            </w:r>
+                            <w:r>
+                              <w:rPr>
+                                <w:rFonts w:ascii="Times New Roman" w:eastAsia="Times New Roman" w:hAnsi="Times New Roman" w:cs="Times New Roman"/>
+                                <w:b/>
+                                <w:bCs/>
+                                <w:u w:val="single"/>
+                              </w:rPr>
+                              <w:t>${</w:t>
+                            </w:r>
+                            <w:proofErr w:type="spellStart"/>
+                            <w:r>
+                              <w:rPr>
+                                <w:rFonts w:ascii="Times New Roman" w:eastAsia="Times New Roman" w:hAnsi="Times New Roman" w:cs="Times New Roman"/>
+                                <w:b/>
+                                <w:bCs/>
+                                <w:u w:val="single"/>
+                              </w:rPr>
+                              <w:t>validated_by_position</w:t>
+                            </w:r>
+                            <w:proofErr w:type="spellEnd"/>
+                            <w:r>
+                              <w:rPr>
+                                <w:rFonts w:ascii="Times New Roman" w:eastAsia="Times New Roman" w:hAnsi="Times New Roman" w:cs="Times New Roman"/>
+                                <w:b/>
+                                <w:bCs/>
+                                <w:u w:val="single"/>
+                              </w:rPr>
+                              <w:t>}</w:t>
                             </w:r>
                           </w:p>
                           <w:p>
@@ -18692,7 +20706,36 @@
                                 <w:b/>
                                 <w:bCs/>
                               </w:rPr>
-                              <w:t xml:space="preserve">Contact No. ${validated_by_contact}</w:t>
+                              <w:t xml:space="preserve">Contact No. </w:t>
+                            </w:r>
+                            <w:r>
+                              <w:rPr>
+                                <w:rFonts w:ascii="Times New Roman" w:eastAsia="Times New Roman" w:hAnsi="Times New Roman" w:cs="Times New Roman"/>
+                                <w:b/>
+                                <w:bCs/>
+                                <w:u w:val="single"/>
+                              </w:rPr>
+                              <w:t>${</w:t>
+                            </w:r>
+                            <w:proofErr w:type="spellStart"/>
+                            <w:r>
+                              <w:rPr>
+                                <w:rFonts w:ascii="Times New Roman" w:eastAsia="Times New Roman" w:hAnsi="Times New Roman" w:cs="Times New Roman"/>
+                                <w:b/>
+                                <w:bCs/>
+                                <w:u w:val="single"/>
+                              </w:rPr>
+                              <w:t>validated_by_contact</w:t>
+                            </w:r>
+                            <w:proofErr w:type="spellEnd"/>
+                            <w:r>
+                              <w:rPr>
+                                <w:rFonts w:ascii="Times New Roman" w:eastAsia="Times New Roman" w:hAnsi="Times New Roman" w:cs="Times New Roman"/>
+                                <w:b/>
+                                <w:bCs/>
+                                <w:u w:val="single"/>
+                              </w:rPr>
+                              <w:t>}</w:t>
                             </w:r>
                           </w:p>
                           <w:p>
@@ -18702,15 +20745,45 @@
                                 <w:rFonts w:ascii="Times New Roman" w:eastAsia="Times New Roman" w:hAnsi="Times New Roman" w:cs="Times New Roman"/>
                                 <w:b/>
                                 <w:bCs/>
-                              </w:rPr>
-                            </w:pPr>
-                            <w:r>
-                              <w:rPr>
-                                <w:rFonts w:ascii="Times New Roman" w:eastAsia="Times New Roman" w:hAnsi="Times New Roman" w:cs="Times New Roman"/>
-                                <w:b/>
-                                <w:bCs/>
-                              </w:rPr>
-                              <w:t xml:space="preserve">Date: ${validated_by_date}</w:t>
+                                <w:u w:val="single"/>
+                              </w:rPr>
+                            </w:pPr>
+                            <w:r>
+                              <w:rPr>
+                                <w:rFonts w:ascii="Times New Roman" w:eastAsia="Times New Roman" w:hAnsi="Times New Roman" w:cs="Times New Roman"/>
+                                <w:b/>
+                                <w:bCs/>
+                              </w:rPr>
+                              <w:t xml:space="preserve">Date: </w:t>
+                            </w:r>
+                            <w:r>
+                              <w:rPr>
+                                <w:rFonts w:ascii="Times New Roman" w:eastAsia="Times New Roman" w:hAnsi="Times New Roman" w:cs="Times New Roman"/>
+                                <w:b/>
+                                <w:bCs/>
+                                <w:u w:val="single"/>
+                              </w:rPr>
+                              <w:t>${</w:t>
+                            </w:r>
+                            <w:proofErr w:type="spellStart"/>
+                            <w:r>
+                              <w:rPr>
+                                <w:rFonts w:ascii="Times New Roman" w:eastAsia="Times New Roman" w:hAnsi="Times New Roman" w:cs="Times New Roman"/>
+                                <w:b/>
+                                <w:bCs/>
+                                <w:u w:val="single"/>
+                              </w:rPr>
+                              <w:t>validated_by_date</w:t>
+                            </w:r>
+                            <w:proofErr w:type="spellEnd"/>
+                            <w:r>
+                              <w:rPr>
+                                <w:rFonts w:ascii="Times New Roman" w:eastAsia="Times New Roman" w:hAnsi="Times New Roman" w:cs="Times New Roman"/>
+                                <w:b/>
+                                <w:bCs/>
+                                <w:u w:val="single"/>
+                              </w:rPr>
+                              <w:t>}</w:t>
                             </w:r>
                           </w:p>
                           <w:p/>
@@ -18771,6 +20844,7 @@
                           <w:rFonts w:ascii="Times New Roman" w:eastAsia="Times New Roman" w:hAnsi="Times New Roman" w:cs="Times New Roman"/>
                           <w:b/>
                           <w:bCs/>
+                          <w:u w:val="single"/>
                         </w:rPr>
                       </w:pPr>
                       <w:r>
@@ -18795,15 +20869,36 @@
                           <w:b/>
                           <w:bCs/>
                         </w:rPr>
-                        <w:t>: _____________________________</w:t>
+                        <w:t xml:space="preserve">: </w:t>
                       </w:r>
                       <w:r>
                         <w:rPr>
                           <w:rFonts w:ascii="Times New Roman" w:eastAsia="Times New Roman" w:hAnsi="Times New Roman" w:cs="Times New Roman"/>
                           <w:b/>
                           <w:bCs/>
+                          <w:u w:val="single"/>
                         </w:rPr>
-                        <w:t>____</w:t>
+                        <w:t>${</w:t>
+                      </w:r>
+                      <w:proofErr w:type="spellStart"/>
+                      <w:r>
+                        <w:rPr>
+                          <w:rFonts w:ascii="Times New Roman" w:eastAsia="Times New Roman" w:hAnsi="Times New Roman" w:cs="Times New Roman"/>
+                          <w:b/>
+                          <w:bCs/>
+                          <w:u w:val="single"/>
+                        </w:rPr>
+                        <w:t>validated_by_name</w:t>
+                      </w:r>
+                      <w:proofErr w:type="spellEnd"/>
+                      <w:r>
+                        <w:rPr>
+                          <w:rFonts w:ascii="Times New Roman" w:eastAsia="Times New Roman" w:hAnsi="Times New Roman" w:cs="Times New Roman"/>
+                          <w:b/>
+                          <w:bCs/>
+                          <w:u w:val="single"/>
+                        </w:rPr>
+                        <w:t>}</w:t>
                       </w:r>
                     </w:p>
                     <w:p>
@@ -18829,15 +20924,36 @@
                           <w:b/>
                           <w:bCs/>
                         </w:rPr>
-                        <w:t>: __________________________</w:t>
+                        <w:t xml:space="preserve">: </w:t>
                       </w:r>
                       <w:r>
                         <w:rPr>
                           <w:rFonts w:ascii="Times New Roman" w:eastAsia="Times New Roman" w:hAnsi="Times New Roman" w:cs="Times New Roman"/>
                           <w:b/>
                           <w:bCs/>
+                          <w:u w:val="single"/>
                         </w:rPr>
-                        <w:t>______</w:t>
+                        <w:t>${</w:t>
+                      </w:r>
+                      <w:proofErr w:type="spellStart"/>
+                      <w:r>
+                        <w:rPr>
+                          <w:rFonts w:ascii="Times New Roman" w:eastAsia="Times New Roman" w:hAnsi="Times New Roman" w:cs="Times New Roman"/>
+                          <w:b/>
+                          <w:bCs/>
+                          <w:u w:val="single"/>
+                        </w:rPr>
+                        <w:t>validated_by_position</w:t>
+                      </w:r>
+                      <w:proofErr w:type="spellEnd"/>
+                      <w:r>
+                        <w:rPr>
+                          <w:rFonts w:ascii="Times New Roman" w:eastAsia="Times New Roman" w:hAnsi="Times New Roman" w:cs="Times New Roman"/>
+                          <w:b/>
+                          <w:bCs/>
+                          <w:u w:val="single"/>
+                        </w:rPr>
+                        <w:t>}</w:t>
                       </w:r>
                     </w:p>
                     <w:p>
@@ -18855,15 +20971,36 @@
                           <w:b/>
                           <w:bCs/>
                         </w:rPr>
-                        <w:t>Contact No.____________________________________</w:t>
+                        <w:t xml:space="preserve">Contact No. </w:t>
                       </w:r>
                       <w:r>
                         <w:rPr>
                           <w:rFonts w:ascii="Times New Roman" w:eastAsia="Times New Roman" w:hAnsi="Times New Roman" w:cs="Times New Roman"/>
                           <w:b/>
                           <w:bCs/>
+                          <w:u w:val="single"/>
                         </w:rPr>
-                        <w:t>____</w:t>
+                        <w:t>${</w:t>
+                      </w:r>
+                      <w:proofErr w:type="spellStart"/>
+                      <w:r>
+                        <w:rPr>
+                          <w:rFonts w:ascii="Times New Roman" w:eastAsia="Times New Roman" w:hAnsi="Times New Roman" w:cs="Times New Roman"/>
+                          <w:b/>
+                          <w:bCs/>
+                          <w:u w:val="single"/>
+                        </w:rPr>
+                        <w:t>validated_by_contact</w:t>
+                      </w:r>
+                      <w:proofErr w:type="spellEnd"/>
+                      <w:r>
+                        <w:rPr>
+                          <w:rFonts w:ascii="Times New Roman" w:eastAsia="Times New Roman" w:hAnsi="Times New Roman" w:cs="Times New Roman"/>
+                          <w:b/>
+                          <w:bCs/>
+                          <w:u w:val="single"/>
+                        </w:rPr>
+                        <w:t>}</w:t>
                       </w:r>
                     </w:p>
                     <w:p>
@@ -18873,6 +21010,7 @@
                           <w:rFonts w:ascii="Times New Roman" w:eastAsia="Times New Roman" w:hAnsi="Times New Roman" w:cs="Times New Roman"/>
                           <w:b/>
                           <w:bCs/>
+                          <w:u w:val="single"/>
                         </w:rPr>
                       </w:pPr>
                       <w:r>
@@ -18881,23 +21019,36 @@
                           <w:b/>
                           <w:bCs/>
                         </w:rPr>
-                        <w:t>Date: __________________________</w:t>
+                        <w:t xml:space="preserve">Date: </w:t>
                       </w:r>
                       <w:r>
                         <w:rPr>
                           <w:rFonts w:ascii="Times New Roman" w:eastAsia="Times New Roman" w:hAnsi="Times New Roman" w:cs="Times New Roman"/>
                           <w:b/>
                           <w:bCs/>
+                          <w:u w:val="single"/>
                         </w:rPr>
-                        <w:t>________________</w:t>
+                        <w:t>${</w:t>
                       </w:r>
+                      <w:proofErr w:type="spellStart"/>
                       <w:r>
                         <w:rPr>
                           <w:rFonts w:ascii="Times New Roman" w:eastAsia="Times New Roman" w:hAnsi="Times New Roman" w:cs="Times New Roman"/>
                           <w:b/>
                           <w:bCs/>
+                          <w:u w:val="single"/>
                         </w:rPr>
-                        <w:t>___</w:t>
+                        <w:t>validated_by_date</w:t>
+                      </w:r>
+                      <w:proofErr w:type="spellEnd"/>
+                      <w:r>
+                        <w:rPr>
+                          <w:rFonts w:ascii="Times New Roman" w:eastAsia="Times New Roman" w:hAnsi="Times New Roman" w:cs="Times New Roman"/>
+                          <w:b/>
+                          <w:bCs/>
+                          <w:u w:val="single"/>
+                        </w:rPr>
+                        <w:t>}</w:t>
                       </w:r>
                     </w:p>
                     <w:p/>
@@ -19028,7 +21179,29 @@
           <w:u w:val="single"/>
           <w:lang w:val="en-US"/>
         </w:rPr>
-        <w:t>${noted_by_name}</w:t>
+        <w:t>${</w:t>
+      </w:r>
+      <w:proofErr w:type="spellStart"/>
+      <w:r>
+        <w:rPr>
+          <w:rFonts w:ascii="Times New Roman" w:eastAsia="Times New Roman" w:hAnsi="Times New Roman" w:cs="Times New Roman"/>
+          <w:b/>
+          <w:bCs/>
+          <w:u w:val="single"/>
+          <w:lang w:val="en-US"/>
+        </w:rPr>
+        <w:t>noted_by_name</w:t>
+      </w:r>
+      <w:proofErr w:type="spellEnd"/>
+      <w:r>
+        <w:rPr>
+          <w:rFonts w:ascii="Times New Roman" w:eastAsia="Times New Roman" w:hAnsi="Times New Roman" w:cs="Times New Roman"/>
+          <w:b/>
+          <w:bCs/>
+          <w:u w:val="single"/>
+          <w:lang w:val="en-US"/>
+        </w:rPr>
+        <w:t>}</w:t>
       </w:r>
     </w:p>
     <w:p>
@@ -19044,7 +21217,23 @@
           <w:rFonts w:ascii="Times New Roman" w:eastAsia="Times New Roman" w:hAnsi="Times New Roman" w:cs="Times New Roman"/>
           <w:lang w:val="en-US"/>
         </w:rPr>
-        <w:t>${noted_by_position}</w:t>
+        <w:t>${</w:t>
+      </w:r>
+      <w:proofErr w:type="spellStart"/>
+      <w:r>
+        <w:rPr>
+          <w:rFonts w:ascii="Times New Roman" w:eastAsia="Times New Roman" w:hAnsi="Times New Roman" w:cs="Times New Roman"/>
+          <w:lang w:val="en-US"/>
+        </w:rPr>
+        <w:t>noted_by_position</w:t>
+      </w:r>
+      <w:proofErr w:type="spellEnd"/>
+      <w:r>
+        <w:rPr>
+          <w:rFonts w:ascii="Times New Roman" w:eastAsia="Times New Roman" w:hAnsi="Times New Roman" w:cs="Times New Roman"/>
+          <w:lang w:val="en-US"/>
+        </w:rPr>
+        <w:t>}</w:t>
       </w:r>
     </w:p>
     <w:p>
@@ -19086,16 +21275,7 @@
           <w:bCs/>
           <w:lang w:val="en-US"/>
         </w:rPr>
-        <w:t>Approved</w:t>
-      </w:r>
-      <w:r>
-        <w:rPr>
-          <w:rFonts w:ascii="Times New Roman" w:eastAsia="Times New Roman" w:hAnsi="Times New Roman" w:cs="Times New Roman"/>
-          <w:b/>
-          <w:bCs/>
-          <w:lang w:val="en-US"/>
-        </w:rPr>
-        <w:t xml:space="preserve"> By: </w:t>
+        <w:t>Approved By: </w:t>
       </w:r>
     </w:p>
     <w:p>
@@ -19124,7 +21304,29 @@
           <w:u w:val="single"/>
           <w:lang w:val="en-US"/>
         </w:rPr>
-        <w:t>${approved_by_name}</w:t>
+        <w:t>${</w:t>
+      </w:r>
+      <w:proofErr w:type="spellStart"/>
+      <w:r>
+        <w:rPr>
+          <w:rFonts w:ascii="Times New Roman" w:eastAsia="Times New Roman" w:hAnsi="Times New Roman" w:cs="Times New Roman"/>
+          <w:b/>
+          <w:bCs/>
+          <w:u w:val="single"/>
+          <w:lang w:val="en-US"/>
+        </w:rPr>
+        <w:t>approved_by_name</w:t>
+      </w:r>
+      <w:proofErr w:type="spellEnd"/>
+      <w:r>
+        <w:rPr>
+          <w:rFonts w:ascii="Times New Roman" w:eastAsia="Times New Roman" w:hAnsi="Times New Roman" w:cs="Times New Roman"/>
+          <w:b/>
+          <w:bCs/>
+          <w:u w:val="single"/>
+          <w:lang w:val="en-US"/>
+        </w:rPr>
+        <w:t>}</w:t>
       </w:r>
     </w:p>
     <w:p>
@@ -22532,6 +24734,7 @@
   <w:style w:type="character" w:default="1" w:styleId="DefaultParagraphFont">
     <w:name w:val="Default Paragraph Font"/>
     <w:uiPriority w:val="1"/>
+    <w:semiHidden/>
     <w:unhideWhenUsed/>
   </w:style>
   <w:style w:type="table" w:default="1" w:styleId="TableNormal">
@@ -23285,16 +25488,6 @@
 </file>
 
 <file path=customXml/item1.xml><?xml version="1.0" encoding="utf-8"?>
-<p:properties xmlns:p="http://schemas.microsoft.com/office/2006/metadata/properties" xmlns:xsi="http://www.w3.org/2001/XMLSchema-instance" xmlns:pc="http://schemas.microsoft.com/office/infopath/2007/PartnerControls">
-  <documentManagement>
-    <lcf76f155ced4ddcb4097134ff3c332f xmlns="3eb70eef-0276-44fc-bfbe-a8ec26fe024c">
-      <Terms xmlns="http://schemas.microsoft.com/office/infopath/2007/PartnerControls"/>
-    </lcf76f155ced4ddcb4097134ff3c332f>
-  </documentManagement>
-</p:properties>
-</file>
-
-<file path=customXml/item2.xml><?xml version="1.0" encoding="utf-8"?>
 <?mso-contentType ?>
 <FormTemplates xmlns="http://schemas.microsoft.com/sharepoint/v3/contenttype/forms">
   <Display>DocumentLibraryForm</Display>
@@ -23303,7 +25496,7 @@
 </FormTemplates>
 </file>
 
-<file path=customXml/item3.xml><?xml version="1.0" encoding="utf-8"?>
+<file path=customXml/item2.xml><?xml version="1.0" encoding="utf-8"?>
 <ct:contentTypeSchema xmlns:ct="http://schemas.microsoft.com/office/2006/metadata/contentType" xmlns:ma="http://schemas.microsoft.com/office/2006/metadata/properties/metaAttributes" ct:_="" ma:_="" ma:contentTypeName="Document" ma:contentTypeID="0x010100284C20252FB83D4990DDE337F2298EA8" ma:contentTypeVersion="11" ma:contentTypeDescription="Create a new document." ma:contentTypeScope="" ma:versionID="2a58c6aa86b2961e42ead1e4bd750d82">
   <xsd:schema xmlns:xsd="http://www.w3.org/2001/XMLSchema" xmlns:xs="http://www.w3.org/2001/XMLSchema" xmlns:p="http://schemas.microsoft.com/office/2006/metadata/properties" xmlns:ns2="3eb70eef-0276-44fc-bfbe-a8ec26fe024c" targetNamespace="http://schemas.microsoft.com/office/2006/metadata/properties" ma:root="true" ma:fieldsID="e6d7b9b50d1fae1123554066672d30be" ns2:_="">
     <xsd:import namespace="3eb70eef-0276-44fc-bfbe-a8ec26fe024c"/>
@@ -23487,21 +25680,21 @@
 </ct:contentTypeSchema>
 </file>
 
-<file path=customXml/item4.xml><?xml version="1.0" encoding="utf-8"?>
+<file path=customXml/item3.xml><?xml version="1.0" encoding="utf-8"?>
 <b:Sources xmlns:b="http://schemas.openxmlformats.org/officeDocument/2006/bibliography" xmlns="http://schemas.openxmlformats.org/officeDocument/2006/bibliography" SelectedStyle="\APASixthEditionOfficeOnline.xsl" StyleName="APA" Version="6"/>
 </file>
 
-<file path=customXml/itemProps1.xml><?xml version="1.0" encoding="utf-8"?>
-<ds:datastoreItem xmlns:ds="http://schemas.openxmlformats.org/officeDocument/2006/customXml" ds:itemID="{D5D89C5C-DE68-4023-9FE3-DF5B9198EF80}">
-  <ds:schemaRefs>
-    <ds:schemaRef ds:uri="http://schemas.microsoft.com/office/2006/metadata/properties"/>
-    <ds:schemaRef ds:uri="http://schemas.microsoft.com/office/infopath/2007/PartnerControls"/>
-    <ds:schemaRef ds:uri="3eb70eef-0276-44fc-bfbe-a8ec26fe024c"/>
-  </ds:schemaRefs>
-</ds:datastoreItem>
+<file path=customXml/item4.xml><?xml version="1.0" encoding="utf-8"?>
+<p:properties xmlns:p="http://schemas.microsoft.com/office/2006/metadata/properties" xmlns:xsi="http://www.w3.org/2001/XMLSchema-instance" xmlns:pc="http://schemas.microsoft.com/office/infopath/2007/PartnerControls">
+  <documentManagement>
+    <lcf76f155ced4ddcb4097134ff3c332f xmlns="3eb70eef-0276-44fc-bfbe-a8ec26fe024c">
+      <Terms xmlns="http://schemas.microsoft.com/office/infopath/2007/PartnerControls"/>
+    </lcf76f155ced4ddcb4097134ff3c332f>
+  </documentManagement>
+</p:properties>
 </file>
 
-<file path=customXml/itemProps2.xml><?xml version="1.0" encoding="utf-8"?>
+<file path=customXml/itemProps1.xml><?xml version="1.0" encoding="utf-8"?>
 <ds:datastoreItem xmlns:ds="http://schemas.openxmlformats.org/officeDocument/2006/customXml" ds:itemID="{F80D7DBB-ABB0-4C15-882D-D70E50BCB65E}">
   <ds:schemaRefs>
     <ds:schemaRef ds:uri="http://schemas.microsoft.com/sharepoint/v3/contenttype/forms"/>
@@ -23509,7 +25702,7 @@
 </ds:datastoreItem>
 </file>
 
-<file path=customXml/itemProps3.xml><?xml version="1.0" encoding="utf-8"?>
+<file path=customXml/itemProps2.xml><?xml version="1.0" encoding="utf-8"?>
 <ds:datastoreItem xmlns:ds="http://schemas.openxmlformats.org/officeDocument/2006/customXml" ds:itemID="{012A1452-DA44-4B01-8419-D52252C09279}">
   <ds:schemaRefs>
     <ds:schemaRef ds:uri="http://schemas.microsoft.com/office/2006/metadata/contentType"/>
@@ -23527,10 +25720,20 @@
 </ds:datastoreItem>
 </file>
 
-<file path=customXml/itemProps4.xml><?xml version="1.0" encoding="utf-8"?>
+<file path=customXml/itemProps3.xml><?xml version="1.0" encoding="utf-8"?>
 <ds:datastoreItem xmlns:ds="http://schemas.openxmlformats.org/officeDocument/2006/customXml" ds:itemID="{C2B5D5DA-574B-4D1E-84BF-FFA7B7263156}">
   <ds:schemaRefs>
     <ds:schemaRef ds:uri="http://schemas.openxmlformats.org/officeDocument/2006/bibliography"/>
   </ds:schemaRefs>
 </ds:datastoreItem>
+</file>
+
+<file path=customXml/itemProps4.xml><?xml version="1.0" encoding="utf-8"?>
+<ds:datastoreItem xmlns:ds="http://schemas.openxmlformats.org/officeDocument/2006/customXml" ds:itemID="{D5D89C5C-DE68-4023-9FE3-DF5B9198EF80}">
+  <ds:schemaRefs>
+    <ds:schemaRef ds:uri="http://schemas.microsoft.com/office/2006/metadata/properties"/>
+    <ds:schemaRef ds:uri="http://schemas.microsoft.com/office/infopath/2007/PartnerControls"/>
+    <ds:schemaRef ds:uri="3eb70eef-0276-44fc-bfbe-a8ec26fe024c"/>
+  </ds:schemaRefs>
+</ds:datastoreItem>
 </file>